--- a/Manual del Competidor.docx
+++ b/Manual del Competidor.docx
@@ -8,7 +8,19 @@
         <w:jc w:val="center"/>
         <w:outlineLvl w:val="0"/>
         <w:rPr>
-          <w:rFonts w:eastAsia="Times New Roman" w:cstheme="minorHAnsi"/>
+          <w:rFonts w:ascii="Arial" w:eastAsia="Times New Roman" w:hAnsi="Arial" w:cs="Arial"/>
+          <w:b/>
+          <w:bCs/>
+          <w:color w:val="808080" w:themeColor="background1" w:themeShade="80"/>
+          <w:kern w:val="36"/>
+          <w:sz w:val="48"/>
+          <w:szCs w:val="48"/>
+          <w:lang w:eastAsia="es-BO"/>
+        </w:rPr>
+      </w:pPr>
+      <w:r>
+        <w:rPr>
+          <w:rFonts w:ascii="Arial" w:eastAsia="Times New Roman" w:hAnsi="Arial" w:cs="Arial"/>
           <w:b/>
           <w:bCs/>
           <w:kern w:val="36"/>
@@ -16,10 +28,11 @@
           <w:szCs w:val="48"/>
           <w:lang w:eastAsia="es-BO"/>
         </w:rPr>
-      </w:pPr>
-      <w:r>
-        <w:rPr>
-          <w:rFonts w:eastAsia="Times New Roman" w:cstheme="minorHAnsi"/>
+        <w:t>Manual del Competidor</w:t>
+      </w:r>
+      <w:r>
+        <w:rPr>
+          <w:rFonts w:ascii="Arial" w:eastAsia="Times New Roman" w:hAnsi="Arial" w:cs="Arial"/>
           <w:b/>
           <w:bCs/>
           <w:kern w:val="36"/>
@@ -27,25 +40,14 @@
           <w:szCs w:val="48"/>
           <w:lang w:eastAsia="es-BO"/>
         </w:rPr>
-        <w:t>Manual del Competidor</w:t>
-      </w:r>
-      <w:r>
-        <w:rPr>
-          <w:rFonts w:eastAsia="Times New Roman" w:cstheme="minorHAnsi"/>
+        <w:br/>
+      </w:r>
+      <w:r>
+        <w:rPr>
+          <w:rFonts w:ascii="Arial" w:eastAsia="Times New Roman" w:hAnsi="Arial" w:cs="Arial"/>
           <w:b/>
           <w:bCs/>
-          <w:kern w:val="36"/>
-          <w:sz w:val="48"/>
-          <w:szCs w:val="48"/>
-          <w:lang w:eastAsia="es-BO"/>
-        </w:rPr>
-        <w:br/>
-      </w:r>
-      <w:r>
-        <w:rPr>
-          <w:rFonts w:eastAsia="Times New Roman" w:cstheme="minorHAnsi"/>
-          <w:b/>
-          <w:bCs/>
+          <w:color w:val="808080" w:themeColor="background1" w:themeShade="80"/>
           <w:kern w:val="36"/>
           <w:sz w:val="48"/>
           <w:szCs w:val="48"/>
@@ -64,23 +66,23 @@
         <w:spacing w:before="100" w:beforeAutospacing="1" w:after="100" w:afterAutospacing="1" w:line="240" w:lineRule="auto"/>
         <w:outlineLvl w:val="0"/>
         <w:rPr>
-          <w:rFonts w:eastAsia="Times New Roman" w:cstheme="minorHAnsi"/>
+          <w:rFonts w:ascii="Arial" w:eastAsia="Times New Roman" w:hAnsi="Arial" w:cs="Arial"/>
           <w:b/>
           <w:bCs/>
           <w:kern w:val="36"/>
-          <w:sz w:val="48"/>
-          <w:szCs w:val="48"/>
-          <w:lang w:eastAsia="es-BO"/>
-        </w:rPr>
-      </w:pPr>
-      <w:r>
-        <w:rPr>
-          <w:rFonts w:eastAsia="Times New Roman" w:cstheme="minorHAnsi"/>
+          <w:sz w:val="40"/>
+          <w:szCs w:val="40"/>
+          <w:lang w:eastAsia="es-BO"/>
+        </w:rPr>
+      </w:pPr>
+      <w:r>
+        <w:rPr>
+          <w:rFonts w:ascii="Arial" w:eastAsia="Times New Roman" w:hAnsi="Arial" w:cs="Arial"/>
           <w:b/>
           <w:bCs/>
           <w:kern w:val="36"/>
-          <w:sz w:val="48"/>
-          <w:szCs w:val="48"/>
+          <w:sz w:val="40"/>
+          <w:szCs w:val="40"/>
           <w:lang w:eastAsia="es-BO"/>
         </w:rPr>
         <w:t>Introducción</w:t>
@@ -88,39 +90,42 @@
     </w:p>
     <w:p>
       <w:pPr>
+        <w:tabs>
+          <w:tab w:val="right" w:pos="8838"/>
+        </w:tabs>
         <w:spacing w:before="100" w:beforeAutospacing="1" w:after="100" w:afterAutospacing="1" w:line="240" w:lineRule="auto"/>
         <w:rPr>
-          <w:rFonts w:eastAsia="Times New Roman" w:cstheme="minorHAnsi"/>
-          <w:sz w:val="24"/>
-          <w:szCs w:val="24"/>
-          <w:lang w:eastAsia="es-BO"/>
-        </w:rPr>
-      </w:pPr>
-      <w:r>
-        <w:rPr>
-          <w:rFonts w:eastAsia="Times New Roman" w:cstheme="minorHAnsi"/>
-          <w:sz w:val="24"/>
-          <w:szCs w:val="24"/>
-          <w:lang w:eastAsia="es-BO"/>
-        </w:rPr>
-        <w:t>UPC-JUDGE es la plataforma oficial utilizada por la Universidad Tecnológica Privada de Santa Cruz (UTEPSA) para la gestión, administración y evaluación automática de problemas de programación competitiva.</w:t>
+          <w:rFonts w:ascii="Arial" w:eastAsia="Times New Roman" w:hAnsi="Arial" w:cs="Arial"/>
+          <w:sz w:val="20"/>
+          <w:szCs w:val="20"/>
+          <w:lang w:eastAsia="es-BO"/>
+        </w:rPr>
+      </w:pPr>
+      <w:r>
+        <w:rPr>
+          <w:rFonts w:ascii="Arial" w:eastAsia="Times New Roman" w:hAnsi="Arial" w:cs="Arial"/>
+          <w:sz w:val="20"/>
+          <w:szCs w:val="20"/>
+          <w:lang w:eastAsia="es-BO"/>
+        </w:rPr>
+        <w:t>UPC-JUDGE es la plataforma para la gestión, administración y evaluación automática de problemas de programación competitiva.</w:t>
       </w:r>
     </w:p>
     <w:p>
       <w:pPr>
         <w:spacing w:before="100" w:beforeAutospacing="1" w:after="100" w:afterAutospacing="1" w:line="240" w:lineRule="auto"/>
         <w:rPr>
-          <w:rFonts w:eastAsia="Times New Roman" w:cstheme="minorHAnsi"/>
-          <w:sz w:val="24"/>
-          <w:szCs w:val="24"/>
-          <w:lang w:eastAsia="es-BO"/>
-        </w:rPr>
-      </w:pPr>
-      <w:r>
-        <w:rPr>
-          <w:rFonts w:eastAsia="Times New Roman" w:cstheme="minorHAnsi"/>
-          <w:sz w:val="24"/>
-          <w:szCs w:val="24"/>
+          <w:rFonts w:ascii="Arial" w:eastAsia="Times New Roman" w:hAnsi="Arial" w:cs="Arial"/>
+          <w:sz w:val="20"/>
+          <w:szCs w:val="20"/>
+          <w:lang w:eastAsia="es-BO"/>
+        </w:rPr>
+      </w:pPr>
+      <w:r>
+        <w:rPr>
+          <w:rFonts w:ascii="Arial" w:eastAsia="Times New Roman" w:hAnsi="Arial" w:cs="Arial"/>
+          <w:sz w:val="20"/>
+          <w:szCs w:val="20"/>
           <w:lang w:eastAsia="es-BO"/>
         </w:rPr>
         <w:t>A través de esta plataforma los equipos podrán:</w:t>
@@ -134,17 +139,17 @@
         </w:numPr>
         <w:spacing w:before="100" w:beforeAutospacing="1" w:after="100" w:afterAutospacing="1" w:line="240" w:lineRule="auto"/>
         <w:rPr>
-          <w:rFonts w:eastAsia="Times New Roman" w:cstheme="minorHAnsi"/>
-          <w:sz w:val="24"/>
-          <w:szCs w:val="24"/>
-          <w:lang w:eastAsia="es-BO"/>
-        </w:rPr>
-      </w:pPr>
-      <w:r>
-        <w:rPr>
-          <w:rFonts w:eastAsia="Times New Roman" w:cstheme="minorHAnsi"/>
-          <w:sz w:val="24"/>
-          <w:szCs w:val="24"/>
+          <w:rFonts w:ascii="Arial" w:eastAsia="Times New Roman" w:hAnsi="Arial" w:cs="Arial"/>
+          <w:sz w:val="20"/>
+          <w:szCs w:val="20"/>
+          <w:lang w:eastAsia="es-BO"/>
+        </w:rPr>
+      </w:pPr>
+      <w:r>
+        <w:rPr>
+          <w:rFonts w:ascii="Arial" w:eastAsia="Times New Roman" w:hAnsi="Arial" w:cs="Arial"/>
+          <w:sz w:val="20"/>
+          <w:szCs w:val="20"/>
           <w:lang w:eastAsia="es-BO"/>
         </w:rPr>
         <w:t>Consultar los problemas de la competencia.</w:t>
@@ -158,17 +163,17 @@
         </w:numPr>
         <w:spacing w:before="100" w:beforeAutospacing="1" w:after="100" w:afterAutospacing="1" w:line="240" w:lineRule="auto"/>
         <w:rPr>
-          <w:rFonts w:eastAsia="Times New Roman" w:cstheme="minorHAnsi"/>
-          <w:sz w:val="24"/>
-          <w:szCs w:val="24"/>
-          <w:lang w:eastAsia="es-BO"/>
-        </w:rPr>
-      </w:pPr>
-      <w:r>
-        <w:rPr>
-          <w:rFonts w:eastAsia="Times New Roman" w:cstheme="minorHAnsi"/>
-          <w:sz w:val="24"/>
-          <w:szCs w:val="24"/>
+          <w:rFonts w:ascii="Arial" w:eastAsia="Times New Roman" w:hAnsi="Arial" w:cs="Arial"/>
+          <w:sz w:val="20"/>
+          <w:szCs w:val="20"/>
+          <w:lang w:eastAsia="es-BO"/>
+        </w:rPr>
+      </w:pPr>
+      <w:r>
+        <w:rPr>
+          <w:rFonts w:ascii="Arial" w:eastAsia="Times New Roman" w:hAnsi="Arial" w:cs="Arial"/>
+          <w:sz w:val="20"/>
+          <w:szCs w:val="20"/>
           <w:lang w:eastAsia="es-BO"/>
         </w:rPr>
         <w:t>Descargar los enunciados.</w:t>
@@ -182,17 +187,17 @@
         </w:numPr>
         <w:spacing w:before="100" w:beforeAutospacing="1" w:after="100" w:afterAutospacing="1" w:line="240" w:lineRule="auto"/>
         <w:rPr>
-          <w:rFonts w:eastAsia="Times New Roman" w:cstheme="minorHAnsi"/>
-          <w:sz w:val="24"/>
-          <w:szCs w:val="24"/>
-          <w:lang w:eastAsia="es-BO"/>
-        </w:rPr>
-      </w:pPr>
-      <w:r>
-        <w:rPr>
-          <w:rFonts w:eastAsia="Times New Roman" w:cstheme="minorHAnsi"/>
-          <w:sz w:val="24"/>
-          <w:szCs w:val="24"/>
+          <w:rFonts w:ascii="Arial" w:eastAsia="Times New Roman" w:hAnsi="Arial" w:cs="Arial"/>
+          <w:sz w:val="20"/>
+          <w:szCs w:val="20"/>
+          <w:lang w:eastAsia="es-BO"/>
+        </w:rPr>
+      </w:pPr>
+      <w:r>
+        <w:rPr>
+          <w:rFonts w:ascii="Arial" w:eastAsia="Times New Roman" w:hAnsi="Arial" w:cs="Arial"/>
+          <w:sz w:val="20"/>
+          <w:szCs w:val="20"/>
           <w:lang w:eastAsia="es-BO"/>
         </w:rPr>
         <w:t>Enviar soluciones.</w:t>
@@ -206,17 +211,17 @@
         </w:numPr>
         <w:spacing w:before="100" w:beforeAutospacing="1" w:after="100" w:afterAutospacing="1" w:line="240" w:lineRule="auto"/>
         <w:rPr>
-          <w:rFonts w:eastAsia="Times New Roman" w:cstheme="minorHAnsi"/>
-          <w:sz w:val="24"/>
-          <w:szCs w:val="24"/>
-          <w:lang w:eastAsia="es-BO"/>
-        </w:rPr>
-      </w:pPr>
-      <w:r>
-        <w:rPr>
-          <w:rFonts w:eastAsia="Times New Roman" w:cstheme="minorHAnsi"/>
-          <w:sz w:val="24"/>
-          <w:szCs w:val="24"/>
+          <w:rFonts w:ascii="Arial" w:eastAsia="Times New Roman" w:hAnsi="Arial" w:cs="Arial"/>
+          <w:sz w:val="20"/>
+          <w:szCs w:val="20"/>
+          <w:lang w:eastAsia="es-BO"/>
+        </w:rPr>
+      </w:pPr>
+      <w:r>
+        <w:rPr>
+          <w:rFonts w:ascii="Arial" w:eastAsia="Times New Roman" w:hAnsi="Arial" w:cs="Arial"/>
+          <w:sz w:val="20"/>
+          <w:szCs w:val="20"/>
           <w:lang w:eastAsia="es-BO"/>
         </w:rPr>
         <w:t>Revisar resultados de evaluación.</w:t>
@@ -230,17 +235,17 @@
         </w:numPr>
         <w:spacing w:before="100" w:beforeAutospacing="1" w:after="100" w:afterAutospacing="1" w:line="240" w:lineRule="auto"/>
         <w:rPr>
-          <w:rFonts w:eastAsia="Times New Roman" w:cstheme="minorHAnsi"/>
-          <w:sz w:val="24"/>
-          <w:szCs w:val="24"/>
-          <w:lang w:eastAsia="es-BO"/>
-        </w:rPr>
-      </w:pPr>
-      <w:r>
-        <w:rPr>
-          <w:rFonts w:eastAsia="Times New Roman" w:cstheme="minorHAnsi"/>
-          <w:sz w:val="24"/>
-          <w:szCs w:val="24"/>
+          <w:rFonts w:ascii="Arial" w:eastAsia="Times New Roman" w:hAnsi="Arial" w:cs="Arial"/>
+          <w:sz w:val="20"/>
+          <w:szCs w:val="20"/>
+          <w:lang w:eastAsia="es-BO"/>
+        </w:rPr>
+      </w:pPr>
+      <w:r>
+        <w:rPr>
+          <w:rFonts w:ascii="Arial" w:eastAsia="Times New Roman" w:hAnsi="Arial" w:cs="Arial"/>
+          <w:sz w:val="20"/>
+          <w:szCs w:val="20"/>
           <w:lang w:eastAsia="es-BO"/>
         </w:rPr>
         <w:t>Consultar la tabla de posiciones.</w:t>
@@ -254,17 +259,17 @@
         </w:numPr>
         <w:spacing w:before="100" w:beforeAutospacing="1" w:after="100" w:afterAutospacing="1" w:line="240" w:lineRule="auto"/>
         <w:rPr>
-          <w:rFonts w:eastAsia="Times New Roman" w:cstheme="minorHAnsi"/>
-          <w:sz w:val="24"/>
-          <w:szCs w:val="24"/>
-          <w:lang w:eastAsia="es-BO"/>
-        </w:rPr>
-      </w:pPr>
-      <w:r>
-        <w:rPr>
-          <w:rFonts w:eastAsia="Times New Roman" w:cstheme="minorHAnsi"/>
-          <w:sz w:val="24"/>
-          <w:szCs w:val="24"/>
+          <w:rFonts w:ascii="Arial" w:eastAsia="Times New Roman" w:hAnsi="Arial" w:cs="Arial"/>
+          <w:sz w:val="20"/>
+          <w:szCs w:val="20"/>
+          <w:lang w:eastAsia="es-BO"/>
+        </w:rPr>
+      </w:pPr>
+      <w:r>
+        <w:rPr>
+          <w:rFonts w:ascii="Arial" w:eastAsia="Times New Roman" w:hAnsi="Arial" w:cs="Arial"/>
+          <w:sz w:val="20"/>
+          <w:szCs w:val="20"/>
           <w:lang w:eastAsia="es-BO"/>
         </w:rPr>
         <w:t>Solicitar aclaraciones al jurado.</w:t>
@@ -280,33 +285,53 @@
         <w:spacing w:before="100" w:beforeAutospacing="1" w:after="100" w:afterAutospacing="1" w:line="240" w:lineRule="auto"/>
         <w:outlineLvl w:val="0"/>
         <w:rPr>
-          <w:rFonts w:eastAsia="Times New Roman" w:cstheme="minorHAnsi"/>
+          <w:rFonts w:ascii="Arial" w:eastAsia="Times New Roman" w:hAnsi="Arial" w:cs="Arial"/>
           <w:b/>
           <w:bCs/>
           <w:kern w:val="36"/>
-          <w:sz w:val="48"/>
-          <w:szCs w:val="48"/>
-          <w:lang w:eastAsia="es-BO"/>
-        </w:rPr>
-      </w:pPr>
-      <w:r>
-        <w:rPr>
-          <w:rFonts w:eastAsia="Times New Roman" w:cstheme="minorHAnsi"/>
+          <w:sz w:val="40"/>
+          <w:szCs w:val="40"/>
+          <w:lang w:eastAsia="es-BO"/>
+        </w:rPr>
+      </w:pPr>
+      <w:r>
+        <w:rPr>
+          <w:rFonts w:ascii="Arial" w:eastAsia="Times New Roman" w:hAnsi="Arial" w:cs="Arial"/>
           <w:b/>
           <w:bCs/>
           <w:kern w:val="36"/>
-          <w:sz w:val="48"/>
-          <w:szCs w:val="48"/>
-          <w:lang w:eastAsia="es-BO"/>
-        </w:rPr>
-        <w:t>Pantalla Principal</w:t>
+          <w:sz w:val="40"/>
+          <w:szCs w:val="40"/>
+          <w:lang w:eastAsia="es-BO"/>
+        </w:rPr>
+        <w:t>Menú Home</w:t>
       </w:r>
     </w:p>
     <w:p>
       <w:pPr>
         <w:spacing w:before="100" w:beforeAutospacing="1" w:after="100" w:afterAutospacing="1" w:line="240" w:lineRule="auto"/>
         <w:rPr>
-          <w:rFonts w:eastAsia="Times New Roman" w:cstheme="minorHAnsi"/>
+          <w:rFonts w:ascii="Arial" w:eastAsia="Times New Roman" w:hAnsi="Arial" w:cs="Arial"/>
+          <w:sz w:val="20"/>
+          <w:szCs w:val="20"/>
+          <w:lang w:eastAsia="es-BO"/>
+        </w:rPr>
+      </w:pPr>
+      <w:r>
+        <w:rPr>
+          <w:rFonts w:ascii="Arial" w:eastAsia="Times New Roman" w:hAnsi="Arial" w:cs="Arial"/>
+          <w:sz w:val="20"/>
+          <w:szCs w:val="20"/>
+          <w:lang w:eastAsia="es-BO"/>
+        </w:rPr>
+        <w:t>Al ingresar a UPC-JUDGE se mostrará la lista de problemas disponibles para la competencia.</w:t>
+      </w:r>
+    </w:p>
+    <w:p>
+      <w:pPr>
+        <w:spacing w:before="100" w:beforeAutospacing="1" w:after="100" w:afterAutospacing="1" w:line="240" w:lineRule="auto"/>
+        <w:rPr>
+          <w:rFonts w:ascii="Arial" w:eastAsia="Times New Roman" w:hAnsi="Arial" w:cs="Arial"/>
           <w:sz w:val="24"/>
           <w:szCs w:val="24"/>
           <w:lang w:eastAsia="es-BO"/>
@@ -314,255 +339,356 @@
       </w:pPr>
       <w:r>
         <w:rPr>
-          <w:rFonts w:eastAsia="Times New Roman" w:cstheme="minorHAnsi"/>
+          <w:rFonts w:ascii="Arial" w:eastAsia="Times New Roman" w:hAnsi="Arial" w:cs="Arial"/>
+          <w:noProof/>
           <w:sz w:val="24"/>
           <w:szCs w:val="24"/>
           <w:lang w:eastAsia="es-BO"/>
         </w:rPr>
-        <w:t>Al ingresar a UPC-JUDGE se mostrará la lista de problemas disponibles para la competencia.</w:t>
-      </w:r>
-    </w:p>
-    <w:p>
-      <w:pPr>
-        <w:spacing w:before="100" w:beforeAutospacing="1" w:after="100" w:afterAutospacing="1" w:line="240" w:lineRule="auto"/>
-        <w:rPr>
-          <w:rFonts w:eastAsia="Times New Roman" w:cstheme="minorHAnsi"/>
-          <w:sz w:val="24"/>
-          <w:szCs w:val="24"/>
-          <w:lang w:eastAsia="es-BO"/>
-        </w:rPr>
-      </w:pPr>
-      <w:r>
-        <w:rPr>
-          <w:rFonts w:eastAsia="Times New Roman" w:cstheme="minorHAnsi"/>
-          <w:sz w:val="24"/>
-          <w:szCs w:val="24"/>
-          <w:lang w:eastAsia="es-BO"/>
-        </w:rPr>
-        <w:t>Cada problema contiene:</w:t>
-      </w:r>
-    </w:p>
-    <w:p>
-      <w:pPr>
+        <w:drawing>
+          <wp:inline distT="0" distB="0" distL="0" distR="0" wp14:anchorId="31FB922F" wp14:editId="2F5E7319">
+            <wp:extent cx="5607050" cy="2409245"/>
+            <wp:effectExtent l="0" t="0" r="0" b="0"/>
+            <wp:docPr id="5" name="Imagen 5"/>
+            <wp:cNvGraphicFramePr>
+              <a:graphicFrameLocks xmlns:a="http://schemas.openxmlformats.org/drawingml/2006/main" noChangeAspect="1"/>
+            </wp:cNvGraphicFramePr>
+            <a:graphic xmlns:a="http://schemas.openxmlformats.org/drawingml/2006/main">
+              <a:graphicData uri="http://schemas.openxmlformats.org/drawingml/2006/picture">
+                <pic:pic xmlns:pic="http://schemas.openxmlformats.org/drawingml/2006/picture">
+                  <pic:nvPicPr>
+                    <pic:cNvPr id="0" name="Picture 5"/>
+                    <pic:cNvPicPr>
+                      <a:picLocks noChangeAspect="1" noChangeArrowheads="1"/>
+                    </pic:cNvPicPr>
+                  </pic:nvPicPr>
+                  <pic:blipFill rotWithShape="1">
+                    <a:blip r:embed="rId7" cstate="print">
+                      <a:extLst>
+                        <a:ext uri="{28A0092B-C50C-407E-A947-70E740481C1C}">
+                          <a14:useLocalDpi xmlns:a14="http://schemas.microsoft.com/office/drawing/2010/main" val="0"/>
+                        </a:ext>
+                      </a:extLst>
+                    </a:blip>
+                    <a:srcRect b="7529"/>
+                    <a:stretch/>
+                  </pic:blipFill>
+                  <pic:spPr bwMode="auto">
+                    <a:xfrm>
+                      <a:off x="0" y="0"/>
+                      <a:ext cx="5607050" cy="2409245"/>
+                    </a:xfrm>
+                    <a:prstGeom prst="rect">
+                      <a:avLst/>
+                    </a:prstGeom>
+                    <a:noFill/>
+                    <a:ln>
+                      <a:noFill/>
+                    </a:ln>
+                    <a:extLst>
+                      <a:ext uri="{53640926-AAD7-44D8-BBD7-CCE9431645EC}">
+                        <a14:shadowObscured xmlns:a14="http://schemas.microsoft.com/office/drawing/2010/main"/>
+                      </a:ext>
+                    </a:extLst>
+                  </pic:spPr>
+                </pic:pic>
+              </a:graphicData>
+            </a:graphic>
+          </wp:inline>
+        </w:drawing>
+      </w:r>
+    </w:p>
+    <w:p>
+      <w:pPr>
+        <w:pStyle w:val="Prrafodelista"/>
         <w:numPr>
-          <w:ilvl w:val="0"/>
-          <w:numId w:val="2"/>
+          <w:ilvl w:val="1"/>
+          <w:numId w:val="12"/>
         </w:numPr>
-        <w:spacing w:before="100" w:beforeAutospacing="1" w:after="100" w:afterAutospacing="1" w:line="240" w:lineRule="auto"/>
-        <w:rPr>
-          <w:rFonts w:eastAsia="Times New Roman" w:cstheme="minorHAnsi"/>
-          <w:sz w:val="24"/>
-          <w:szCs w:val="24"/>
-          <w:lang w:eastAsia="es-BO"/>
-        </w:rPr>
-      </w:pPr>
-      <w:r>
-        <w:rPr>
-          <w:rFonts w:eastAsia="Times New Roman" w:cstheme="minorHAnsi"/>
-          <w:sz w:val="24"/>
-          <w:szCs w:val="24"/>
-          <w:lang w:eastAsia="es-BO"/>
-        </w:rPr>
-        <w:t>Una letra identificadora (A, B, C, D, etc.).</w:t>
-      </w:r>
-    </w:p>
-    <w:p>
-      <w:pPr>
-        <w:numPr>
-          <w:ilvl w:val="0"/>
-          <w:numId w:val="2"/>
-        </w:numPr>
-        <w:spacing w:before="100" w:beforeAutospacing="1" w:after="100" w:afterAutospacing="1" w:line="240" w:lineRule="auto"/>
-        <w:rPr>
-          <w:rFonts w:eastAsia="Times New Roman" w:cstheme="minorHAnsi"/>
-          <w:sz w:val="24"/>
-          <w:szCs w:val="24"/>
-          <w:lang w:eastAsia="es-BO"/>
-        </w:rPr>
-      </w:pPr>
-      <w:r>
-        <w:rPr>
-          <w:rFonts w:eastAsia="Times New Roman" w:cstheme="minorHAnsi"/>
-          <w:sz w:val="24"/>
-          <w:szCs w:val="24"/>
-          <w:lang w:eastAsia="es-BO"/>
-        </w:rPr>
-        <w:t>El nombre del problema.</w:t>
-      </w:r>
-    </w:p>
-    <w:p>
-      <w:pPr>
-        <w:numPr>
-          <w:ilvl w:val="0"/>
-          <w:numId w:val="2"/>
-        </w:numPr>
-        <w:spacing w:before="100" w:beforeAutospacing="1" w:after="100" w:afterAutospacing="1" w:line="240" w:lineRule="auto"/>
-        <w:rPr>
-          <w:rFonts w:eastAsia="Times New Roman" w:cstheme="minorHAnsi"/>
-          <w:sz w:val="24"/>
-          <w:szCs w:val="24"/>
-          <w:lang w:eastAsia="es-BO"/>
-        </w:rPr>
-      </w:pPr>
-      <w:r>
-        <w:rPr>
-          <w:rFonts w:eastAsia="Times New Roman" w:cstheme="minorHAnsi"/>
-          <w:sz w:val="24"/>
-          <w:szCs w:val="24"/>
-          <w:lang w:eastAsia="es-BO"/>
-        </w:rPr>
-        <w:t xml:space="preserve">Botón </w:t>
-      </w:r>
-      <w:proofErr w:type="spellStart"/>
-      <w:r>
-        <w:rPr>
-          <w:rFonts w:eastAsia="Times New Roman" w:cstheme="minorHAnsi"/>
+        <w:spacing w:after="0" w:line="240" w:lineRule="auto"/>
+        <w:rPr>
+          <w:rFonts w:ascii="Arial" w:eastAsia="Times New Roman" w:hAnsi="Arial" w:cs="Arial"/>
+          <w:sz w:val="20"/>
+          <w:szCs w:val="20"/>
+          <w:lang w:eastAsia="es-BO"/>
+        </w:rPr>
+      </w:pPr>
+      <w:r>
+        <w:rPr>
+          <w:rFonts w:ascii="Arial" w:eastAsia="Times New Roman" w:hAnsi="Arial" w:cs="Arial"/>
           <w:b/>
           <w:bCs/>
-          <w:sz w:val="24"/>
-          <w:szCs w:val="24"/>
-          <w:lang w:eastAsia="es-BO"/>
-        </w:rPr>
-        <w:t>Statement</w:t>
-      </w:r>
-      <w:proofErr w:type="spellEnd"/>
-      <w:r>
-        <w:rPr>
-          <w:rFonts w:eastAsia="Times New Roman" w:cstheme="minorHAnsi"/>
-          <w:sz w:val="24"/>
-          <w:szCs w:val="24"/>
-          <w:lang w:eastAsia="es-BO"/>
-        </w:rPr>
-        <w:t xml:space="preserve"> para descargar el enunciado.</w:t>
-      </w:r>
-    </w:p>
-    <w:p>
-      <w:pPr>
+          <w:sz w:val="20"/>
+          <w:szCs w:val="20"/>
+          <w:lang w:eastAsia="es-BO"/>
+        </w:rPr>
+        <w:t>Navbar</w:t>
+      </w:r>
+      <w:r>
+        <w:rPr>
+          <w:rFonts w:ascii="Arial" w:eastAsia="Times New Roman" w:hAnsi="Arial" w:cs="Arial"/>
+          <w:sz w:val="20"/>
+          <w:szCs w:val="20"/>
+          <w:lang w:eastAsia="es-BO"/>
+        </w:rPr>
+        <w:t>:</w:t>
+      </w:r>
+    </w:p>
+    <w:p>
+      <w:pPr>
+        <w:pStyle w:val="Prrafodelista"/>
         <w:numPr>
-          <w:ilvl w:val="0"/>
-          <w:numId w:val="2"/>
+          <w:ilvl w:val="2"/>
+          <w:numId w:val="12"/>
         </w:numPr>
-        <w:spacing w:before="100" w:beforeAutospacing="1" w:after="100" w:afterAutospacing="1" w:line="240" w:lineRule="auto"/>
-        <w:rPr>
-          <w:rFonts w:eastAsia="Times New Roman" w:cstheme="minorHAnsi"/>
-          <w:sz w:val="24"/>
-          <w:szCs w:val="24"/>
-          <w:lang w:eastAsia="es-BO"/>
-        </w:rPr>
-      </w:pPr>
-      <w:r>
-        <w:rPr>
-          <w:rFonts w:eastAsia="Times New Roman" w:cstheme="minorHAnsi"/>
-          <w:sz w:val="24"/>
-          <w:szCs w:val="24"/>
-          <w:lang w:eastAsia="es-BO"/>
-        </w:rPr>
-        <w:t xml:space="preserve">Botón </w:t>
-      </w:r>
-      <w:proofErr w:type="spellStart"/>
-      <w:r>
-        <w:rPr>
-          <w:rFonts w:eastAsia="Times New Roman" w:cstheme="minorHAnsi"/>
+        <w:spacing w:after="0" w:line="240" w:lineRule="auto"/>
+        <w:rPr>
+          <w:rFonts w:ascii="Arial" w:eastAsia="Times New Roman" w:hAnsi="Arial" w:cs="Arial"/>
+          <w:sz w:val="20"/>
+          <w:szCs w:val="20"/>
+          <w:lang w:eastAsia="es-BO"/>
+        </w:rPr>
+      </w:pPr>
+      <w:r>
+        <w:rPr>
+          <w:rFonts w:ascii="Arial" w:eastAsia="Times New Roman" w:hAnsi="Arial" w:cs="Arial"/>
+          <w:sz w:val="20"/>
+          <w:szCs w:val="20"/>
+          <w:lang w:eastAsia="es-BO"/>
+        </w:rPr>
+        <w:t>Enable Notifications: activa las notificaciones del sistema.</w:t>
+      </w:r>
+    </w:p>
+    <w:p>
+      <w:pPr>
+        <w:pStyle w:val="Prrafodelista"/>
+        <w:numPr>
+          <w:ilvl w:val="2"/>
+          <w:numId w:val="12"/>
+        </w:numPr>
+        <w:spacing w:after="0" w:line="240" w:lineRule="auto"/>
+        <w:rPr>
+          <w:rFonts w:ascii="Arial" w:eastAsia="Times New Roman" w:hAnsi="Arial" w:cs="Arial"/>
+          <w:sz w:val="20"/>
+          <w:szCs w:val="20"/>
+          <w:lang w:eastAsia="es-BO"/>
+        </w:rPr>
+      </w:pPr>
+      <w:r>
+        <w:rPr>
+          <w:rFonts w:ascii="Arial" w:eastAsia="Times New Roman" w:hAnsi="Arial" w:cs="Arial"/>
+          <w:sz w:val="20"/>
+          <w:szCs w:val="20"/>
+          <w:lang w:eastAsia="es-BO"/>
+        </w:rPr>
+        <w:t>Submit: permite enviar soluciones al juez automático.</w:t>
+      </w:r>
+    </w:p>
+    <w:p>
+      <w:pPr>
+        <w:pStyle w:val="Prrafodelista"/>
+        <w:numPr>
+          <w:ilvl w:val="2"/>
+          <w:numId w:val="12"/>
+        </w:numPr>
+        <w:spacing w:after="0" w:line="240" w:lineRule="auto"/>
+        <w:rPr>
+          <w:rFonts w:ascii="Arial" w:eastAsia="Times New Roman" w:hAnsi="Arial" w:cs="Arial"/>
+          <w:sz w:val="20"/>
+          <w:szCs w:val="20"/>
+          <w:lang w:eastAsia="es-BO"/>
+        </w:rPr>
+      </w:pPr>
+      <w:r>
+        <w:rPr>
+          <w:rFonts w:ascii="Arial" w:eastAsia="Times New Roman" w:hAnsi="Arial" w:cs="Arial"/>
+          <w:sz w:val="20"/>
+          <w:szCs w:val="20"/>
+          <w:lang w:eastAsia="es-BO"/>
+        </w:rPr>
+        <w:t>Logout: cierra la sesión del participante.</w:t>
+      </w:r>
+    </w:p>
+    <w:p>
+      <w:pPr>
+        <w:pStyle w:val="Prrafodelista"/>
+        <w:numPr>
+          <w:ilvl w:val="2"/>
+          <w:numId w:val="12"/>
+        </w:numPr>
+        <w:spacing w:after="0" w:line="240" w:lineRule="auto"/>
+        <w:rPr>
+          <w:rFonts w:ascii="Arial" w:eastAsia="Times New Roman" w:hAnsi="Arial" w:cs="Arial"/>
+          <w:sz w:val="20"/>
+          <w:szCs w:val="20"/>
+          <w:lang w:eastAsia="es-BO"/>
+        </w:rPr>
+      </w:pPr>
+      <w:r>
+        <w:rPr>
+          <w:rFonts w:ascii="Arial" w:eastAsia="Times New Roman" w:hAnsi="Arial" w:cs="Arial"/>
+          <w:sz w:val="20"/>
+          <w:szCs w:val="20"/>
+          <w:lang w:eastAsia="es-BO"/>
+        </w:rPr>
+        <w:t>Temporizador: muestra el tiempo restante del concurso.</w:t>
+      </w:r>
+    </w:p>
+    <w:p>
+      <w:pPr>
+        <w:pStyle w:val="Prrafodelista"/>
+        <w:numPr>
+          <w:ilvl w:val="1"/>
+          <w:numId w:val="12"/>
+        </w:numPr>
+        <w:spacing w:after="0" w:line="240" w:lineRule="auto"/>
+        <w:rPr>
+          <w:rFonts w:ascii="Arial" w:eastAsia="Times New Roman" w:hAnsi="Arial" w:cs="Arial"/>
+          <w:sz w:val="20"/>
+          <w:szCs w:val="20"/>
+          <w:lang w:eastAsia="es-BO"/>
+        </w:rPr>
+      </w:pPr>
+      <w:r>
+        <w:rPr>
+          <w:rFonts w:ascii="Arial" w:eastAsia="Times New Roman" w:hAnsi="Arial" w:cs="Arial"/>
           <w:b/>
           <w:bCs/>
-          <w:sz w:val="24"/>
-          <w:szCs w:val="24"/>
-          <w:lang w:eastAsia="es-BO"/>
-        </w:rPr>
-        <w:t>Samples</w:t>
-      </w:r>
-      <w:proofErr w:type="spellEnd"/>
-      <w:r>
-        <w:rPr>
-          <w:rFonts w:eastAsia="Times New Roman" w:cstheme="minorHAnsi"/>
-          <w:sz w:val="24"/>
-          <w:szCs w:val="24"/>
-          <w:lang w:eastAsia="es-BO"/>
-        </w:rPr>
-        <w:t xml:space="preserve"> para visualizar ejemplos de entrada y salida.</w:t>
-      </w:r>
-    </w:p>
-    <w:p>
-      <w:pPr>
+          <w:sz w:val="20"/>
+          <w:szCs w:val="20"/>
+          <w:lang w:eastAsia="es-BO"/>
+        </w:rPr>
+        <w:t>Tabla Scoreboard (zona central superior):</w:t>
+      </w:r>
+      <w:r>
+        <w:rPr>
+          <w:rFonts w:ascii="Arial" w:eastAsia="Times New Roman" w:hAnsi="Arial" w:cs="Arial"/>
+          <w:sz w:val="20"/>
+          <w:szCs w:val="20"/>
+          <w:lang w:eastAsia="es-BO"/>
+        </w:rPr>
+        <w:t xml:space="preserve"> muestra la clasificación del equipo, su puntuación y el estado de resolución de los problemas identificados por letras (A-J).</w:t>
+      </w:r>
+    </w:p>
+    <w:p>
+      <w:pPr>
+        <w:pStyle w:val="Prrafodelista"/>
         <w:numPr>
-          <w:ilvl w:val="0"/>
-          <w:numId w:val="2"/>
+          <w:ilvl w:val="1"/>
+          <w:numId w:val="12"/>
         </w:numPr>
-        <w:spacing w:before="100" w:beforeAutospacing="1" w:after="100" w:afterAutospacing="1" w:line="240" w:lineRule="auto"/>
-        <w:rPr>
-          <w:rFonts w:eastAsia="Times New Roman" w:cstheme="minorHAnsi"/>
-          <w:sz w:val="24"/>
-          <w:szCs w:val="24"/>
-          <w:lang w:eastAsia="es-BO"/>
-        </w:rPr>
-      </w:pPr>
-      <w:r>
-        <w:rPr>
-          <w:rFonts w:eastAsia="Times New Roman" w:cstheme="minorHAnsi"/>
-          <w:sz w:val="24"/>
-          <w:szCs w:val="24"/>
-          <w:lang w:eastAsia="es-BO"/>
-        </w:rPr>
-        <w:t xml:space="preserve">Botón </w:t>
-      </w:r>
-      <w:proofErr w:type="spellStart"/>
-      <w:r>
-        <w:rPr>
-          <w:rFonts w:eastAsia="Times New Roman" w:cstheme="minorHAnsi"/>
+        <w:spacing w:after="0" w:line="240" w:lineRule="auto"/>
+        <w:rPr>
+          <w:rFonts w:ascii="Arial" w:eastAsia="Times New Roman" w:hAnsi="Arial" w:cs="Arial"/>
+          <w:sz w:val="20"/>
+          <w:szCs w:val="20"/>
+          <w:lang w:eastAsia="es-BO"/>
+        </w:rPr>
+      </w:pPr>
+      <w:r>
+        <w:rPr>
+          <w:rFonts w:ascii="Arial" w:eastAsia="Times New Roman" w:hAnsi="Arial" w:cs="Arial"/>
           <w:b/>
           <w:bCs/>
-          <w:sz w:val="24"/>
-          <w:szCs w:val="24"/>
-          <w:lang w:eastAsia="es-BO"/>
-        </w:rPr>
-        <w:t>Submit</w:t>
-      </w:r>
-      <w:proofErr w:type="spellEnd"/>
-      <w:r>
-        <w:rPr>
-          <w:rFonts w:eastAsia="Times New Roman" w:cstheme="minorHAnsi"/>
-          <w:sz w:val="24"/>
-          <w:szCs w:val="24"/>
-          <w:lang w:eastAsia="es-BO"/>
-        </w:rPr>
-        <w:t xml:space="preserve"> para enviar una solución.</w:t>
-      </w:r>
-    </w:p>
-    <w:p>
-      <w:pPr>
+          <w:sz w:val="20"/>
+          <w:szCs w:val="20"/>
+          <w:lang w:eastAsia="es-BO"/>
+        </w:rPr>
+        <w:t>Panel Submissions (zona inferior izquierda):</w:t>
+      </w:r>
+      <w:r>
+        <w:rPr>
+          <w:rFonts w:ascii="Arial" w:eastAsia="Times New Roman" w:hAnsi="Arial" w:cs="Arial"/>
+          <w:sz w:val="20"/>
+          <w:szCs w:val="20"/>
+          <w:lang w:eastAsia="es-BO"/>
+        </w:rPr>
+        <w:t xml:space="preserve"> muestra el historial de envíos realizados, incluyendo problema, lenguaje utilizado y resultado de evaluación del juez.</w:t>
+      </w:r>
+    </w:p>
+    <w:p>
+      <w:pPr>
+        <w:pStyle w:val="Prrafodelista"/>
+        <w:numPr>
+          <w:ilvl w:val="1"/>
+          <w:numId w:val="12"/>
+        </w:numPr>
         <w:spacing w:after="0" w:line="240" w:lineRule="auto"/>
         <w:rPr>
-          <w:rFonts w:eastAsia="Times New Roman" w:cstheme="minorHAnsi"/>
-          <w:sz w:val="24"/>
-          <w:szCs w:val="24"/>
-          <w:lang w:eastAsia="es-BO"/>
-        </w:rPr>
-      </w:pPr>
-    </w:p>
-    <w:p>
-      <w:pPr>
-        <w:rPr>
-          <w:rFonts w:eastAsia="Times New Roman" w:cstheme="minorHAnsi"/>
+          <w:rFonts w:ascii="Arial" w:eastAsia="Times New Roman" w:hAnsi="Arial" w:cs="Arial"/>
+          <w:sz w:val="20"/>
+          <w:szCs w:val="20"/>
+          <w:lang w:eastAsia="es-BO"/>
+        </w:rPr>
+      </w:pPr>
+      <w:r>
+        <w:rPr>
+          <w:rFonts w:ascii="Arial" w:eastAsia="Times New Roman" w:hAnsi="Arial" w:cs="Arial"/>
           <w:b/>
           <w:bCs/>
-          <w:kern w:val="36"/>
-          <w:sz w:val="48"/>
-          <w:szCs w:val="48"/>
-          <w:lang w:eastAsia="es-BO"/>
-        </w:rPr>
-      </w:pPr>
-      <w:r>
-        <w:rPr>
-          <w:rFonts w:eastAsia="Times New Roman" w:cstheme="minorHAnsi"/>
+          <w:sz w:val="20"/>
+          <w:szCs w:val="20"/>
+          <w:lang w:eastAsia="es-BO"/>
+        </w:rPr>
+        <w:lastRenderedPageBreak/>
+        <w:t>Panel Clarifications (zona derecha superior):</w:t>
+      </w:r>
+      <w:r>
+        <w:rPr>
+          <w:rFonts w:ascii="Arial" w:eastAsia="Times New Roman" w:hAnsi="Arial" w:cs="Arial"/>
+          <w:sz w:val="20"/>
+          <w:szCs w:val="20"/>
+          <w:lang w:eastAsia="es-BO"/>
+        </w:rPr>
+        <w:t xml:space="preserve"> muestra las aclaraciones respondidas por los jueces o administradores del concurso.</w:t>
+      </w:r>
+    </w:p>
+    <w:p>
+      <w:pPr>
+        <w:pStyle w:val="Prrafodelista"/>
+        <w:numPr>
+          <w:ilvl w:val="1"/>
+          <w:numId w:val="12"/>
+        </w:numPr>
+        <w:spacing w:after="0" w:line="240" w:lineRule="auto"/>
+        <w:rPr>
+          <w:rFonts w:ascii="Arial" w:eastAsia="Times New Roman" w:hAnsi="Arial" w:cs="Arial"/>
+          <w:sz w:val="20"/>
+          <w:szCs w:val="20"/>
+          <w:lang w:eastAsia="es-BO"/>
+        </w:rPr>
+      </w:pPr>
+      <w:r>
+        <w:rPr>
+          <w:rFonts w:ascii="Arial" w:eastAsia="Times New Roman" w:hAnsi="Arial" w:cs="Arial"/>
           <w:b/>
           <w:bCs/>
-          <w:kern w:val="36"/>
-          <w:sz w:val="48"/>
-          <w:szCs w:val="48"/>
-          <w:lang w:eastAsia="es-BO"/>
-        </w:rPr>
-        <w:br w:type="page"/>
-      </w:r>
+          <w:sz w:val="20"/>
+          <w:szCs w:val="20"/>
+          <w:lang w:eastAsia="es-BO"/>
+        </w:rPr>
+        <w:t xml:space="preserve">Panel Clarification Requests (zona derecha inferior): </w:t>
+      </w:r>
+      <w:r>
+        <w:rPr>
+          <w:rFonts w:ascii="Arial" w:eastAsia="Times New Roman" w:hAnsi="Arial" w:cs="Arial"/>
+          <w:sz w:val="20"/>
+          <w:szCs w:val="20"/>
+          <w:lang w:eastAsia="es-BO"/>
+        </w:rPr>
+        <w:t>permite al participante solicitar aclaraciones mediante el botón Request clarification; las respuestas del administrador aparecen posteriormente en la sección Clarifications.</w:t>
+      </w:r>
+    </w:p>
+    <w:p>
+      <w:pPr>
+        <w:pStyle w:val="Sinespaciado"/>
+        <w:rPr>
+          <w:rFonts w:ascii="Arial" w:hAnsi="Arial" w:cs="Arial"/>
+          <w:sz w:val="20"/>
+          <w:szCs w:val="20"/>
+          <w:lang w:eastAsia="es-BO"/>
+        </w:rPr>
+      </w:pPr>
     </w:p>
     <w:p>
       <w:pPr>
@@ -574,27 +700,26 @@
         <w:spacing w:before="100" w:beforeAutospacing="1" w:after="100" w:afterAutospacing="1" w:line="240" w:lineRule="auto"/>
         <w:outlineLvl w:val="0"/>
         <w:rPr>
-          <w:rFonts w:eastAsia="Times New Roman" w:cstheme="minorHAnsi"/>
+          <w:rFonts w:ascii="Arial" w:eastAsia="Times New Roman" w:hAnsi="Arial" w:cs="Arial"/>
           <w:b/>
           <w:bCs/>
           <w:kern w:val="36"/>
-          <w:sz w:val="48"/>
-          <w:szCs w:val="48"/>
-          <w:lang w:eastAsia="es-BO"/>
-        </w:rPr>
-      </w:pPr>
-      <w:r>
-        <w:rPr>
-          <w:rFonts w:eastAsia="Times New Roman" w:cstheme="minorHAnsi"/>
+          <w:sz w:val="40"/>
+          <w:szCs w:val="40"/>
+          <w:lang w:eastAsia="es-BO"/>
+        </w:rPr>
+      </w:pPr>
+      <w:r>
+        <w:rPr>
+          <w:rFonts w:ascii="Arial" w:eastAsia="Times New Roman" w:hAnsi="Arial" w:cs="Arial"/>
           <w:b/>
           <w:bCs/>
           <w:kern w:val="36"/>
-          <w:sz w:val="48"/>
-          <w:szCs w:val="48"/>
-          <w:lang w:eastAsia="es-BO"/>
-        </w:rPr>
-        <w:lastRenderedPageBreak/>
-        <w:t>Consultar un Problema</w:t>
+          <w:sz w:val="40"/>
+          <w:szCs w:val="40"/>
+          <w:lang w:eastAsia="es-BO"/>
+        </w:rPr>
+        <w:t>Menú Problemset</w:t>
       </w:r>
     </w:p>
     <w:p>
@@ -602,7 +727,7 @@
         <w:spacing w:before="100" w:beforeAutospacing="1" w:after="100" w:afterAutospacing="1" w:line="240" w:lineRule="auto"/>
         <w:outlineLvl w:val="1"/>
         <w:rPr>
-          <w:rFonts w:eastAsia="Times New Roman" w:cstheme="minorHAnsi"/>
+          <w:rFonts w:ascii="Arial" w:eastAsia="Times New Roman" w:hAnsi="Arial" w:cs="Arial"/>
           <w:b/>
           <w:bCs/>
           <w:sz w:val="36"/>
@@ -610,221 +735,444 @@
           <w:lang w:eastAsia="es-BO"/>
         </w:rPr>
       </w:pPr>
-      <w:proofErr w:type="spellStart"/>
-      <w:r>
-        <w:rPr>
-          <w:rFonts w:eastAsia="Times New Roman" w:cstheme="minorHAnsi"/>
+      <w:r>
+        <w:rPr>
+          <w:rFonts w:ascii="Arial" w:eastAsia="Times New Roman" w:hAnsi="Arial" w:cs="Arial"/>
           <w:b/>
           <w:bCs/>
+          <w:noProof/>
           <w:sz w:val="36"/>
           <w:szCs w:val="36"/>
           <w:lang w:eastAsia="es-BO"/>
         </w:rPr>
-        <w:t>Statement</w:t>
-      </w:r>
-      <w:proofErr w:type="spellEnd"/>
+        <w:drawing>
+          <wp:inline distT="0" distB="0" distL="0" distR="0" wp14:anchorId="688EAAEF" wp14:editId="6F33883B">
+            <wp:extent cx="5607050" cy="3157220"/>
+            <wp:effectExtent l="0" t="0" r="0" b="5080"/>
+            <wp:docPr id="6" name="Imagen 6"/>
+            <wp:cNvGraphicFramePr>
+              <a:graphicFrameLocks xmlns:a="http://schemas.openxmlformats.org/drawingml/2006/main" noChangeAspect="1"/>
+            </wp:cNvGraphicFramePr>
+            <a:graphic xmlns:a="http://schemas.openxmlformats.org/drawingml/2006/main">
+              <a:graphicData uri="http://schemas.openxmlformats.org/drawingml/2006/picture">
+                <pic:pic xmlns:pic="http://schemas.openxmlformats.org/drawingml/2006/picture">
+                  <pic:nvPicPr>
+                    <pic:cNvPr id="0" name="Picture 6"/>
+                    <pic:cNvPicPr>
+                      <a:picLocks noChangeAspect="1" noChangeArrowheads="1"/>
+                    </pic:cNvPicPr>
+                  </pic:nvPicPr>
+                  <pic:blipFill>
+                    <a:blip r:embed="rId8" cstate="print">
+                      <a:extLst>
+                        <a:ext uri="{28A0092B-C50C-407E-A947-70E740481C1C}">
+                          <a14:useLocalDpi xmlns:a14="http://schemas.microsoft.com/office/drawing/2010/main" val="0"/>
+                        </a:ext>
+                      </a:extLst>
+                    </a:blip>
+                    <a:srcRect/>
+                    <a:stretch>
+                      <a:fillRect/>
+                    </a:stretch>
+                  </pic:blipFill>
+                  <pic:spPr bwMode="auto">
+                    <a:xfrm>
+                      <a:off x="0" y="0"/>
+                      <a:ext cx="5607050" cy="3157220"/>
+                    </a:xfrm>
+                    <a:prstGeom prst="rect">
+                      <a:avLst/>
+                    </a:prstGeom>
+                    <a:noFill/>
+                    <a:ln>
+                      <a:noFill/>
+                    </a:ln>
+                  </pic:spPr>
+                </pic:pic>
+              </a:graphicData>
+            </a:graphic>
+          </wp:inline>
+        </w:drawing>
+      </w:r>
     </w:p>
     <w:p>
       <w:pPr>
         <w:pStyle w:val="Sinespaciado"/>
         <w:rPr>
+          <w:rFonts w:ascii="Arial" w:hAnsi="Arial" w:cs="Arial"/>
+          <w:lang w:eastAsia="es-BO"/>
+        </w:rPr>
+      </w:pPr>
+    </w:p>
+    <w:p>
+      <w:pPr>
+        <w:pStyle w:val="Sinespaciado"/>
+        <w:rPr>
+          <w:rFonts w:ascii="Arial" w:hAnsi="Arial" w:cs="Arial"/>
+          <w:lang w:eastAsia="es-BO"/>
+        </w:rPr>
+      </w:pPr>
+    </w:p>
+    <w:p>
+      <w:pPr>
+        <w:pStyle w:val="Prrafodelista"/>
+        <w:numPr>
+          <w:ilvl w:val="1"/>
+          <w:numId w:val="12"/>
+        </w:numPr>
+        <w:spacing w:after="0" w:line="240" w:lineRule="auto"/>
+        <w:rPr>
+          <w:rFonts w:ascii="Arial" w:eastAsia="Times New Roman" w:hAnsi="Arial" w:cs="Arial"/>
+          <w:sz w:val="20"/>
+          <w:szCs w:val="20"/>
+          <w:lang w:eastAsia="es-BO"/>
+        </w:rPr>
+      </w:pPr>
+      <w:r>
+        <w:rPr>
+          <w:rFonts w:ascii="Arial" w:eastAsia="Times New Roman" w:hAnsi="Arial" w:cs="Arial"/>
+          <w:b/>
+          <w:bCs/>
+          <w:sz w:val="20"/>
+          <w:szCs w:val="20"/>
+          <w:lang w:eastAsia="es-BO"/>
+        </w:rPr>
+        <w:t>Letra del problema →</w:t>
+      </w:r>
+      <w:r>
+        <w:rPr>
+          <w:rFonts w:ascii="Arial" w:eastAsia="Times New Roman" w:hAnsi="Arial" w:cs="Arial"/>
+          <w:sz w:val="20"/>
+          <w:szCs w:val="20"/>
+          <w:lang w:eastAsia="es-BO"/>
+        </w:rPr>
+        <w:t xml:space="preserve"> Identificador del ejercicio.</w:t>
+      </w:r>
+    </w:p>
+    <w:p>
+      <w:pPr>
+        <w:pStyle w:val="Prrafodelista"/>
+        <w:numPr>
+          <w:ilvl w:val="1"/>
+          <w:numId w:val="12"/>
+        </w:numPr>
+        <w:spacing w:after="0" w:line="240" w:lineRule="auto"/>
+        <w:rPr>
+          <w:rFonts w:ascii="Arial" w:eastAsia="Times New Roman" w:hAnsi="Arial" w:cs="Arial"/>
+          <w:sz w:val="20"/>
+          <w:szCs w:val="20"/>
+          <w:lang w:eastAsia="es-BO"/>
+        </w:rPr>
+      </w:pPr>
+      <w:r>
+        <w:rPr>
+          <w:rFonts w:ascii="Arial" w:eastAsia="Times New Roman" w:hAnsi="Arial" w:cs="Arial"/>
+          <w:b/>
+          <w:bCs/>
+          <w:sz w:val="20"/>
+          <w:szCs w:val="20"/>
+          <w:lang w:eastAsia="es-BO"/>
+        </w:rPr>
+        <w:t>Limits (Tiempo y Memoria) →</w:t>
+      </w:r>
+      <w:r>
+        <w:rPr>
+          <w:rFonts w:ascii="Arial" w:eastAsia="Times New Roman" w:hAnsi="Arial" w:cs="Arial"/>
+          <w:sz w:val="20"/>
+          <w:szCs w:val="20"/>
+          <w:lang w:eastAsia="es-BO"/>
+        </w:rPr>
+        <w:t xml:space="preserve"> Límites máximos de ejecución y memoria.</w:t>
+      </w:r>
+    </w:p>
+    <w:p>
+      <w:pPr>
+        <w:pStyle w:val="Prrafodelista"/>
+        <w:numPr>
+          <w:ilvl w:val="1"/>
+          <w:numId w:val="12"/>
+        </w:numPr>
+        <w:spacing w:after="0" w:line="240" w:lineRule="auto"/>
+        <w:rPr>
+          <w:rFonts w:ascii="Arial" w:eastAsia="Times New Roman" w:hAnsi="Arial" w:cs="Arial"/>
+          <w:sz w:val="20"/>
+          <w:szCs w:val="20"/>
+          <w:lang w:eastAsia="es-BO"/>
+        </w:rPr>
+      </w:pPr>
+      <w:r>
+        <w:rPr>
+          <w:rFonts w:ascii="Arial" w:eastAsia="Times New Roman" w:hAnsi="Arial" w:cs="Arial"/>
+          <w:b/>
+          <w:bCs/>
+          <w:sz w:val="20"/>
+          <w:szCs w:val="20"/>
+          <w:lang w:eastAsia="es-BO"/>
+        </w:rPr>
+        <w:t>Barra de intentos →</w:t>
+      </w:r>
+      <w:r>
+        <w:rPr>
+          <w:rFonts w:ascii="Arial" w:eastAsia="Times New Roman" w:hAnsi="Arial" w:cs="Arial"/>
+          <w:sz w:val="20"/>
+          <w:szCs w:val="20"/>
+          <w:lang w:eastAsia="es-BO"/>
+        </w:rPr>
+        <w:t xml:space="preserve"> Muestra el historial de envíos realizados. Cada cuadro representa un intento; se distribuyen en dos filas para visualizar una mayor cantidad de envíos.</w:t>
+      </w:r>
+    </w:p>
+    <w:p>
+      <w:pPr>
+        <w:pStyle w:val="Prrafodelista"/>
+        <w:numPr>
+          <w:ilvl w:val="2"/>
+          <w:numId w:val="12"/>
+        </w:numPr>
+        <w:spacing w:after="0" w:line="240" w:lineRule="auto"/>
+        <w:rPr>
+          <w:rFonts w:ascii="Arial" w:eastAsia="Times New Roman" w:hAnsi="Arial" w:cs="Arial"/>
+          <w:sz w:val="20"/>
+          <w:szCs w:val="20"/>
+          <w:lang w:eastAsia="es-BO"/>
+        </w:rPr>
+      </w:pPr>
+      <w:r>
+        <w:rPr>
+          <w:rFonts w:ascii="Arial" w:eastAsia="Times New Roman" w:hAnsi="Arial" w:cs="Arial"/>
+          <w:b/>
+          <w:bCs/>
+          <w:sz w:val="20"/>
+          <w:szCs w:val="20"/>
+          <w:lang w:eastAsia="es-BO"/>
+        </w:rPr>
+        <w:t>Cuadro verde:</w:t>
+      </w:r>
+      <w:r>
+        <w:rPr>
+          <w:rFonts w:ascii="Arial" w:eastAsia="Times New Roman" w:hAnsi="Arial" w:cs="Arial"/>
+          <w:sz w:val="20"/>
+          <w:szCs w:val="20"/>
+          <w:lang w:eastAsia="es-BO"/>
+        </w:rPr>
+        <w:t xml:space="preserve"> Envío aceptado.</w:t>
+      </w:r>
+    </w:p>
+    <w:p>
+      <w:pPr>
+        <w:pStyle w:val="Prrafodelista"/>
+        <w:numPr>
+          <w:ilvl w:val="2"/>
+          <w:numId w:val="12"/>
+        </w:numPr>
+        <w:spacing w:after="0" w:line="240" w:lineRule="auto"/>
+        <w:rPr>
+          <w:rFonts w:ascii="Arial" w:eastAsia="Times New Roman" w:hAnsi="Arial" w:cs="Arial"/>
+          <w:sz w:val="20"/>
+          <w:szCs w:val="20"/>
+          <w:lang w:eastAsia="es-BO"/>
+        </w:rPr>
+      </w:pPr>
+      <w:r>
+        <w:rPr>
+          <w:rFonts w:ascii="Arial" w:eastAsia="Times New Roman" w:hAnsi="Arial" w:cs="Arial"/>
+          <w:b/>
+          <w:bCs/>
+          <w:sz w:val="20"/>
+          <w:szCs w:val="20"/>
+          <w:lang w:eastAsia="es-BO"/>
+        </w:rPr>
+        <w:t>Cuadro rojo:</w:t>
+      </w:r>
+      <w:r>
+        <w:rPr>
+          <w:rFonts w:ascii="Arial" w:eastAsia="Times New Roman" w:hAnsi="Arial" w:cs="Arial"/>
+          <w:sz w:val="20"/>
+          <w:szCs w:val="20"/>
+          <w:lang w:eastAsia="es-BO"/>
+        </w:rPr>
+        <w:t xml:space="preserve"> Envío incorrecto.</w:t>
+      </w:r>
+    </w:p>
+    <w:p>
+      <w:pPr>
+        <w:pStyle w:val="Prrafodelista"/>
+        <w:numPr>
+          <w:ilvl w:val="2"/>
+          <w:numId w:val="12"/>
+        </w:numPr>
+        <w:spacing w:after="0" w:line="240" w:lineRule="auto"/>
+        <w:rPr>
+          <w:rFonts w:ascii="Arial" w:eastAsia="Times New Roman" w:hAnsi="Arial" w:cs="Arial"/>
+          <w:sz w:val="20"/>
+          <w:szCs w:val="20"/>
+          <w:lang w:eastAsia="es-BO"/>
+        </w:rPr>
+      </w:pPr>
+      <w:r>
+        <w:rPr>
+          <w:rFonts w:ascii="Arial" w:eastAsia="Times New Roman" w:hAnsi="Arial" w:cs="Arial"/>
+          <w:b/>
+          <w:bCs/>
+          <w:sz w:val="20"/>
+          <w:szCs w:val="20"/>
+          <w:lang w:eastAsia="es-BO"/>
+        </w:rPr>
+        <w:t>Cuadros grises:</w:t>
+      </w:r>
+      <w:r>
+        <w:rPr>
+          <w:rFonts w:ascii="Arial" w:eastAsia="Times New Roman" w:hAnsi="Arial" w:cs="Arial"/>
+          <w:sz w:val="20"/>
+          <w:szCs w:val="20"/>
+          <w:lang w:eastAsia="es-BO"/>
+        </w:rPr>
+        <w:t xml:space="preserve"> Sin envíos registrados.</w:t>
+      </w:r>
+    </w:p>
+    <w:p>
+      <w:pPr>
+        <w:pStyle w:val="Prrafodelista"/>
+        <w:numPr>
+          <w:ilvl w:val="1"/>
+          <w:numId w:val="12"/>
+        </w:numPr>
+        <w:spacing w:after="0" w:line="240" w:lineRule="auto"/>
+        <w:rPr>
+          <w:rFonts w:ascii="Arial" w:eastAsia="Times New Roman" w:hAnsi="Arial" w:cs="Arial"/>
+          <w:sz w:val="20"/>
+          <w:szCs w:val="20"/>
+          <w:lang w:eastAsia="es-BO"/>
+        </w:rPr>
+      </w:pPr>
+      <w:r>
+        <w:rPr>
+          <w:rFonts w:ascii="Arial" w:eastAsia="Times New Roman" w:hAnsi="Arial" w:cs="Arial"/>
+          <w:b/>
+          <w:bCs/>
+          <w:sz w:val="20"/>
+          <w:szCs w:val="20"/>
+          <w:lang w:eastAsia="es-BO"/>
+        </w:rPr>
+        <w:t xml:space="preserve">Botón Submit → </w:t>
+      </w:r>
+      <w:r>
+        <w:rPr>
+          <w:rFonts w:ascii="Arial" w:eastAsia="Times New Roman" w:hAnsi="Arial" w:cs="Arial"/>
+          <w:sz w:val="20"/>
+          <w:szCs w:val="20"/>
+          <w:lang w:eastAsia="es-BO"/>
+        </w:rPr>
+        <w:t>Enviar solución.</w:t>
+      </w:r>
+    </w:p>
+    <w:p>
+      <w:pPr>
+        <w:pStyle w:val="Prrafodelista"/>
+        <w:numPr>
+          <w:ilvl w:val="1"/>
+          <w:numId w:val="12"/>
+        </w:numPr>
+        <w:spacing w:after="0" w:line="240" w:lineRule="auto"/>
+        <w:rPr>
+          <w:rFonts w:ascii="Arial" w:eastAsia="Times New Roman" w:hAnsi="Arial" w:cs="Arial"/>
+          <w:sz w:val="20"/>
+          <w:szCs w:val="20"/>
+          <w:lang w:eastAsia="es-BO"/>
+        </w:rPr>
+      </w:pPr>
+      <w:r>
+        <w:rPr>
+          <w:rFonts w:ascii="Arial" w:eastAsia="Times New Roman" w:hAnsi="Arial" w:cs="Arial"/>
+          <w:b/>
+          <w:bCs/>
+          <w:sz w:val="20"/>
+          <w:szCs w:val="20"/>
+          <w:lang w:eastAsia="es-BO"/>
+        </w:rPr>
+        <w:t>Botón Statement →</w:t>
+      </w:r>
+      <w:r>
+        <w:rPr>
+          <w:rFonts w:ascii="Arial" w:eastAsia="Times New Roman" w:hAnsi="Arial" w:cs="Arial"/>
+          <w:sz w:val="20"/>
+          <w:szCs w:val="20"/>
+          <w:lang w:eastAsia="es-BO"/>
+        </w:rPr>
+        <w:t xml:space="preserve"> Ver enunciado.</w:t>
+      </w:r>
+    </w:p>
+    <w:p>
+      <w:pPr>
+        <w:pStyle w:val="Prrafodelista"/>
+        <w:numPr>
+          <w:ilvl w:val="1"/>
+          <w:numId w:val="12"/>
+        </w:numPr>
+        <w:spacing w:after="0" w:line="240" w:lineRule="auto"/>
+        <w:rPr>
+          <w:rFonts w:ascii="Arial" w:eastAsia="Times New Roman" w:hAnsi="Arial" w:cs="Arial"/>
+          <w:sz w:val="20"/>
+          <w:szCs w:val="20"/>
+          <w:lang w:eastAsia="es-BO"/>
+        </w:rPr>
+      </w:pPr>
+      <w:r>
+        <w:rPr>
+          <w:rFonts w:ascii="Arial" w:eastAsia="Times New Roman" w:hAnsi="Arial" w:cs="Arial"/>
+          <w:b/>
+          <w:bCs/>
+          <w:sz w:val="20"/>
+          <w:szCs w:val="20"/>
+          <w:lang w:eastAsia="es-BO"/>
+        </w:rPr>
+        <w:t>Botón Samples →</w:t>
+      </w:r>
+      <w:r>
+        <w:rPr>
+          <w:rFonts w:ascii="Arial" w:eastAsia="Times New Roman" w:hAnsi="Arial" w:cs="Arial"/>
+          <w:sz w:val="20"/>
+          <w:szCs w:val="20"/>
+          <w:lang w:eastAsia="es-BO"/>
+        </w:rPr>
+        <w:t xml:space="preserve"> Ver ejemplos de entrada y salida.</w:t>
+      </w:r>
+    </w:p>
+    <w:p>
+      <w:pPr>
+        <w:pStyle w:val="Prrafodelista"/>
+        <w:spacing w:after="0" w:line="240" w:lineRule="auto"/>
+        <w:ind w:left="1080"/>
+        <w:rPr>
+          <w:rFonts w:ascii="Arial" w:eastAsia="Times New Roman" w:hAnsi="Arial" w:cs="Arial"/>
           <w:sz w:val="24"/>
           <w:szCs w:val="24"/>
           <w:lang w:eastAsia="es-BO"/>
         </w:rPr>
       </w:pPr>
-      <w:r>
-        <w:rPr>
-          <w:sz w:val="24"/>
-          <w:szCs w:val="24"/>
-          <w:lang w:eastAsia="es-BO"/>
-        </w:rPr>
-        <w:t>Permite descargar el enunciado completo del problema en formato PDF.</w:t>
-      </w:r>
-    </w:p>
-    <w:p>
-      <w:pPr>
-        <w:pStyle w:val="Sinespaciado"/>
-        <w:rPr>
-          <w:sz w:val="24"/>
-          <w:szCs w:val="24"/>
-          <w:lang w:eastAsia="es-BO"/>
-        </w:rPr>
-      </w:pPr>
-      <w:r>
-        <w:rPr>
-          <w:sz w:val="24"/>
-          <w:szCs w:val="24"/>
-          <w:lang w:eastAsia="es-BO"/>
-        </w:rPr>
-        <w:t>El documento incluye:</w:t>
-      </w:r>
-    </w:p>
-    <w:p>
-      <w:pPr>
-        <w:numPr>
-          <w:ilvl w:val="0"/>
-          <w:numId w:val="3"/>
-        </w:numPr>
-        <w:spacing w:before="100" w:beforeAutospacing="1" w:after="100" w:afterAutospacing="1" w:line="240" w:lineRule="auto"/>
-        <w:rPr>
-          <w:rFonts w:eastAsia="Times New Roman" w:cstheme="minorHAnsi"/>
-          <w:sz w:val="24"/>
-          <w:szCs w:val="24"/>
-          <w:lang w:eastAsia="es-BO"/>
-        </w:rPr>
-      </w:pPr>
-      <w:r>
-        <w:rPr>
-          <w:rFonts w:eastAsia="Times New Roman" w:cstheme="minorHAnsi"/>
-          <w:sz w:val="24"/>
-          <w:szCs w:val="24"/>
-          <w:lang w:eastAsia="es-BO"/>
-        </w:rPr>
-        <w:t>Descripción del problema.</w:t>
-      </w:r>
-    </w:p>
-    <w:p>
-      <w:pPr>
-        <w:numPr>
-          <w:ilvl w:val="0"/>
-          <w:numId w:val="3"/>
-        </w:numPr>
-        <w:spacing w:before="100" w:beforeAutospacing="1" w:after="100" w:afterAutospacing="1" w:line="240" w:lineRule="auto"/>
-        <w:rPr>
-          <w:rFonts w:eastAsia="Times New Roman" w:cstheme="minorHAnsi"/>
-          <w:sz w:val="24"/>
-          <w:szCs w:val="24"/>
-          <w:lang w:eastAsia="es-BO"/>
-        </w:rPr>
-      </w:pPr>
-      <w:r>
-        <w:rPr>
-          <w:rFonts w:eastAsia="Times New Roman" w:cstheme="minorHAnsi"/>
-          <w:sz w:val="24"/>
-          <w:szCs w:val="24"/>
-          <w:lang w:eastAsia="es-BO"/>
-        </w:rPr>
-        <w:t>Formato de entrada.</w:t>
-      </w:r>
-    </w:p>
-    <w:p>
-      <w:pPr>
-        <w:numPr>
-          <w:ilvl w:val="0"/>
-          <w:numId w:val="3"/>
-        </w:numPr>
-        <w:spacing w:before="100" w:beforeAutospacing="1" w:after="100" w:afterAutospacing="1" w:line="240" w:lineRule="auto"/>
-        <w:rPr>
-          <w:rFonts w:eastAsia="Times New Roman" w:cstheme="minorHAnsi"/>
-          <w:sz w:val="24"/>
-          <w:szCs w:val="24"/>
-          <w:lang w:eastAsia="es-BO"/>
-        </w:rPr>
-      </w:pPr>
-      <w:r>
-        <w:rPr>
-          <w:rFonts w:eastAsia="Times New Roman" w:cstheme="minorHAnsi"/>
-          <w:sz w:val="24"/>
-          <w:szCs w:val="24"/>
-          <w:lang w:eastAsia="es-BO"/>
-        </w:rPr>
-        <w:t>Formato de salida.</w:t>
-      </w:r>
-    </w:p>
-    <w:p>
-      <w:pPr>
-        <w:numPr>
-          <w:ilvl w:val="0"/>
-          <w:numId w:val="3"/>
-        </w:numPr>
-        <w:spacing w:before="100" w:beforeAutospacing="1" w:after="100" w:afterAutospacing="1" w:line="240" w:lineRule="auto"/>
-        <w:rPr>
-          <w:rFonts w:eastAsia="Times New Roman" w:cstheme="minorHAnsi"/>
-          <w:sz w:val="24"/>
-          <w:szCs w:val="24"/>
-          <w:lang w:eastAsia="es-BO"/>
-        </w:rPr>
-      </w:pPr>
-      <w:r>
-        <w:rPr>
-          <w:rFonts w:eastAsia="Times New Roman" w:cstheme="minorHAnsi"/>
-          <w:sz w:val="24"/>
-          <w:szCs w:val="24"/>
-          <w:lang w:eastAsia="es-BO"/>
-        </w:rPr>
-        <w:t>Restricciones.</w:t>
-      </w:r>
-    </w:p>
-    <w:p>
-      <w:pPr>
-        <w:numPr>
-          <w:ilvl w:val="0"/>
-          <w:numId w:val="3"/>
-        </w:numPr>
-        <w:spacing w:before="100" w:beforeAutospacing="1" w:after="100" w:afterAutospacing="1" w:line="240" w:lineRule="auto"/>
-        <w:rPr>
-          <w:rFonts w:eastAsia="Times New Roman" w:cstheme="minorHAnsi"/>
-          <w:sz w:val="24"/>
-          <w:szCs w:val="24"/>
-          <w:lang w:eastAsia="es-BO"/>
-        </w:rPr>
-      </w:pPr>
-      <w:r>
-        <w:rPr>
-          <w:rFonts w:eastAsia="Times New Roman" w:cstheme="minorHAnsi"/>
-          <w:sz w:val="24"/>
-          <w:szCs w:val="24"/>
-          <w:lang w:eastAsia="es-BO"/>
-        </w:rPr>
-        <w:t>Casos de ejemplo.</w:t>
-      </w:r>
-    </w:p>
-    <w:p>
-      <w:pPr>
-        <w:spacing w:before="100" w:beforeAutospacing="1" w:after="100" w:afterAutospacing="1" w:line="240" w:lineRule="auto"/>
-        <w:outlineLvl w:val="1"/>
-        <w:rPr>
-          <w:rFonts w:eastAsia="Times New Roman" w:cstheme="minorHAnsi"/>
+    </w:p>
+    <w:p>
+      <w:pPr>
+        <w:rPr>
+          <w:rFonts w:ascii="Arial" w:eastAsia="Times New Roman" w:hAnsi="Arial" w:cs="Arial"/>
           <w:b/>
           <w:bCs/>
-          <w:sz w:val="36"/>
-          <w:szCs w:val="36"/>
-          <w:lang w:eastAsia="es-BO"/>
-        </w:rPr>
-      </w:pPr>
-      <w:proofErr w:type="spellStart"/>
-      <w:r>
-        <w:rPr>
-          <w:rFonts w:eastAsia="Times New Roman" w:cstheme="minorHAnsi"/>
+          <w:kern w:val="36"/>
+          <w:sz w:val="40"/>
+          <w:szCs w:val="40"/>
+          <w:lang w:eastAsia="es-BO"/>
+        </w:rPr>
+      </w:pPr>
+      <w:r>
+        <w:rPr>
+          <w:rFonts w:ascii="Arial" w:eastAsia="Times New Roman" w:hAnsi="Arial" w:cs="Arial"/>
           <w:b/>
           <w:bCs/>
-          <w:sz w:val="36"/>
-          <w:szCs w:val="36"/>
-          <w:lang w:eastAsia="es-BO"/>
-        </w:rPr>
-        <w:t>Samples</w:t>
-      </w:r>
-      <w:proofErr w:type="spellEnd"/>
-    </w:p>
-    <w:p>
-      <w:pPr>
-        <w:spacing w:before="100" w:beforeAutospacing="1" w:after="100" w:afterAutospacing="1" w:line="240" w:lineRule="auto"/>
-        <w:rPr>
-          <w:rFonts w:eastAsia="Times New Roman" w:cstheme="minorHAnsi"/>
-          <w:sz w:val="24"/>
-          <w:szCs w:val="24"/>
-          <w:lang w:eastAsia="es-BO"/>
-        </w:rPr>
-      </w:pPr>
-      <w:r>
-        <w:rPr>
-          <w:rFonts w:eastAsia="Times New Roman" w:cstheme="minorHAnsi"/>
-          <w:sz w:val="24"/>
-          <w:szCs w:val="24"/>
-          <w:lang w:eastAsia="es-BO"/>
-        </w:rPr>
-        <w:t>Muestra ejemplos de entrada y salida para comprender mejor el comportamiento esperado del programa.</w:t>
+          <w:kern w:val="36"/>
+          <w:sz w:val="40"/>
+          <w:szCs w:val="40"/>
+          <w:lang w:eastAsia="es-BO"/>
+        </w:rPr>
+        <w:br w:type="page"/>
       </w:r>
     </w:p>
     <w:p>
@@ -837,23 +1185,102 @@
         <w:spacing w:before="100" w:beforeAutospacing="1" w:after="100" w:afterAutospacing="1" w:line="240" w:lineRule="auto"/>
         <w:outlineLvl w:val="0"/>
         <w:rPr>
-          <w:rFonts w:eastAsia="Times New Roman" w:cstheme="minorHAnsi"/>
+          <w:rFonts w:ascii="Arial" w:eastAsia="Times New Roman" w:hAnsi="Arial" w:cs="Arial"/>
           <w:b/>
           <w:bCs/>
           <w:kern w:val="36"/>
-          <w:sz w:val="48"/>
-          <w:szCs w:val="48"/>
-          <w:lang w:eastAsia="es-BO"/>
-        </w:rPr>
-      </w:pPr>
-      <w:r>
-        <w:rPr>
-          <w:rFonts w:eastAsia="Times New Roman" w:cstheme="minorHAnsi"/>
+          <w:sz w:val="40"/>
+          <w:szCs w:val="40"/>
+          <w:lang w:eastAsia="es-BO"/>
+        </w:rPr>
+      </w:pPr>
+      <w:r>
+        <w:rPr>
+          <w:rFonts w:ascii="Arial" w:hAnsi="Arial" w:cs="Arial"/>
+          <w:noProof/>
+          <w:sz w:val="40"/>
+          <w:szCs w:val="40"/>
+          <w:lang w:eastAsia="es-BO"/>
+        </w:rPr>
+        <w:lastRenderedPageBreak/>
+        <w:drawing>
+          <wp:anchor distT="0" distB="0" distL="114300" distR="114300" simplePos="0" relativeHeight="251660288" behindDoc="0" locked="0" layoutInCell="1" allowOverlap="1" wp14:anchorId="16B71C8C" wp14:editId="6BF5C29E">
+            <wp:simplePos x="0" y="0"/>
+            <wp:positionH relativeFrom="column">
+              <wp:posOffset>2319526</wp:posOffset>
+            </wp:positionH>
+            <wp:positionV relativeFrom="paragraph">
+              <wp:posOffset>515808</wp:posOffset>
+            </wp:positionV>
+            <wp:extent cx="1333783" cy="722599"/>
+            <wp:effectExtent l="76200" t="76200" r="95250" b="20955"/>
+            <wp:wrapNone/>
+            <wp:docPr id="10" name="Imagen 10"/>
+            <wp:cNvGraphicFramePr>
+              <a:graphicFrameLocks xmlns:a="http://schemas.openxmlformats.org/drawingml/2006/main" noChangeAspect="1"/>
+            </wp:cNvGraphicFramePr>
+            <a:graphic xmlns:a="http://schemas.openxmlformats.org/drawingml/2006/main">
+              <a:graphicData uri="http://schemas.openxmlformats.org/drawingml/2006/picture">
+                <pic:pic xmlns:pic="http://schemas.openxmlformats.org/drawingml/2006/picture">
+                  <pic:nvPicPr>
+                    <pic:cNvPr id="0" name="Picture 7"/>
+                    <pic:cNvPicPr>
+                      <a:picLocks noChangeAspect="1" noChangeArrowheads="1"/>
+                    </pic:cNvPicPr>
+                  </pic:nvPicPr>
+                  <pic:blipFill>
+                    <a:blip r:embed="rId9" cstate="print">
+                      <a:extLst>
+                        <a:ext uri="{28A0092B-C50C-407E-A947-70E740481C1C}">
+                          <a14:useLocalDpi xmlns:a14="http://schemas.microsoft.com/office/drawing/2010/main" val="0"/>
+                        </a:ext>
+                      </a:extLst>
+                    </a:blip>
+                    <a:srcRect/>
+                    <a:stretch>
+                      <a:fillRect/>
+                    </a:stretch>
+                  </pic:blipFill>
+                  <pic:spPr bwMode="auto">
+                    <a:xfrm rot="679091">
+                      <a:off x="0" y="0"/>
+                      <a:ext cx="1338302" cy="725047"/>
+                    </a:xfrm>
+                    <a:prstGeom prst="rect">
+                      <a:avLst/>
+                    </a:prstGeom>
+                    <a:noFill/>
+                    <a:ln>
+                      <a:noFill/>
+                    </a:ln>
+                    <a:effectLst>
+                      <a:outerShdw blurRad="63500" sx="102000" sy="102000" algn="ctr" rotWithShape="0">
+                        <a:prstClr val="black">
+                          <a:alpha val="40000"/>
+                        </a:prstClr>
+                      </a:outerShdw>
+                    </a:effectLst>
+                  </pic:spPr>
+                </pic:pic>
+              </a:graphicData>
+            </a:graphic>
+            <wp14:sizeRelH relativeFrom="page">
+              <wp14:pctWidth>0</wp14:pctWidth>
+            </wp14:sizeRelH>
+            <wp14:sizeRelV relativeFrom="page">
+              <wp14:pctHeight>0</wp14:pctHeight>
+            </wp14:sizeRelV>
+          </wp:anchor>
+        </w:drawing>
+      </w:r>
+      <w:r>
+        <w:rPr>
+          <w:rFonts w:ascii="Arial" w:eastAsia="Times New Roman" w:hAnsi="Arial" w:cs="Arial"/>
           <w:b/>
           <w:bCs/>
           <w:kern w:val="36"/>
-          <w:sz w:val="48"/>
-          <w:szCs w:val="48"/>
+          <w:sz w:val="40"/>
+          <w:szCs w:val="40"/>
           <w:lang w:eastAsia="es-BO"/>
         </w:rPr>
         <w:t>Enviar una Solución</w:t>
@@ -862,222 +1289,436 @@
     <w:p>
       <w:pPr>
         <w:pStyle w:val="Sinespaciado"/>
-        <w:rPr>
-          <w:sz w:val="24"/>
-          <w:szCs w:val="24"/>
-          <w:lang w:eastAsia="es-BO"/>
-        </w:rPr>
-      </w:pPr>
-      <w:r>
-        <w:rPr>
-          <w:sz w:val="24"/>
-          <w:szCs w:val="24"/>
-          <w:lang w:eastAsia="es-BO"/>
-        </w:rPr>
-        <w:t xml:space="preserve">Para enviar una solución presione el botón </w:t>
-      </w:r>
-      <w:proofErr w:type="spellStart"/>
-      <w:r>
-        <w:rPr>
+        <w:jc w:val="center"/>
+        <w:rPr>
+          <w:rFonts w:ascii="Arial" w:hAnsi="Arial" w:cs="Arial"/>
+          <w:lang w:eastAsia="es-BO"/>
+        </w:rPr>
+      </w:pPr>
+      <w:r>
+        <w:rPr>
+          <w:rFonts w:ascii="Arial" w:hAnsi="Arial" w:cs="Arial"/>
+          <w:noProof/>
+          <w:lang w:eastAsia="es-BO"/>
+        </w:rPr>
+        <w:drawing>
+          <wp:inline distT="0" distB="0" distL="0" distR="0" wp14:anchorId="5F3FC2D8" wp14:editId="147F7A98">
+            <wp:extent cx="2200582" cy="838317"/>
+            <wp:effectExtent l="0" t="0" r="9525" b="0"/>
+            <wp:docPr id="1" name="Imagen 1"/>
+            <wp:cNvGraphicFramePr>
+              <a:graphicFrameLocks xmlns:a="http://schemas.openxmlformats.org/drawingml/2006/main" noChangeAspect="1"/>
+            </wp:cNvGraphicFramePr>
+            <a:graphic xmlns:a="http://schemas.openxmlformats.org/drawingml/2006/main">
+              <a:graphicData uri="http://schemas.openxmlformats.org/drawingml/2006/picture">
+                <pic:pic xmlns:pic="http://schemas.openxmlformats.org/drawingml/2006/picture">
+                  <pic:nvPicPr>
+                    <pic:cNvPr id="1" name=""/>
+                    <pic:cNvPicPr/>
+                  </pic:nvPicPr>
+                  <pic:blipFill>
+                    <a:blip r:embed="rId10"/>
+                    <a:stretch>
+                      <a:fillRect/>
+                    </a:stretch>
+                  </pic:blipFill>
+                  <pic:spPr>
+                    <a:xfrm>
+                      <a:off x="0" y="0"/>
+                      <a:ext cx="2200582" cy="838317"/>
+                    </a:xfrm>
+                    <a:prstGeom prst="rect">
+                      <a:avLst/>
+                    </a:prstGeom>
+                  </pic:spPr>
+                </pic:pic>
+              </a:graphicData>
+            </a:graphic>
+          </wp:inline>
+        </w:drawing>
+      </w:r>
+    </w:p>
+    <w:p>
+      <w:pPr>
+        <w:pStyle w:val="Sinespaciado"/>
+        <w:jc w:val="center"/>
+        <w:rPr>
+          <w:rFonts w:ascii="Arial" w:hAnsi="Arial" w:cs="Arial"/>
+          <w:lang w:eastAsia="es-BO"/>
+        </w:rPr>
+      </w:pPr>
+      <w:r>
+        <w:rPr>
+          <w:rFonts w:ascii="Arial" w:hAnsi="Arial" w:cs="Arial"/>
+          <w:noProof/>
+          <w:lang w:eastAsia="es-BO"/>
+        </w:rPr>
+        <w:drawing>
+          <wp:inline distT="0" distB="0" distL="0" distR="0" wp14:anchorId="3F08B70F" wp14:editId="39F966B5">
+            <wp:extent cx="4258102" cy="2325976"/>
+            <wp:effectExtent l="0" t="0" r="0" b="0"/>
+            <wp:docPr id="17" name="Imagen 17"/>
+            <wp:cNvGraphicFramePr>
+              <a:graphicFrameLocks xmlns:a="http://schemas.openxmlformats.org/drawingml/2006/main" noChangeAspect="1"/>
+            </wp:cNvGraphicFramePr>
+            <a:graphic xmlns:a="http://schemas.openxmlformats.org/drawingml/2006/main">
+              <a:graphicData uri="http://schemas.openxmlformats.org/drawingml/2006/picture">
+                <pic:pic xmlns:pic="http://schemas.openxmlformats.org/drawingml/2006/picture">
+                  <pic:nvPicPr>
+                    <pic:cNvPr id="0" name="Picture 8"/>
+                    <pic:cNvPicPr>
+                      <a:picLocks noChangeAspect="1" noChangeArrowheads="1"/>
+                    </pic:cNvPicPr>
+                  </pic:nvPicPr>
+                  <pic:blipFill>
+                    <a:blip r:embed="rId11" cstate="print">
+                      <a:extLst>
+                        <a:ext uri="{28A0092B-C50C-407E-A947-70E740481C1C}">
+                          <a14:useLocalDpi xmlns:a14="http://schemas.microsoft.com/office/drawing/2010/main" val="0"/>
+                        </a:ext>
+                      </a:extLst>
+                    </a:blip>
+                    <a:srcRect/>
+                    <a:stretch>
+                      <a:fillRect/>
+                    </a:stretch>
+                  </pic:blipFill>
+                  <pic:spPr bwMode="auto">
+                    <a:xfrm>
+                      <a:off x="0" y="0"/>
+                      <a:ext cx="4261030" cy="2327575"/>
+                    </a:xfrm>
+                    <a:prstGeom prst="rect">
+                      <a:avLst/>
+                    </a:prstGeom>
+                    <a:noFill/>
+                    <a:ln>
+                      <a:noFill/>
+                    </a:ln>
+                  </pic:spPr>
+                </pic:pic>
+              </a:graphicData>
+            </a:graphic>
+          </wp:inline>
+        </w:drawing>
+      </w:r>
+    </w:p>
+    <w:p>
+      <w:pPr>
+        <w:pStyle w:val="Sinespaciado"/>
+        <w:jc w:val="center"/>
+        <w:rPr>
+          <w:rFonts w:ascii="Arial" w:hAnsi="Arial" w:cs="Arial"/>
+          <w:sz w:val="20"/>
+          <w:szCs w:val="20"/>
+          <w:lang w:eastAsia="es-BO"/>
+        </w:rPr>
+      </w:pPr>
+    </w:p>
+    <w:p>
+      <w:pPr>
+        <w:pStyle w:val="Sinespaciado"/>
+        <w:rPr>
+          <w:rFonts w:ascii="Arial" w:hAnsi="Arial" w:cs="Arial"/>
+          <w:sz w:val="20"/>
+          <w:szCs w:val="20"/>
+          <w:lang w:eastAsia="es-BO"/>
+        </w:rPr>
+      </w:pPr>
+      <w:r>
+        <w:rPr>
+          <w:rFonts w:ascii="Arial" w:hAnsi="Arial" w:cs="Arial"/>
+          <w:sz w:val="20"/>
+          <w:szCs w:val="20"/>
+          <w:lang w:eastAsia="es-BO"/>
+        </w:rPr>
+        <w:t>Se abrirá un formulario con los siguientes campos:</w:t>
+      </w:r>
+    </w:p>
+    <w:p>
+      <w:pPr>
+        <w:pStyle w:val="Sinespaciado"/>
+        <w:rPr>
+          <w:rFonts w:ascii="Arial" w:hAnsi="Arial" w:cs="Arial"/>
+          <w:sz w:val="20"/>
+          <w:szCs w:val="20"/>
+          <w:lang w:eastAsia="es-BO"/>
+        </w:rPr>
+      </w:pPr>
+      <w:r>
+        <w:rPr>
+          <w:rFonts w:ascii="Arial" w:hAnsi="Arial" w:cs="Arial"/>
           <w:b/>
           <w:bCs/>
-          <w:sz w:val="24"/>
-          <w:szCs w:val="24"/>
-          <w:lang w:eastAsia="es-BO"/>
-        </w:rPr>
-        <w:t>Submit</w:t>
-      </w:r>
-      <w:proofErr w:type="spellEnd"/>
-      <w:r>
-        <w:rPr>
-          <w:sz w:val="24"/>
-          <w:szCs w:val="24"/>
-          <w:lang w:eastAsia="es-BO"/>
-        </w:rPr>
-        <w:t>.</w:t>
-      </w:r>
-    </w:p>
-    <w:p>
-      <w:pPr>
-        <w:pStyle w:val="Sinespaciado"/>
-        <w:rPr>
-          <w:sz w:val="24"/>
-          <w:szCs w:val="24"/>
-          <w:lang w:eastAsia="es-BO"/>
-        </w:rPr>
-      </w:pPr>
-      <w:r>
-        <w:rPr>
-          <w:sz w:val="24"/>
-          <w:szCs w:val="24"/>
-          <w:lang w:eastAsia="es-BO"/>
-        </w:rPr>
-        <w:t>Se abrirá un formulario con los siguientes campos:</w:t>
-      </w:r>
-    </w:p>
-    <w:p>
-      <w:pPr>
-        <w:pStyle w:val="Sinespaciado"/>
-        <w:rPr>
-          <w:sz w:val="24"/>
-          <w:szCs w:val="24"/>
-          <w:lang w:eastAsia="es-BO"/>
-        </w:rPr>
-      </w:pPr>
-      <w:proofErr w:type="spellStart"/>
-      <w:r>
-        <w:rPr>
+          <w:sz w:val="20"/>
+          <w:szCs w:val="20"/>
+          <w:lang w:eastAsia="es-BO"/>
+        </w:rPr>
+        <w:t>Source File</w:t>
+      </w:r>
+      <w:r>
+        <w:rPr>
+          <w:rFonts w:ascii="Arial" w:hAnsi="Arial" w:cs="Arial"/>
           <w:b/>
           <w:bCs/>
-          <w:sz w:val="24"/>
-          <w:szCs w:val="24"/>
-          <w:lang w:eastAsia="es-BO"/>
-        </w:rPr>
-        <w:t>Source</w:t>
-      </w:r>
-      <w:proofErr w:type="spellEnd"/>
-      <w:r>
-        <w:rPr>
+          <w:sz w:val="20"/>
+          <w:szCs w:val="20"/>
+          <w:lang w:eastAsia="es-BO"/>
+        </w:rPr>
+        <w:t xml:space="preserve">: </w:t>
+      </w:r>
+      <w:r>
+        <w:rPr>
+          <w:rFonts w:ascii="Arial" w:hAnsi="Arial" w:cs="Arial"/>
+          <w:sz w:val="20"/>
+          <w:szCs w:val="20"/>
+          <w:lang w:eastAsia="es-BO"/>
+        </w:rPr>
+        <w:t>Permite seleccionar el archivo fuente que contiene la solución.</w:t>
+      </w:r>
+    </w:p>
+    <w:p>
+      <w:pPr>
+        <w:pStyle w:val="Sinespaciado"/>
+        <w:rPr>
+          <w:rFonts w:ascii="Arial" w:hAnsi="Arial" w:cs="Arial"/>
+          <w:sz w:val="20"/>
+          <w:szCs w:val="20"/>
+          <w:lang w:eastAsia="es-BO"/>
+        </w:rPr>
+      </w:pPr>
+      <w:r>
+        <w:rPr>
+          <w:rFonts w:ascii="Arial" w:hAnsi="Arial" w:cs="Arial"/>
           <w:b/>
           <w:bCs/>
-          <w:sz w:val="24"/>
-          <w:szCs w:val="24"/>
-          <w:lang w:eastAsia="es-BO"/>
-        </w:rPr>
-        <w:t xml:space="preserve"> File</w:t>
-      </w:r>
-      <w:r>
-        <w:rPr>
+          <w:sz w:val="20"/>
+          <w:szCs w:val="20"/>
+          <w:lang w:eastAsia="es-BO"/>
+        </w:rPr>
+        <w:t>Problem</w:t>
+      </w:r>
+      <w:r>
+        <w:rPr>
+          <w:rFonts w:ascii="Arial" w:hAnsi="Arial" w:cs="Arial"/>
           <w:b/>
           <w:bCs/>
-          <w:sz w:val="24"/>
-          <w:szCs w:val="24"/>
+          <w:sz w:val="20"/>
+          <w:szCs w:val="20"/>
           <w:lang w:eastAsia="es-BO"/>
         </w:rPr>
         <w:t xml:space="preserve">: </w:t>
       </w:r>
       <w:r>
         <w:rPr>
-          <w:sz w:val="24"/>
-          <w:szCs w:val="24"/>
-          <w:lang w:eastAsia="es-BO"/>
-        </w:rPr>
-        <w:t>Permite seleccionar el archivo fuente que contiene la solución.</w:t>
+          <w:rFonts w:ascii="Arial" w:hAnsi="Arial" w:cs="Arial"/>
+          <w:sz w:val="20"/>
+          <w:szCs w:val="20"/>
+          <w:lang w:eastAsia="es-BO"/>
+        </w:rPr>
+        <w:t>Permite seleccionar el problema al que corresponde la solución.</w:t>
       </w:r>
     </w:p>
     <w:p>
       <w:pPr>
         <w:pStyle w:val="Sinespaciado"/>
         <w:rPr>
-          <w:sz w:val="24"/>
-          <w:szCs w:val="24"/>
-          <w:lang w:eastAsia="es-BO"/>
-        </w:rPr>
-      </w:pPr>
-      <w:proofErr w:type="spellStart"/>
-      <w:r>
-        <w:rPr>
+          <w:rFonts w:ascii="Arial" w:hAnsi="Arial" w:cs="Arial"/>
+          <w:sz w:val="20"/>
+          <w:szCs w:val="20"/>
+          <w:lang w:eastAsia="es-BO"/>
+        </w:rPr>
+      </w:pPr>
+      <w:r>
+        <w:rPr>
+          <w:rFonts w:ascii="Arial" w:hAnsi="Arial" w:cs="Arial"/>
           <w:b/>
           <w:bCs/>
-          <w:sz w:val="24"/>
-          <w:szCs w:val="24"/>
-          <w:lang w:eastAsia="es-BO"/>
-        </w:rPr>
-        <w:t>Problem</w:t>
-      </w:r>
-      <w:proofErr w:type="spellEnd"/>
-      <w:r>
-        <w:rPr>
+          <w:sz w:val="20"/>
+          <w:szCs w:val="20"/>
+          <w:lang w:eastAsia="es-BO"/>
+        </w:rPr>
+        <w:t>Language</w:t>
+      </w:r>
+      <w:r>
+        <w:rPr>
+          <w:rFonts w:ascii="Arial" w:hAnsi="Arial" w:cs="Arial"/>
           <w:b/>
           <w:bCs/>
-          <w:sz w:val="24"/>
-          <w:szCs w:val="24"/>
+          <w:sz w:val="20"/>
+          <w:szCs w:val="20"/>
           <w:lang w:eastAsia="es-BO"/>
         </w:rPr>
         <w:t xml:space="preserve">: </w:t>
       </w:r>
       <w:r>
         <w:rPr>
-          <w:sz w:val="24"/>
-          <w:szCs w:val="24"/>
-          <w:lang w:eastAsia="es-BO"/>
-        </w:rPr>
-        <w:t>Permite seleccionar el problema al que corresponde la solución.</w:t>
+          <w:rFonts w:ascii="Arial" w:hAnsi="Arial" w:cs="Arial"/>
+          <w:sz w:val="20"/>
+          <w:szCs w:val="20"/>
+          <w:lang w:eastAsia="es-BO"/>
+        </w:rPr>
+        <w:t>Permite seleccionar el lenguaje de programación utilizado.</w:t>
       </w:r>
     </w:p>
     <w:p>
       <w:pPr>
         <w:pStyle w:val="Sinespaciado"/>
         <w:rPr>
-          <w:sz w:val="24"/>
-          <w:szCs w:val="24"/>
-          <w:lang w:eastAsia="es-BO"/>
-        </w:rPr>
-      </w:pPr>
-      <w:proofErr w:type="spellStart"/>
-      <w:r>
-        <w:rPr>
+          <w:rFonts w:ascii="Arial" w:hAnsi="Arial" w:cs="Arial"/>
+          <w:sz w:val="20"/>
+          <w:szCs w:val="20"/>
+        </w:rPr>
+      </w:pPr>
+    </w:p>
+    <w:p>
+      <w:pPr>
+        <w:pStyle w:val="Sinespaciado"/>
+        <w:rPr>
+          <w:rFonts w:ascii="Arial" w:hAnsi="Arial" w:cs="Arial"/>
+          <w:sz w:val="20"/>
+          <w:szCs w:val="20"/>
+        </w:rPr>
+      </w:pPr>
+      <w:r>
+        <w:rPr>
+          <w:rFonts w:ascii="Arial" w:hAnsi="Arial" w:cs="Arial"/>
+          <w:sz w:val="20"/>
+          <w:szCs w:val="20"/>
+        </w:rPr>
+        <w:t xml:space="preserve">Si el nombre del archivo sigue el formato de la letra del ejercicio y su extensión correspondiente (por ejemplo, </w:t>
+      </w:r>
+      <w:r>
+        <w:rPr>
+          <w:rStyle w:val="Textoennegrita"/>
+          <w:rFonts w:ascii="Arial" w:hAnsi="Arial" w:cs="Arial"/>
+          <w:sz w:val="20"/>
+          <w:szCs w:val="20"/>
+        </w:rPr>
+        <w:t>A.cpp</w:t>
+      </w:r>
+      <w:r>
+        <w:rPr>
+          <w:rFonts w:ascii="Arial" w:hAnsi="Arial" w:cs="Arial"/>
+          <w:sz w:val="20"/>
+          <w:szCs w:val="20"/>
+        </w:rPr>
+        <w:t xml:space="preserve">, </w:t>
+      </w:r>
+      <w:r>
+        <w:rPr>
+          <w:rStyle w:val="Textoennegrita"/>
+          <w:rFonts w:ascii="Arial" w:hAnsi="Arial" w:cs="Arial"/>
+          <w:sz w:val="20"/>
+          <w:szCs w:val="20"/>
+        </w:rPr>
+        <w:t>B.java</w:t>
+      </w:r>
+      <w:r>
+        <w:rPr>
+          <w:rFonts w:ascii="Arial" w:hAnsi="Arial" w:cs="Arial"/>
+          <w:sz w:val="20"/>
+          <w:szCs w:val="20"/>
+        </w:rPr>
+        <w:t xml:space="preserve"> o </w:t>
+      </w:r>
+      <w:r>
+        <w:rPr>
+          <w:rStyle w:val="Textoennegrita"/>
+          <w:rFonts w:ascii="Arial" w:hAnsi="Arial" w:cs="Arial"/>
+          <w:sz w:val="20"/>
+          <w:szCs w:val="20"/>
+        </w:rPr>
+        <w:t>C.py</w:t>
+      </w:r>
+      <w:r>
+        <w:rPr>
+          <w:rFonts w:ascii="Arial" w:hAnsi="Arial" w:cs="Arial"/>
+          <w:sz w:val="20"/>
+          <w:szCs w:val="20"/>
+        </w:rPr>
+        <w:t xml:space="preserve">), el sistema completará automáticamente los campos </w:t>
+      </w:r>
+      <w:r>
+        <w:rPr>
+          <w:rStyle w:val="Textoennegrita"/>
+          <w:rFonts w:ascii="Arial" w:hAnsi="Arial" w:cs="Arial"/>
+          <w:sz w:val="20"/>
+          <w:szCs w:val="20"/>
+        </w:rPr>
+        <w:t>Problem</w:t>
+      </w:r>
+      <w:r>
+        <w:rPr>
+          <w:rFonts w:ascii="Arial" w:hAnsi="Arial" w:cs="Arial"/>
+          <w:sz w:val="20"/>
+          <w:szCs w:val="20"/>
+        </w:rPr>
+        <w:t xml:space="preserve"> y </w:t>
+      </w:r>
+      <w:r>
+        <w:rPr>
+          <w:rStyle w:val="Textoennegrita"/>
+          <w:rFonts w:ascii="Arial" w:hAnsi="Arial" w:cs="Arial"/>
+          <w:sz w:val="20"/>
+          <w:szCs w:val="20"/>
+        </w:rPr>
+        <w:t>Language</w:t>
+      </w:r>
+      <w:r>
+        <w:rPr>
+          <w:rFonts w:ascii="Arial" w:hAnsi="Arial" w:cs="Arial"/>
+          <w:sz w:val="20"/>
+          <w:szCs w:val="20"/>
+        </w:rPr>
+        <w:t>.</w:t>
+      </w:r>
+    </w:p>
+    <w:p>
+      <w:pPr>
+        <w:pStyle w:val="Sinespaciado"/>
+        <w:rPr>
+          <w:rFonts w:ascii="Arial" w:hAnsi="Arial" w:cs="Arial"/>
+          <w:sz w:val="20"/>
+          <w:szCs w:val="20"/>
+        </w:rPr>
+      </w:pPr>
+    </w:p>
+    <w:p>
+      <w:pPr>
+        <w:pStyle w:val="Sinespaciado"/>
+        <w:rPr>
+          <w:rFonts w:ascii="Arial" w:hAnsi="Arial" w:cs="Arial"/>
+          <w:sz w:val="20"/>
+          <w:szCs w:val="20"/>
+          <w:lang w:eastAsia="es-BO"/>
+        </w:rPr>
+      </w:pPr>
+      <w:r>
+        <w:rPr>
+          <w:rFonts w:ascii="Arial" w:hAnsi="Arial" w:cs="Arial"/>
+          <w:sz w:val="20"/>
+          <w:szCs w:val="20"/>
+          <w:lang w:eastAsia="es-BO"/>
+        </w:rPr>
+        <w:t xml:space="preserve">Una vez completados los campos, presione </w:t>
+      </w:r>
+      <w:r>
+        <w:rPr>
+          <w:rFonts w:ascii="Arial" w:hAnsi="Arial" w:cs="Arial"/>
           <w:b/>
           <w:bCs/>
-          <w:sz w:val="24"/>
-          <w:szCs w:val="24"/>
-          <w:lang w:eastAsia="es-BO"/>
-        </w:rPr>
-        <w:t>Language</w:t>
-      </w:r>
-      <w:proofErr w:type="spellEnd"/>
-      <w:r>
-        <w:rPr>
-          <w:b/>
-          <w:bCs/>
-          <w:sz w:val="24"/>
-          <w:szCs w:val="24"/>
-          <w:lang w:eastAsia="es-BO"/>
-        </w:rPr>
-        <w:t xml:space="preserve">: </w:t>
-      </w:r>
-      <w:r>
-        <w:rPr>
-          <w:sz w:val="24"/>
-          <w:szCs w:val="24"/>
-          <w:lang w:eastAsia="es-BO"/>
-        </w:rPr>
-        <w:t>Permite seleccionar el lenguaje de programación utilizado.</w:t>
-      </w:r>
-    </w:p>
-    <w:p>
-      <w:pPr>
-        <w:pStyle w:val="Sinespaciado"/>
-        <w:rPr>
-          <w:sz w:val="24"/>
-          <w:szCs w:val="24"/>
-          <w:lang w:eastAsia="es-BO"/>
-        </w:rPr>
-      </w:pPr>
-      <w:r>
-        <w:rPr>
-          <w:sz w:val="24"/>
-          <w:szCs w:val="24"/>
-          <w:lang w:eastAsia="es-BO"/>
-        </w:rPr>
-        <w:t xml:space="preserve">Una vez completados los campos, presione </w:t>
-      </w:r>
-      <w:proofErr w:type="spellStart"/>
-      <w:r>
-        <w:rPr>
-          <w:b/>
-          <w:bCs/>
-          <w:sz w:val="24"/>
-          <w:szCs w:val="24"/>
+          <w:sz w:val="20"/>
+          <w:szCs w:val="20"/>
           <w:lang w:eastAsia="es-BO"/>
         </w:rPr>
         <w:t>Submit</w:t>
       </w:r>
-      <w:proofErr w:type="spellEnd"/>
-      <w:r>
-        <w:rPr>
-          <w:sz w:val="24"/>
-          <w:szCs w:val="24"/>
+      <w:r>
+        <w:rPr>
+          <w:rFonts w:ascii="Arial" w:hAnsi="Arial" w:cs="Arial"/>
+          <w:sz w:val="20"/>
+          <w:szCs w:val="20"/>
           <w:lang w:eastAsia="es-BO"/>
         </w:rPr>
         <w:t xml:space="preserve"> para realizar el envío.</w:t>
@@ -1093,23 +1734,23 @@
         <w:spacing w:before="100" w:beforeAutospacing="1" w:after="100" w:afterAutospacing="1" w:line="240" w:lineRule="auto"/>
         <w:outlineLvl w:val="0"/>
         <w:rPr>
-          <w:rFonts w:eastAsia="Times New Roman" w:cstheme="minorHAnsi"/>
+          <w:rFonts w:ascii="Arial" w:eastAsia="Times New Roman" w:hAnsi="Arial" w:cs="Arial"/>
           <w:b/>
           <w:bCs/>
           <w:kern w:val="36"/>
-          <w:sz w:val="48"/>
-          <w:szCs w:val="48"/>
-          <w:lang w:eastAsia="es-BO"/>
-        </w:rPr>
-      </w:pPr>
-      <w:r>
-        <w:rPr>
-          <w:rFonts w:eastAsia="Times New Roman" w:cstheme="minorHAnsi"/>
+          <w:sz w:val="40"/>
+          <w:szCs w:val="40"/>
+          <w:lang w:eastAsia="es-BO"/>
+        </w:rPr>
+      </w:pPr>
+      <w:r>
+        <w:rPr>
+          <w:rFonts w:ascii="Arial" w:eastAsia="Times New Roman" w:hAnsi="Arial" w:cs="Arial"/>
           <w:b/>
           <w:bCs/>
           <w:kern w:val="36"/>
-          <w:sz w:val="48"/>
-          <w:szCs w:val="48"/>
+          <w:sz w:val="40"/>
+          <w:szCs w:val="40"/>
           <w:lang w:eastAsia="es-BO"/>
         </w:rPr>
         <w:t>Lenguajes Disponibles</w:t>
@@ -1118,10 +1759,553 @@
     <w:p>
       <w:pPr>
         <w:spacing w:after="0" w:line="240" w:lineRule="auto"/>
-        <w:rPr>
-          <w:rFonts w:eastAsia="Times New Roman" w:cstheme="minorHAnsi"/>
+        <w:jc w:val="center"/>
+        <w:rPr>
+          <w:rFonts w:ascii="Arial" w:eastAsia="Times New Roman" w:hAnsi="Arial" w:cs="Arial"/>
           <w:sz w:val="24"/>
           <w:szCs w:val="24"/>
+          <w:lang w:eastAsia="es-BO"/>
+        </w:rPr>
+      </w:pPr>
+      <w:r>
+        <w:rPr>
+          <w:rFonts w:ascii="Arial" w:eastAsia="Times New Roman" w:hAnsi="Arial" w:cs="Arial"/>
+          <w:noProof/>
+          <w:sz w:val="24"/>
+          <w:szCs w:val="24"/>
+          <w:lang w:eastAsia="es-BO"/>
+        </w:rPr>
+        <w:drawing>
+          <wp:inline distT="0" distB="0" distL="0" distR="0" wp14:anchorId="58FFB27F" wp14:editId="2A120772">
+            <wp:extent cx="3427013" cy="2284546"/>
+            <wp:effectExtent l="0" t="0" r="2540" b="1905"/>
+            <wp:docPr id="24" name="Imagen 24"/>
+            <wp:cNvGraphicFramePr>
+              <a:graphicFrameLocks xmlns:a="http://schemas.openxmlformats.org/drawingml/2006/main" noChangeAspect="1"/>
+            </wp:cNvGraphicFramePr>
+            <a:graphic xmlns:a="http://schemas.openxmlformats.org/drawingml/2006/main">
+              <a:graphicData uri="http://schemas.openxmlformats.org/drawingml/2006/picture">
+                <pic:pic xmlns:pic="http://schemas.openxmlformats.org/drawingml/2006/picture">
+                  <pic:nvPicPr>
+                    <pic:cNvPr id="0" name="Picture 17"/>
+                    <pic:cNvPicPr>
+                      <a:picLocks noChangeAspect="1" noChangeArrowheads="1"/>
+                    </pic:cNvPicPr>
+                  </pic:nvPicPr>
+                  <pic:blipFill>
+                    <a:blip r:embed="rId12" cstate="print">
+                      <a:extLst>
+                        <a:ext uri="{BEBA8EAE-BF5A-486C-A8C5-ECC9F3942E4B}">
+                          <a14:imgProps xmlns:a14="http://schemas.microsoft.com/office/drawing/2010/main">
+                            <a14:imgLayer r:embed="rId13">
+                              <a14:imgEffect>
+                                <a14:sharpenSoften amount="25000"/>
+                              </a14:imgEffect>
+                            </a14:imgLayer>
+                          </a14:imgProps>
+                        </a:ext>
+                        <a:ext uri="{28A0092B-C50C-407E-A947-70E740481C1C}">
+                          <a14:useLocalDpi xmlns:a14="http://schemas.microsoft.com/office/drawing/2010/main" val="0"/>
+                        </a:ext>
+                      </a:extLst>
+                    </a:blip>
+                    <a:srcRect/>
+                    <a:stretch>
+                      <a:fillRect/>
+                    </a:stretch>
+                  </pic:blipFill>
+                  <pic:spPr bwMode="auto">
+                    <a:xfrm>
+                      <a:off x="0" y="0"/>
+                      <a:ext cx="3431129" cy="2287290"/>
+                    </a:xfrm>
+                    <a:prstGeom prst="rect">
+                      <a:avLst/>
+                    </a:prstGeom>
+                    <a:noFill/>
+                    <a:ln>
+                      <a:noFill/>
+                    </a:ln>
+                  </pic:spPr>
+                </pic:pic>
+              </a:graphicData>
+            </a:graphic>
+          </wp:inline>
+        </w:drawing>
+      </w:r>
+    </w:p>
+    <w:p>
+      <w:pPr>
+        <w:pStyle w:val="Prrafodelista"/>
+        <w:numPr>
+          <w:ilvl w:val="0"/>
+          <w:numId w:val="12"/>
+        </w:numPr>
+        <w:spacing w:before="100" w:beforeAutospacing="1" w:after="100" w:afterAutospacing="1" w:line="240" w:lineRule="auto"/>
+        <w:outlineLvl w:val="0"/>
+        <w:rPr>
+          <w:rFonts w:ascii="Arial" w:eastAsia="Times New Roman" w:hAnsi="Arial" w:cs="Arial"/>
+          <w:b/>
+          <w:bCs/>
+          <w:kern w:val="36"/>
+          <w:sz w:val="40"/>
+          <w:szCs w:val="40"/>
+          <w:lang w:eastAsia="es-BO"/>
+        </w:rPr>
+      </w:pPr>
+      <w:r>
+        <w:rPr>
+          <w:rFonts w:ascii="Arial" w:eastAsia="Times New Roman" w:hAnsi="Arial" w:cs="Arial"/>
+          <w:b/>
+          <w:bCs/>
+          <w:kern w:val="36"/>
+          <w:sz w:val="40"/>
+          <w:szCs w:val="40"/>
+          <w:lang w:eastAsia="es-BO"/>
+        </w:rPr>
+        <w:lastRenderedPageBreak/>
+        <w:t>Requisitos Especiales</w:t>
+      </w:r>
+    </w:p>
+    <w:p>
+      <w:pPr>
+        <w:spacing w:before="100" w:beforeAutospacing="1" w:after="100" w:afterAutospacing="1" w:line="240" w:lineRule="auto"/>
+        <w:outlineLvl w:val="1"/>
+        <w:rPr>
+          <w:rFonts w:ascii="Arial" w:eastAsia="Times New Roman" w:hAnsi="Arial" w:cs="Arial"/>
+          <w:b/>
+          <w:bCs/>
+          <w:sz w:val="32"/>
+          <w:szCs w:val="32"/>
+          <w:lang w:eastAsia="es-BO"/>
+        </w:rPr>
+      </w:pPr>
+      <w:r>
+        <w:rPr>
+          <w:rFonts w:ascii="Arial" w:eastAsia="Times New Roman" w:hAnsi="Arial" w:cs="Arial"/>
+          <w:b/>
+          <w:bCs/>
+          <w:sz w:val="32"/>
+          <w:szCs w:val="32"/>
+          <w:lang w:eastAsia="es-BO"/>
+        </w:rPr>
+        <w:t>Java</w:t>
+      </w:r>
+    </w:p>
+    <w:p>
+      <w:pPr>
+        <w:pStyle w:val="Sinespaciado"/>
+        <w:numPr>
+          <w:ilvl w:val="0"/>
+          <w:numId w:val="23"/>
+        </w:numPr>
+        <w:rPr>
+          <w:rFonts w:ascii="Arial" w:hAnsi="Arial" w:cs="Arial"/>
+          <w:sz w:val="20"/>
+          <w:szCs w:val="20"/>
+          <w:lang w:eastAsia="es-BO"/>
+        </w:rPr>
+      </w:pPr>
+      <w:r>
+        <w:rPr>
+          <w:rFonts w:ascii="Arial" w:hAnsi="Arial" w:cs="Arial"/>
+          <w:sz w:val="20"/>
+          <w:szCs w:val="20"/>
+          <w:lang w:eastAsia="es-BO"/>
+        </w:rPr>
+        <w:t xml:space="preserve">El nombre del archivo debe coincidir con el nombre de la clase pública principal. </w:t>
+      </w:r>
+    </w:p>
+    <w:p>
+      <w:pPr>
+        <w:pStyle w:val="Sinespaciado"/>
+        <w:numPr>
+          <w:ilvl w:val="0"/>
+          <w:numId w:val="23"/>
+        </w:numPr>
+        <w:rPr>
+          <w:rFonts w:ascii="Arial" w:hAnsi="Arial" w:cs="Arial"/>
+          <w:sz w:val="20"/>
+          <w:szCs w:val="20"/>
+          <w:lang w:eastAsia="es-BO"/>
+        </w:rPr>
+      </w:pPr>
+      <w:r>
+        <w:rPr>
+          <w:rFonts w:ascii="Arial" w:hAnsi="Arial" w:cs="Arial"/>
+          <w:sz w:val="20"/>
+          <w:szCs w:val="20"/>
+          <w:lang w:eastAsia="es-BO"/>
+        </w:rPr>
+        <w:t xml:space="preserve">Verifique que la clase principal detectada por UPC-JUDGE sea correcta antes de enviar la solución. </w:t>
+      </w:r>
+    </w:p>
+    <w:p>
+      <w:pPr>
+        <w:pStyle w:val="Sinespaciado"/>
+        <w:ind w:left="720"/>
+        <w:rPr>
+          <w:rFonts w:ascii="Arial" w:hAnsi="Arial" w:cs="Arial"/>
+          <w:sz w:val="20"/>
+          <w:szCs w:val="20"/>
+          <w:lang w:eastAsia="es-BO"/>
+        </w:rPr>
+      </w:pPr>
+    </w:p>
+    <w:p>
+      <w:pPr>
+        <w:pStyle w:val="Sinespaciado"/>
+        <w:ind w:left="708"/>
+        <w:rPr>
+          <w:rFonts w:ascii="Arial" w:hAnsi="Arial" w:cs="Arial"/>
+          <w:sz w:val="20"/>
+          <w:szCs w:val="20"/>
+          <w:lang w:val="en-US" w:eastAsia="es-BO"/>
+        </w:rPr>
+      </w:pPr>
+      <w:r>
+        <w:rPr>
+          <w:rFonts w:ascii="Arial" w:hAnsi="Arial" w:cs="Arial"/>
+          <w:sz w:val="20"/>
+          <w:szCs w:val="20"/>
+          <w:lang w:val="en-US" w:eastAsia="es-BO"/>
+        </w:rPr>
+        <w:t>Ejemplo:</w:t>
+      </w:r>
+    </w:p>
+    <w:p>
+      <w:pPr>
+        <w:pStyle w:val="Sinespaciado"/>
+        <w:ind w:left="708"/>
+        <w:rPr>
+          <w:rFonts w:ascii="Arial" w:hAnsi="Arial" w:cs="Arial"/>
+          <w:sz w:val="20"/>
+          <w:szCs w:val="20"/>
+          <w:lang w:val="en-US" w:eastAsia="es-BO"/>
+        </w:rPr>
+      </w:pPr>
+      <w:r>
+        <w:rPr>
+          <w:rFonts w:ascii="Arial" w:hAnsi="Arial" w:cs="Arial"/>
+          <w:sz w:val="20"/>
+          <w:szCs w:val="20"/>
+          <w:lang w:val="en-US" w:eastAsia="es-BO"/>
+        </w:rPr>
+        <w:t xml:space="preserve">Main.java → public class “Main”. </w:t>
+      </w:r>
+    </w:p>
+    <w:p>
+      <w:pPr>
+        <w:pStyle w:val="Sinespaciado"/>
+        <w:ind w:left="708"/>
+        <w:rPr>
+          <w:rFonts w:ascii="Arial" w:hAnsi="Arial" w:cs="Arial"/>
+          <w:sz w:val="20"/>
+          <w:szCs w:val="20"/>
+          <w:lang w:eastAsia="es-BO"/>
+        </w:rPr>
+      </w:pPr>
+      <w:r>
+        <w:rPr>
+          <w:rFonts w:ascii="Arial" w:hAnsi="Arial" w:cs="Arial"/>
+          <w:sz w:val="20"/>
+          <w:szCs w:val="20"/>
+          <w:lang w:eastAsia="es-BO"/>
+        </w:rPr>
+        <w:t>Solucion.java → public class “Solucion”.</w:t>
+      </w:r>
+    </w:p>
+    <w:p>
+      <w:pPr>
+        <w:spacing w:before="100" w:beforeAutospacing="1" w:after="100" w:afterAutospacing="1" w:line="240" w:lineRule="auto"/>
+        <w:outlineLvl w:val="1"/>
+        <w:rPr>
+          <w:rFonts w:ascii="Arial" w:eastAsia="Times New Roman" w:hAnsi="Arial" w:cs="Arial"/>
+          <w:b/>
+          <w:bCs/>
+          <w:sz w:val="32"/>
+          <w:szCs w:val="32"/>
+          <w:lang w:val="en-US" w:eastAsia="es-BO"/>
+        </w:rPr>
+      </w:pPr>
+      <w:r>
+        <w:rPr>
+          <w:rFonts w:ascii="Arial" w:eastAsia="Times New Roman" w:hAnsi="Arial" w:cs="Arial"/>
+          <w:b/>
+          <w:bCs/>
+          <w:sz w:val="32"/>
+          <w:szCs w:val="32"/>
+          <w:lang w:val="en-US" w:eastAsia="es-BO"/>
+        </w:rPr>
+        <w:t>Kotlin</w:t>
+      </w:r>
+    </w:p>
+    <w:p>
+      <w:pPr>
+        <w:pStyle w:val="Sinespaciado"/>
+        <w:numPr>
+          <w:ilvl w:val="0"/>
+          <w:numId w:val="25"/>
+        </w:numPr>
+        <w:rPr>
+          <w:rFonts w:ascii="Arial" w:hAnsi="Arial" w:cs="Arial"/>
+          <w:sz w:val="20"/>
+          <w:szCs w:val="20"/>
+          <w:lang w:eastAsia="es-BO"/>
+        </w:rPr>
+      </w:pPr>
+      <w:r>
+        <w:rPr>
+          <w:rFonts w:ascii="Arial" w:hAnsi="Arial" w:cs="Arial"/>
+          <w:sz w:val="20"/>
+          <w:szCs w:val="20"/>
+          <w:lang w:eastAsia="es-BO"/>
+        </w:rPr>
+        <w:t>Al enviar una solución en Kotlin, UPC-JUDGE puede solicitar una Main Class.</w:t>
+      </w:r>
+    </w:p>
+    <w:p>
+      <w:pPr>
+        <w:pStyle w:val="Sinespaciado"/>
+        <w:numPr>
+          <w:ilvl w:val="0"/>
+          <w:numId w:val="25"/>
+        </w:numPr>
+        <w:rPr>
+          <w:rFonts w:ascii="Arial" w:hAnsi="Arial" w:cs="Arial"/>
+          <w:sz w:val="20"/>
+          <w:szCs w:val="20"/>
+          <w:lang w:eastAsia="es-BO"/>
+        </w:rPr>
+      </w:pPr>
+      <w:r>
+        <w:rPr>
+          <w:rFonts w:ascii="Arial" w:hAnsi="Arial" w:cs="Arial"/>
+          <w:sz w:val="20"/>
+          <w:szCs w:val="20"/>
+          <w:lang w:eastAsia="es-BO"/>
+        </w:rPr>
+        <w:t>Esta debe coincidir con el nombre del archivo enviado, agregando el sufijo Kt.</w:t>
+      </w:r>
+    </w:p>
+    <w:p>
+      <w:pPr>
+        <w:pStyle w:val="Sinespaciado"/>
+        <w:ind w:left="720"/>
+        <w:rPr>
+          <w:rFonts w:ascii="Arial" w:hAnsi="Arial" w:cs="Arial"/>
+          <w:sz w:val="20"/>
+          <w:szCs w:val="20"/>
+          <w:lang w:eastAsia="es-BO"/>
+        </w:rPr>
+      </w:pPr>
+    </w:p>
+    <w:p>
+      <w:pPr>
+        <w:pStyle w:val="Sinespaciado"/>
+        <w:ind w:firstLine="360"/>
+        <w:rPr>
+          <w:rFonts w:ascii="Arial" w:hAnsi="Arial" w:cs="Arial"/>
+          <w:sz w:val="20"/>
+          <w:szCs w:val="20"/>
+          <w:lang w:eastAsia="es-BO"/>
+        </w:rPr>
+      </w:pPr>
+      <w:r>
+        <w:rPr>
+          <w:rFonts w:ascii="Arial" w:hAnsi="Arial" w:cs="Arial"/>
+          <w:sz w:val="20"/>
+          <w:szCs w:val="20"/>
+          <w:lang w:eastAsia="es-BO"/>
+        </w:rPr>
+        <w:t>Ejemplos:</w:t>
+      </w:r>
+    </w:p>
+    <w:p>
+      <w:pPr>
+        <w:pStyle w:val="Sinespaciado"/>
+        <w:ind w:left="360"/>
+        <w:rPr>
+          <w:rFonts w:ascii="Arial" w:hAnsi="Arial" w:cs="Arial"/>
+          <w:sz w:val="20"/>
+          <w:szCs w:val="20"/>
+          <w:lang w:eastAsia="es-BO"/>
+        </w:rPr>
+      </w:pPr>
+      <w:r>
+        <w:rPr>
+          <w:rFonts w:ascii="Arial" w:hAnsi="Arial" w:cs="Arial"/>
+          <w:sz w:val="20"/>
+          <w:szCs w:val="20"/>
+          <w:lang w:eastAsia="es-BO"/>
+        </w:rPr>
+        <w:t>Si el archivo se llama Main.kt, la Main Class debe ser MainKt.</w:t>
+      </w:r>
+    </w:p>
+    <w:p>
+      <w:pPr>
+        <w:pStyle w:val="Sinespaciado"/>
+        <w:ind w:left="360"/>
+        <w:rPr>
+          <w:rFonts w:ascii="Arial" w:hAnsi="Arial" w:cs="Arial"/>
+          <w:sz w:val="20"/>
+          <w:szCs w:val="20"/>
+          <w:lang w:eastAsia="es-BO"/>
+        </w:rPr>
+      </w:pPr>
+      <w:r>
+        <w:rPr>
+          <w:rFonts w:ascii="Arial" w:hAnsi="Arial" w:cs="Arial"/>
+          <w:sz w:val="20"/>
+          <w:szCs w:val="20"/>
+          <w:lang w:eastAsia="es-BO"/>
+        </w:rPr>
+        <w:t>Si el archivo se llama Solucion.kt, la Main Class debe ser SolucionKt.</w:t>
+      </w:r>
+    </w:p>
+    <w:p>
+      <w:pPr>
+        <w:pStyle w:val="Sinespaciado"/>
+        <w:ind w:left="360"/>
+        <w:rPr>
+          <w:rFonts w:ascii="Arial" w:hAnsi="Arial" w:cs="Arial"/>
+          <w:sz w:val="24"/>
+          <w:szCs w:val="24"/>
+          <w:lang w:eastAsia="es-BO"/>
+        </w:rPr>
+      </w:pPr>
+    </w:p>
+    <w:p>
+      <w:pPr>
+        <w:pStyle w:val="Sinespaciado"/>
+        <w:ind w:left="360"/>
+        <w:jc w:val="center"/>
+        <w:rPr>
+          <w:rFonts w:ascii="Arial" w:hAnsi="Arial" w:cs="Arial"/>
+          <w:sz w:val="24"/>
+          <w:szCs w:val="24"/>
+          <w:lang w:eastAsia="es-BO"/>
+        </w:rPr>
+      </w:pPr>
+      <w:r>
+        <w:rPr>
+          <w:rFonts w:ascii="Arial" w:hAnsi="Arial" w:cs="Arial"/>
+          <w:noProof/>
+          <w:sz w:val="24"/>
+          <w:szCs w:val="24"/>
+          <w:lang w:eastAsia="es-BO"/>
+        </w:rPr>
+        <w:drawing>
+          <wp:inline distT="0" distB="0" distL="0" distR="0" wp14:anchorId="7C43B3CB" wp14:editId="181A5BB4">
+            <wp:extent cx="5136543" cy="1871427"/>
+            <wp:effectExtent l="0" t="0" r="6985" b="0"/>
+            <wp:docPr id="19" name="Imagen 19"/>
+            <wp:cNvGraphicFramePr>
+              <a:graphicFrameLocks xmlns:a="http://schemas.openxmlformats.org/drawingml/2006/main" noChangeAspect="1"/>
+            </wp:cNvGraphicFramePr>
+            <a:graphic xmlns:a="http://schemas.openxmlformats.org/drawingml/2006/main">
+              <a:graphicData uri="http://schemas.openxmlformats.org/drawingml/2006/picture">
+                <pic:pic xmlns:pic="http://schemas.openxmlformats.org/drawingml/2006/picture">
+                  <pic:nvPicPr>
+                    <pic:cNvPr id="1" name=""/>
+                    <pic:cNvPicPr/>
+                  </pic:nvPicPr>
+                  <pic:blipFill>
+                    <a:blip r:embed="rId14"/>
+                    <a:stretch>
+                      <a:fillRect/>
+                    </a:stretch>
+                  </pic:blipFill>
+                  <pic:spPr>
+                    <a:xfrm>
+                      <a:off x="0" y="0"/>
+                      <a:ext cx="5141212" cy="1873128"/>
+                    </a:xfrm>
+                    <a:prstGeom prst="rect">
+                      <a:avLst/>
+                    </a:prstGeom>
+                  </pic:spPr>
+                </pic:pic>
+              </a:graphicData>
+            </a:graphic>
+          </wp:inline>
+        </w:drawing>
+      </w:r>
+    </w:p>
+    <w:p>
+      <w:pPr>
+        <w:pStyle w:val="Prrafodelista"/>
+        <w:numPr>
+          <w:ilvl w:val="0"/>
+          <w:numId w:val="12"/>
+        </w:numPr>
+        <w:spacing w:before="100" w:beforeAutospacing="1" w:after="100" w:afterAutospacing="1" w:line="240" w:lineRule="auto"/>
+        <w:outlineLvl w:val="0"/>
+        <w:rPr>
+          <w:rFonts w:ascii="Arial" w:eastAsia="Times New Roman" w:hAnsi="Arial" w:cs="Arial"/>
+          <w:b/>
+          <w:bCs/>
+          <w:kern w:val="36"/>
+          <w:sz w:val="40"/>
+          <w:szCs w:val="40"/>
+          <w:lang w:eastAsia="es-BO"/>
+        </w:rPr>
+      </w:pPr>
+      <w:r>
+        <w:rPr>
+          <w:rFonts w:ascii="Arial" w:eastAsia="Times New Roman" w:hAnsi="Arial" w:cs="Arial"/>
+          <w:b/>
+          <w:bCs/>
+          <w:kern w:val="36"/>
+          <w:sz w:val="40"/>
+          <w:szCs w:val="40"/>
+          <w:lang w:eastAsia="es-BO"/>
+        </w:rPr>
+        <w:t>Resultados de Evaluación</w:t>
+      </w:r>
+    </w:p>
+    <w:p>
+      <w:pPr>
+        <w:pStyle w:val="Sinespaciado"/>
+        <w:rPr>
+          <w:rFonts w:eastAsia="Times New Roman"/>
+          <w:sz w:val="20"/>
+          <w:szCs w:val="20"/>
+          <w:lang w:eastAsia="es-BO"/>
+        </w:rPr>
+      </w:pPr>
+      <w:r>
+        <w:rPr>
+          <w:sz w:val="20"/>
+          <w:szCs w:val="20"/>
+        </w:rPr>
+        <w:t>Una solución puede recibir los siguientes resultados (algunos pueden no estar disponibles según la configuración del sistema):</w:t>
+      </w:r>
+    </w:p>
+    <w:p>
+      <w:pPr>
+        <w:pStyle w:val="Sinespaciado"/>
+        <w:rPr>
+          <w:sz w:val="20"/>
+          <w:szCs w:val="20"/>
+          <w:lang w:eastAsia="es-BO"/>
+        </w:rPr>
+      </w:pPr>
+      <w:r>
+        <w:rPr>
+          <w:sz w:val="20"/>
+          <w:szCs w:val="20"/>
+          <w:lang w:eastAsia="es-BO"/>
+        </w:rPr>
+        <w:t>Después de cada envío, UPC-JUDGE mostrará un veredicto.</w:t>
+      </w:r>
+    </w:p>
+    <w:p>
+      <w:pPr>
+        <w:pStyle w:val="Sinespaciado"/>
+        <w:rPr>
+          <w:sz w:val="20"/>
+          <w:szCs w:val="20"/>
           <w:lang w:eastAsia="es-BO"/>
         </w:rPr>
       </w:pPr>
@@ -1129,13 +2313,12 @@
     <w:tbl>
       <w:tblPr>
         <w:tblStyle w:val="Tablanormal2"/>
-        <w:tblW w:w="0" w:type="auto"/>
+        <w:tblW w:w="9214" w:type="dxa"/>
         <w:tblLook w:val="04A0" w:firstRow="1" w:lastRow="0" w:firstColumn="1" w:lastColumn="0" w:noHBand="0" w:noVBand="1"/>
       </w:tblPr>
       <w:tblGrid>
-        <w:gridCol w:w="3146"/>
-        <w:gridCol w:w="2841"/>
-        <w:gridCol w:w="2841"/>
+        <w:gridCol w:w="2835"/>
+        <w:gridCol w:w="6379"/>
       </w:tblGrid>
       <w:tr>
         <w:trPr>
@@ -1144,1231 +2327,26 @@
         <w:tc>
           <w:tcPr>
             <w:cnfStyle w:val="001000000000" w:firstRow="0" w:lastRow="0" w:firstColumn="1" w:lastColumn="0" w:oddVBand="0" w:evenVBand="0" w:oddHBand="0" w:evenHBand="0" w:firstRowFirstColumn="0" w:firstRowLastColumn="0" w:lastRowFirstColumn="0" w:lastRowLastColumn="0"/>
-            <w:tcW w:w="3146" w:type="dxa"/>
+            <w:tcW w:w="2835" w:type="dxa"/>
+            <w:vAlign w:val="center"/>
           </w:tcPr>
           <w:p>
             <w:pPr>
+              <w:pStyle w:val="Sinespaciado"/>
               <w:rPr>
-                <w:rFonts w:eastAsia="Times New Roman" w:cstheme="minorHAnsi"/>
-                <w:sz w:val="24"/>
-                <w:szCs w:val="24"/>
+                <w:rFonts w:ascii="Arial" w:hAnsi="Arial" w:cs="Arial"/>
+                <w:b w:val="0"/>
+                <w:bCs w:val="0"/>
+                <w:sz w:val="20"/>
+                <w:szCs w:val="20"/>
                 <w:lang w:eastAsia="es-BO"/>
               </w:rPr>
             </w:pPr>
             <w:r>
               <w:rPr>
-                <w:lang w:eastAsia="es-BO"/>
-              </w:rPr>
-              <w:t>Lenguaje</w:t>
-            </w:r>
-          </w:p>
-        </w:tc>
-        <w:tc>
-          <w:tcPr>
-            <w:tcW w:w="2841" w:type="dxa"/>
-          </w:tcPr>
-          <w:p>
-            <w:pPr>
-              <w:cnfStyle w:val="100000000000" w:firstRow="1" w:lastRow="0" w:firstColumn="0" w:lastColumn="0" w:oddVBand="0" w:evenVBand="0" w:oddHBand="0" w:evenHBand="0" w:firstRowFirstColumn="0" w:firstRowLastColumn="0" w:lastRowFirstColumn="0" w:lastRowLastColumn="0"/>
-              <w:rPr>
-                <w:rFonts w:eastAsia="Times New Roman" w:cstheme="minorHAnsi"/>
-                <w:sz w:val="24"/>
-                <w:szCs w:val="24"/>
-                <w:lang w:eastAsia="es-BO"/>
-              </w:rPr>
-            </w:pPr>
-            <w:r>
-              <w:rPr>
-                <w:lang w:eastAsia="es-BO"/>
-              </w:rPr>
-              <w:t>Extensión</w:t>
-            </w:r>
-          </w:p>
-        </w:tc>
-        <w:tc>
-          <w:tcPr>
-            <w:tcW w:w="2841" w:type="dxa"/>
-          </w:tcPr>
-          <w:p>
-            <w:pPr>
-              <w:cnfStyle w:val="100000000000" w:firstRow="1" w:lastRow="0" w:firstColumn="0" w:lastColumn="0" w:oddVBand="0" w:evenVBand="0" w:oddHBand="0" w:evenHBand="0" w:firstRowFirstColumn="0" w:firstRowLastColumn="0" w:lastRowFirstColumn="0" w:lastRowLastColumn="0"/>
-              <w:rPr>
-                <w:rFonts w:eastAsia="Times New Roman" w:cstheme="minorHAnsi"/>
-                <w:sz w:val="24"/>
-                <w:szCs w:val="24"/>
-                <w:lang w:eastAsia="es-BO"/>
-              </w:rPr>
-            </w:pPr>
-            <w:r>
-              <w:rPr>
-                <w:lang w:eastAsia="es-BO"/>
-              </w:rPr>
-              <w:t>Versión</w:t>
-            </w:r>
-          </w:p>
-        </w:tc>
-      </w:tr>
-      <w:tr>
-        <w:trPr>
-          <w:cnfStyle w:val="000000100000" w:firstRow="0" w:lastRow="0" w:firstColumn="0" w:lastColumn="0" w:oddVBand="0" w:evenVBand="0" w:oddHBand="1" w:evenHBand="0" w:firstRowFirstColumn="0" w:firstRowLastColumn="0" w:lastRowFirstColumn="0" w:lastRowLastColumn="0"/>
-        </w:trPr>
-        <w:tc>
-          <w:tcPr>
-            <w:cnfStyle w:val="001000000000" w:firstRow="0" w:lastRow="0" w:firstColumn="1" w:lastColumn="0" w:oddVBand="0" w:evenVBand="0" w:oddHBand="0" w:evenHBand="0" w:firstRowFirstColumn="0" w:firstRowLastColumn="0" w:lastRowFirstColumn="0" w:lastRowLastColumn="0"/>
-            <w:tcW w:w="3146" w:type="dxa"/>
-          </w:tcPr>
-          <w:p>
-            <w:pPr>
-              <w:rPr>
-                <w:rFonts w:eastAsia="Times New Roman" w:cstheme="minorHAnsi"/>
-                <w:b w:val="0"/>
-                <w:bCs w:val="0"/>
-                <w:sz w:val="24"/>
-                <w:szCs w:val="24"/>
-                <w:lang w:eastAsia="es-BO"/>
-              </w:rPr>
-            </w:pPr>
-            <w:r>
-              <w:rPr>
-                <w:b w:val="0"/>
-                <w:bCs w:val="0"/>
-                <w:lang w:eastAsia="es-BO"/>
-              </w:rPr>
-              <w:t>C</w:t>
-            </w:r>
-          </w:p>
-        </w:tc>
-        <w:tc>
-          <w:tcPr>
-            <w:tcW w:w="2841" w:type="dxa"/>
-          </w:tcPr>
-          <w:p>
-            <w:pPr>
-              <w:cnfStyle w:val="000000100000" w:firstRow="0" w:lastRow="0" w:firstColumn="0" w:lastColumn="0" w:oddVBand="0" w:evenVBand="0" w:oddHBand="1" w:evenHBand="0" w:firstRowFirstColumn="0" w:firstRowLastColumn="0" w:lastRowFirstColumn="0" w:lastRowLastColumn="0"/>
-              <w:rPr>
-                <w:rFonts w:eastAsia="Times New Roman" w:cstheme="minorHAnsi"/>
-                <w:sz w:val="24"/>
-                <w:szCs w:val="24"/>
-                <w:lang w:eastAsia="es-BO"/>
-              </w:rPr>
-            </w:pPr>
-            <w:r>
-              <w:rPr>
-                <w:lang w:eastAsia="es-BO"/>
-              </w:rPr>
-              <w:t>.c</w:t>
-            </w:r>
-          </w:p>
-        </w:tc>
-        <w:tc>
-          <w:tcPr>
-            <w:tcW w:w="2841" w:type="dxa"/>
-          </w:tcPr>
-          <w:p>
-            <w:pPr>
-              <w:cnfStyle w:val="000000100000" w:firstRow="0" w:lastRow="0" w:firstColumn="0" w:lastColumn="0" w:oddVBand="0" w:evenVBand="0" w:oddHBand="1" w:evenHBand="0" w:firstRowFirstColumn="0" w:firstRowLastColumn="0" w:lastRowFirstColumn="0" w:lastRowLastColumn="0"/>
-              <w:rPr>
-                <w:rFonts w:eastAsia="Times New Roman" w:cstheme="minorHAnsi"/>
-                <w:sz w:val="24"/>
-                <w:szCs w:val="24"/>
-                <w:lang w:eastAsia="es-BO"/>
-              </w:rPr>
-            </w:pPr>
-            <w:r>
-              <w:rPr>
-                <w:lang w:eastAsia="es-BO"/>
-              </w:rPr>
-              <w:t>GCC 13.3</w:t>
-            </w:r>
-          </w:p>
-        </w:tc>
-      </w:tr>
-      <w:tr>
-        <w:tc>
-          <w:tcPr>
-            <w:cnfStyle w:val="001000000000" w:firstRow="0" w:lastRow="0" w:firstColumn="1" w:lastColumn="0" w:oddVBand="0" w:evenVBand="0" w:oddHBand="0" w:evenHBand="0" w:firstRowFirstColumn="0" w:firstRowLastColumn="0" w:lastRowFirstColumn="0" w:lastRowLastColumn="0"/>
-            <w:tcW w:w="3146" w:type="dxa"/>
-          </w:tcPr>
-          <w:p>
-            <w:pPr>
-              <w:rPr>
-                <w:rFonts w:eastAsia="Times New Roman" w:cstheme="minorHAnsi"/>
-                <w:b w:val="0"/>
-                <w:bCs w:val="0"/>
-                <w:sz w:val="24"/>
-                <w:szCs w:val="24"/>
-                <w:lang w:eastAsia="es-BO"/>
-              </w:rPr>
-            </w:pPr>
-            <w:r>
-              <w:rPr>
-                <w:b w:val="0"/>
-                <w:bCs w:val="0"/>
-                <w:lang w:eastAsia="es-BO"/>
-              </w:rPr>
-              <w:t>C++</w:t>
-            </w:r>
-          </w:p>
-        </w:tc>
-        <w:tc>
-          <w:tcPr>
-            <w:tcW w:w="2841" w:type="dxa"/>
-          </w:tcPr>
-          <w:p>
-            <w:pPr>
-              <w:cnfStyle w:val="000000000000" w:firstRow="0" w:lastRow="0" w:firstColumn="0" w:lastColumn="0" w:oddVBand="0" w:evenVBand="0" w:oddHBand="0" w:evenHBand="0" w:firstRowFirstColumn="0" w:firstRowLastColumn="0" w:lastRowFirstColumn="0" w:lastRowLastColumn="0"/>
-              <w:rPr>
-                <w:rFonts w:eastAsia="Times New Roman" w:cstheme="minorHAnsi"/>
-                <w:sz w:val="24"/>
-                <w:szCs w:val="24"/>
-                <w:lang w:eastAsia="es-BO"/>
-              </w:rPr>
-            </w:pPr>
-            <w:r>
-              <w:rPr>
-                <w:lang w:eastAsia="es-BO"/>
-              </w:rPr>
-              <w:t>.</w:t>
-            </w:r>
-            <w:proofErr w:type="spellStart"/>
-            <w:r>
-              <w:rPr>
-                <w:lang w:eastAsia="es-BO"/>
-              </w:rPr>
-              <w:t>cpp</w:t>
-            </w:r>
-            <w:proofErr w:type="spellEnd"/>
-          </w:p>
-        </w:tc>
-        <w:tc>
-          <w:tcPr>
-            <w:tcW w:w="2841" w:type="dxa"/>
-          </w:tcPr>
-          <w:p>
-            <w:pPr>
-              <w:cnfStyle w:val="000000000000" w:firstRow="0" w:lastRow="0" w:firstColumn="0" w:lastColumn="0" w:oddVBand="0" w:evenVBand="0" w:oddHBand="0" w:evenHBand="0" w:firstRowFirstColumn="0" w:firstRowLastColumn="0" w:lastRowFirstColumn="0" w:lastRowLastColumn="0"/>
-              <w:rPr>
-                <w:rFonts w:eastAsia="Times New Roman" w:cstheme="minorHAnsi"/>
-                <w:sz w:val="24"/>
-                <w:szCs w:val="24"/>
-                <w:lang w:eastAsia="es-BO"/>
-              </w:rPr>
-            </w:pPr>
-            <w:r>
-              <w:rPr>
-                <w:lang w:eastAsia="es-BO"/>
-              </w:rPr>
-              <w:t>GCC 13.3</w:t>
-            </w:r>
-          </w:p>
-        </w:tc>
-      </w:tr>
-      <w:tr>
-        <w:trPr>
-          <w:cnfStyle w:val="000000100000" w:firstRow="0" w:lastRow="0" w:firstColumn="0" w:lastColumn="0" w:oddVBand="0" w:evenVBand="0" w:oddHBand="1" w:evenHBand="0" w:firstRowFirstColumn="0" w:firstRowLastColumn="0" w:lastRowFirstColumn="0" w:lastRowLastColumn="0"/>
-        </w:trPr>
-        <w:tc>
-          <w:tcPr>
-            <w:cnfStyle w:val="001000000000" w:firstRow="0" w:lastRow="0" w:firstColumn="1" w:lastColumn="0" w:oddVBand="0" w:evenVBand="0" w:oddHBand="0" w:evenHBand="0" w:firstRowFirstColumn="0" w:firstRowLastColumn="0" w:lastRowFirstColumn="0" w:lastRowLastColumn="0"/>
-            <w:tcW w:w="3146" w:type="dxa"/>
-          </w:tcPr>
-          <w:p>
-            <w:pPr>
-              <w:rPr>
-                <w:rFonts w:eastAsia="Times New Roman" w:cstheme="minorHAnsi"/>
-                <w:b w:val="0"/>
-                <w:bCs w:val="0"/>
-                <w:sz w:val="24"/>
-                <w:szCs w:val="24"/>
-                <w:lang w:eastAsia="es-BO"/>
-              </w:rPr>
-            </w:pPr>
-            <w:r>
-              <w:rPr>
-                <w:b w:val="0"/>
-                <w:bCs w:val="0"/>
-                <w:lang w:eastAsia="es-BO"/>
-              </w:rPr>
-              <w:t>Python</w:t>
-            </w:r>
-          </w:p>
-        </w:tc>
-        <w:tc>
-          <w:tcPr>
-            <w:tcW w:w="2841" w:type="dxa"/>
-          </w:tcPr>
-          <w:p>
-            <w:pPr>
-              <w:cnfStyle w:val="000000100000" w:firstRow="0" w:lastRow="0" w:firstColumn="0" w:lastColumn="0" w:oddVBand="0" w:evenVBand="0" w:oddHBand="1" w:evenHBand="0" w:firstRowFirstColumn="0" w:firstRowLastColumn="0" w:lastRowFirstColumn="0" w:lastRowLastColumn="0"/>
-              <w:rPr>
-                <w:rFonts w:eastAsia="Times New Roman" w:cstheme="minorHAnsi"/>
-                <w:sz w:val="24"/>
-                <w:szCs w:val="24"/>
-                <w:lang w:eastAsia="es-BO"/>
-              </w:rPr>
-            </w:pPr>
-            <w:r>
-              <w:rPr>
-                <w:lang w:eastAsia="es-BO"/>
-              </w:rPr>
-              <w:t>.</w:t>
-            </w:r>
-            <w:proofErr w:type="spellStart"/>
-            <w:r>
-              <w:rPr>
-                <w:lang w:eastAsia="es-BO"/>
-              </w:rPr>
-              <w:t>py</w:t>
-            </w:r>
-            <w:proofErr w:type="spellEnd"/>
-          </w:p>
-        </w:tc>
-        <w:tc>
-          <w:tcPr>
-            <w:tcW w:w="2841" w:type="dxa"/>
-          </w:tcPr>
-          <w:p>
-            <w:pPr>
-              <w:cnfStyle w:val="000000100000" w:firstRow="0" w:lastRow="0" w:firstColumn="0" w:lastColumn="0" w:oddVBand="0" w:evenVBand="0" w:oddHBand="1" w:evenHBand="0" w:firstRowFirstColumn="0" w:firstRowLastColumn="0" w:lastRowFirstColumn="0" w:lastRowLastColumn="0"/>
-              <w:rPr>
-                <w:rFonts w:eastAsia="Times New Roman" w:cstheme="minorHAnsi"/>
-                <w:sz w:val="24"/>
-                <w:szCs w:val="24"/>
-                <w:lang w:eastAsia="es-BO"/>
-              </w:rPr>
-            </w:pPr>
-            <w:r>
-              <w:rPr>
-                <w:lang w:eastAsia="es-BO"/>
-              </w:rPr>
-              <w:t>Python 3.12</w:t>
-            </w:r>
-          </w:p>
-        </w:tc>
-      </w:tr>
-      <w:tr>
-        <w:tc>
-          <w:tcPr>
-            <w:cnfStyle w:val="001000000000" w:firstRow="0" w:lastRow="0" w:firstColumn="1" w:lastColumn="0" w:oddVBand="0" w:evenVBand="0" w:oddHBand="0" w:evenHBand="0" w:firstRowFirstColumn="0" w:firstRowLastColumn="0" w:lastRowFirstColumn="0" w:lastRowLastColumn="0"/>
-            <w:tcW w:w="3146" w:type="dxa"/>
-          </w:tcPr>
-          <w:p>
-            <w:pPr>
-              <w:rPr>
-                <w:rFonts w:eastAsia="Times New Roman" w:cstheme="minorHAnsi"/>
-                <w:b w:val="0"/>
-                <w:bCs w:val="0"/>
-                <w:sz w:val="24"/>
-                <w:szCs w:val="24"/>
-                <w:lang w:eastAsia="es-BO"/>
-              </w:rPr>
-            </w:pPr>
-            <w:r>
-              <w:rPr>
-                <w:b w:val="0"/>
-                <w:bCs w:val="0"/>
-                <w:lang w:eastAsia="es-BO"/>
-              </w:rPr>
-              <w:t>Java</w:t>
-            </w:r>
-          </w:p>
-        </w:tc>
-        <w:tc>
-          <w:tcPr>
-            <w:tcW w:w="2841" w:type="dxa"/>
-          </w:tcPr>
-          <w:p>
-            <w:pPr>
-              <w:cnfStyle w:val="000000000000" w:firstRow="0" w:lastRow="0" w:firstColumn="0" w:lastColumn="0" w:oddVBand="0" w:evenVBand="0" w:oddHBand="0" w:evenHBand="0" w:firstRowFirstColumn="0" w:firstRowLastColumn="0" w:lastRowFirstColumn="0" w:lastRowLastColumn="0"/>
-              <w:rPr>
-                <w:rFonts w:eastAsia="Times New Roman" w:cstheme="minorHAnsi"/>
-                <w:sz w:val="24"/>
-                <w:szCs w:val="24"/>
-                <w:lang w:eastAsia="es-BO"/>
-              </w:rPr>
-            </w:pPr>
-            <w:r>
-              <w:rPr>
-                <w:lang w:eastAsia="es-BO"/>
-              </w:rPr>
-              <w:t>.java</w:t>
-            </w:r>
-          </w:p>
-        </w:tc>
-        <w:tc>
-          <w:tcPr>
-            <w:tcW w:w="2841" w:type="dxa"/>
-          </w:tcPr>
-          <w:p>
-            <w:pPr>
-              <w:cnfStyle w:val="000000000000" w:firstRow="0" w:lastRow="0" w:firstColumn="0" w:lastColumn="0" w:oddVBand="0" w:evenVBand="0" w:oddHBand="0" w:evenHBand="0" w:firstRowFirstColumn="0" w:firstRowLastColumn="0" w:lastRowFirstColumn="0" w:lastRowLastColumn="0"/>
-              <w:rPr>
-                <w:rFonts w:eastAsia="Times New Roman" w:cstheme="minorHAnsi"/>
-                <w:sz w:val="24"/>
-                <w:szCs w:val="24"/>
-                <w:lang w:eastAsia="es-BO"/>
-              </w:rPr>
-            </w:pPr>
-            <w:r>
-              <w:rPr>
-                <w:lang w:eastAsia="es-BO"/>
-              </w:rPr>
-              <w:t>Java 21</w:t>
-            </w:r>
-          </w:p>
-        </w:tc>
-      </w:tr>
-      <w:tr>
-        <w:trPr>
-          <w:cnfStyle w:val="000000100000" w:firstRow="0" w:lastRow="0" w:firstColumn="0" w:lastColumn="0" w:oddVBand="0" w:evenVBand="0" w:oddHBand="1" w:evenHBand="0" w:firstRowFirstColumn="0" w:firstRowLastColumn="0" w:lastRowFirstColumn="0" w:lastRowLastColumn="0"/>
-        </w:trPr>
-        <w:tc>
-          <w:tcPr>
-            <w:cnfStyle w:val="001000000000" w:firstRow="0" w:lastRow="0" w:firstColumn="1" w:lastColumn="0" w:oddVBand="0" w:evenVBand="0" w:oddHBand="0" w:evenHBand="0" w:firstRowFirstColumn="0" w:firstRowLastColumn="0" w:lastRowFirstColumn="0" w:lastRowLastColumn="0"/>
-            <w:tcW w:w="3146" w:type="dxa"/>
-          </w:tcPr>
-          <w:p>
-            <w:pPr>
-              <w:rPr>
-                <w:rFonts w:eastAsia="Times New Roman" w:cstheme="minorHAnsi"/>
-                <w:b w:val="0"/>
-                <w:bCs w:val="0"/>
-                <w:sz w:val="24"/>
-                <w:szCs w:val="24"/>
-                <w:lang w:eastAsia="es-BO"/>
-              </w:rPr>
-            </w:pPr>
-            <w:proofErr w:type="spellStart"/>
-            <w:r>
-              <w:rPr>
-                <w:b w:val="0"/>
-                <w:bCs w:val="0"/>
-                <w:lang w:eastAsia="es-BO"/>
-              </w:rPr>
-              <w:t>Kotlin</w:t>
-            </w:r>
-            <w:proofErr w:type="spellEnd"/>
-          </w:p>
-        </w:tc>
-        <w:tc>
-          <w:tcPr>
-            <w:tcW w:w="2841" w:type="dxa"/>
-          </w:tcPr>
-          <w:p>
-            <w:pPr>
-              <w:cnfStyle w:val="000000100000" w:firstRow="0" w:lastRow="0" w:firstColumn="0" w:lastColumn="0" w:oddVBand="0" w:evenVBand="0" w:oddHBand="1" w:evenHBand="0" w:firstRowFirstColumn="0" w:firstRowLastColumn="0" w:lastRowFirstColumn="0" w:lastRowLastColumn="0"/>
-              <w:rPr>
-                <w:rFonts w:eastAsia="Times New Roman" w:cstheme="minorHAnsi"/>
-                <w:sz w:val="24"/>
-                <w:szCs w:val="24"/>
-                <w:lang w:eastAsia="es-BO"/>
-              </w:rPr>
-            </w:pPr>
-            <w:proofErr w:type="gramStart"/>
-            <w:r>
-              <w:rPr>
-                <w:lang w:eastAsia="es-BO"/>
-              </w:rPr>
-              <w:t>.</w:t>
-            </w:r>
-            <w:proofErr w:type="spellStart"/>
-            <w:r>
-              <w:rPr>
-                <w:lang w:eastAsia="es-BO"/>
-              </w:rPr>
-              <w:t>kt</w:t>
-            </w:r>
-            <w:proofErr w:type="spellEnd"/>
-            <w:proofErr w:type="gramEnd"/>
-          </w:p>
-        </w:tc>
-        <w:tc>
-          <w:tcPr>
-            <w:tcW w:w="2841" w:type="dxa"/>
-          </w:tcPr>
-          <w:p>
-            <w:pPr>
-              <w:cnfStyle w:val="000000100000" w:firstRow="0" w:lastRow="0" w:firstColumn="0" w:lastColumn="0" w:oddVBand="0" w:evenVBand="0" w:oddHBand="1" w:evenHBand="0" w:firstRowFirstColumn="0" w:firstRowLastColumn="0" w:lastRowFirstColumn="0" w:lastRowLastColumn="0"/>
-              <w:rPr>
-                <w:rFonts w:eastAsia="Times New Roman" w:cstheme="minorHAnsi"/>
-                <w:sz w:val="24"/>
-                <w:szCs w:val="24"/>
-                <w:lang w:eastAsia="es-BO"/>
-              </w:rPr>
-            </w:pPr>
-            <w:proofErr w:type="spellStart"/>
-            <w:r>
-              <w:rPr>
-                <w:lang w:eastAsia="es-BO"/>
-              </w:rPr>
-              <w:t>Kotlin</w:t>
-            </w:r>
-            <w:proofErr w:type="spellEnd"/>
-            <w:r>
-              <w:rPr>
-                <w:lang w:eastAsia="es-BO"/>
-              </w:rPr>
-              <w:t xml:space="preserve"> 1.9</w:t>
-            </w:r>
-          </w:p>
-        </w:tc>
-      </w:tr>
-    </w:tbl>
-    <w:p>
-      <w:pPr>
-        <w:spacing w:before="100" w:beforeAutospacing="1" w:after="100" w:afterAutospacing="1" w:line="240" w:lineRule="auto"/>
-        <w:outlineLvl w:val="0"/>
-        <w:rPr>
-          <w:rFonts w:eastAsia="Times New Roman" w:cstheme="minorHAnsi"/>
-          <w:b/>
-          <w:bCs/>
-          <w:kern w:val="36"/>
-          <w:sz w:val="48"/>
-          <w:szCs w:val="48"/>
-          <w:lang w:eastAsia="es-BO"/>
-        </w:rPr>
-      </w:pPr>
-    </w:p>
-    <w:p>
-      <w:pPr>
-        <w:pStyle w:val="Prrafodelista"/>
-        <w:numPr>
-          <w:ilvl w:val="0"/>
-          <w:numId w:val="12"/>
-        </w:numPr>
-        <w:spacing w:before="100" w:beforeAutospacing="1" w:after="100" w:afterAutospacing="1" w:line="240" w:lineRule="auto"/>
-        <w:outlineLvl w:val="0"/>
-        <w:rPr>
-          <w:rFonts w:eastAsia="Times New Roman" w:cstheme="minorHAnsi"/>
-          <w:b/>
-          <w:bCs/>
-          <w:kern w:val="36"/>
-          <w:sz w:val="48"/>
-          <w:szCs w:val="48"/>
-          <w:lang w:eastAsia="es-BO"/>
-        </w:rPr>
-      </w:pPr>
-      <w:r>
-        <w:rPr>
-          <w:rFonts w:eastAsia="Times New Roman" w:cstheme="minorHAnsi"/>
-          <w:b/>
-          <w:bCs/>
-          <w:kern w:val="36"/>
-          <w:sz w:val="48"/>
-          <w:szCs w:val="48"/>
-          <w:lang w:eastAsia="es-BO"/>
-        </w:rPr>
-        <w:lastRenderedPageBreak/>
-        <w:t>Requisitos Especiales</w:t>
-      </w:r>
-    </w:p>
-    <w:p>
-      <w:pPr>
-        <w:spacing w:before="100" w:beforeAutospacing="1" w:after="100" w:afterAutospacing="1" w:line="240" w:lineRule="auto"/>
-        <w:outlineLvl w:val="1"/>
-        <w:rPr>
-          <w:rFonts w:eastAsia="Times New Roman" w:cstheme="minorHAnsi"/>
-          <w:b/>
-          <w:bCs/>
-          <w:sz w:val="36"/>
-          <w:szCs w:val="36"/>
-          <w:lang w:eastAsia="es-BO"/>
-        </w:rPr>
-      </w:pPr>
-      <w:r>
-        <w:rPr>
-          <w:rFonts w:eastAsia="Times New Roman" w:cstheme="minorHAnsi"/>
-          <w:b/>
-          <w:bCs/>
-          <w:sz w:val="36"/>
-          <w:szCs w:val="36"/>
-          <w:lang w:eastAsia="es-BO"/>
-        </w:rPr>
-        <w:t>Java</w:t>
-      </w:r>
-    </w:p>
-    <w:p>
-      <w:pPr>
-        <w:pStyle w:val="Sinespaciado"/>
-        <w:numPr>
-          <w:ilvl w:val="0"/>
-          <w:numId w:val="23"/>
-        </w:numPr>
-        <w:rPr>
-          <w:sz w:val="24"/>
-          <w:szCs w:val="24"/>
-          <w:lang w:eastAsia="es-BO"/>
-        </w:rPr>
-      </w:pPr>
-      <w:r>
-        <w:rPr>
-          <w:sz w:val="24"/>
-          <w:szCs w:val="24"/>
-          <w:lang w:eastAsia="es-BO"/>
-        </w:rPr>
-        <w:t xml:space="preserve">El nombre del archivo debe coincidir con el nombre de la clase pública principal. </w:t>
-      </w:r>
-    </w:p>
-    <w:p>
-      <w:pPr>
-        <w:pStyle w:val="Sinespaciado"/>
-        <w:numPr>
-          <w:ilvl w:val="0"/>
-          <w:numId w:val="23"/>
-        </w:numPr>
-        <w:rPr>
-          <w:sz w:val="24"/>
-          <w:szCs w:val="24"/>
-          <w:lang w:eastAsia="es-BO"/>
-        </w:rPr>
-      </w:pPr>
-      <w:r>
-        <w:rPr>
-          <w:sz w:val="24"/>
-          <w:szCs w:val="24"/>
-          <w:lang w:eastAsia="es-BO"/>
-        </w:rPr>
-        <w:t xml:space="preserve">Verifique que la clase principal detectada por UPC-JUDGE sea correcta antes de enviar la solución. </w:t>
-      </w:r>
-    </w:p>
-    <w:p>
-      <w:pPr>
-        <w:pStyle w:val="Sinespaciado"/>
-        <w:ind w:left="720"/>
-        <w:rPr>
-          <w:sz w:val="24"/>
-          <w:szCs w:val="24"/>
-          <w:lang w:eastAsia="es-BO"/>
-        </w:rPr>
-      </w:pPr>
-    </w:p>
-    <w:p>
-      <w:pPr>
-        <w:pStyle w:val="Sinespaciado"/>
-        <w:ind w:left="708"/>
-        <w:rPr>
-          <w:rFonts w:cstheme="minorHAnsi"/>
-          <w:sz w:val="24"/>
-          <w:szCs w:val="24"/>
-          <w:lang w:val="en-US" w:eastAsia="es-BO"/>
-        </w:rPr>
-      </w:pPr>
-      <w:proofErr w:type="spellStart"/>
-      <w:r>
-        <w:rPr>
-          <w:rFonts w:cstheme="minorHAnsi"/>
-          <w:sz w:val="24"/>
-          <w:szCs w:val="24"/>
-          <w:lang w:val="en-US" w:eastAsia="es-BO"/>
-        </w:rPr>
-        <w:t>Ejemplo</w:t>
-      </w:r>
-      <w:proofErr w:type="spellEnd"/>
-      <w:r>
-        <w:rPr>
-          <w:rFonts w:cstheme="minorHAnsi"/>
-          <w:sz w:val="24"/>
-          <w:szCs w:val="24"/>
-          <w:lang w:val="en-US" w:eastAsia="es-BO"/>
-        </w:rPr>
-        <w:t>:</w:t>
-      </w:r>
-    </w:p>
-    <w:p>
-      <w:pPr>
-        <w:pStyle w:val="Sinespaciado"/>
-        <w:ind w:left="708"/>
-        <w:rPr>
-          <w:rFonts w:cstheme="minorHAnsi"/>
-          <w:sz w:val="24"/>
-          <w:szCs w:val="24"/>
-          <w:lang w:val="en-US" w:eastAsia="es-BO"/>
-        </w:rPr>
-      </w:pPr>
-      <w:r>
-        <w:rPr>
-          <w:rFonts w:cstheme="minorHAnsi"/>
-          <w:sz w:val="24"/>
-          <w:szCs w:val="24"/>
-          <w:lang w:val="en-US" w:eastAsia="es-BO"/>
-        </w:rPr>
-        <w:t xml:space="preserve">Main.java → public class </w:t>
-      </w:r>
-      <w:r>
-        <w:rPr>
-          <w:rFonts w:cstheme="minorHAnsi"/>
-          <w:sz w:val="24"/>
-          <w:szCs w:val="24"/>
-          <w:lang w:val="en-US" w:eastAsia="es-BO"/>
-        </w:rPr>
-        <w:t>“</w:t>
-      </w:r>
-      <w:r>
-        <w:rPr>
-          <w:rFonts w:cstheme="minorHAnsi"/>
-          <w:sz w:val="24"/>
-          <w:szCs w:val="24"/>
-          <w:lang w:val="en-US" w:eastAsia="es-BO"/>
-        </w:rPr>
-        <w:t>Main</w:t>
-      </w:r>
-      <w:r>
-        <w:rPr>
-          <w:rFonts w:cstheme="minorHAnsi"/>
-          <w:sz w:val="24"/>
-          <w:szCs w:val="24"/>
-          <w:lang w:val="en-US" w:eastAsia="es-BO"/>
-        </w:rPr>
-        <w:t>”.</w:t>
-      </w:r>
-      <w:r>
-        <w:rPr>
-          <w:rFonts w:cstheme="minorHAnsi"/>
-          <w:sz w:val="24"/>
-          <w:szCs w:val="24"/>
-          <w:lang w:val="en-US" w:eastAsia="es-BO"/>
-        </w:rPr>
-        <w:t xml:space="preserve"> </w:t>
-      </w:r>
-    </w:p>
-    <w:p>
-      <w:pPr>
-        <w:pStyle w:val="Sinespaciado"/>
-        <w:ind w:left="708"/>
-        <w:rPr>
-          <w:rFonts w:cstheme="minorHAnsi"/>
-          <w:sz w:val="24"/>
-          <w:szCs w:val="24"/>
-          <w:lang w:eastAsia="es-BO"/>
-        </w:rPr>
-      </w:pPr>
-      <w:r>
-        <w:rPr>
-          <w:rFonts w:cstheme="minorHAnsi"/>
-          <w:sz w:val="24"/>
-          <w:szCs w:val="24"/>
-          <w:lang w:eastAsia="es-BO"/>
-        </w:rPr>
-        <w:t xml:space="preserve">Solucion.java → </w:t>
-      </w:r>
-      <w:proofErr w:type="spellStart"/>
-      <w:r>
-        <w:rPr>
-          <w:rFonts w:cstheme="minorHAnsi"/>
-          <w:sz w:val="24"/>
-          <w:szCs w:val="24"/>
-          <w:lang w:eastAsia="es-BO"/>
-        </w:rPr>
-        <w:t>public</w:t>
-      </w:r>
-      <w:proofErr w:type="spellEnd"/>
-      <w:r>
-        <w:rPr>
-          <w:rFonts w:cstheme="minorHAnsi"/>
-          <w:sz w:val="24"/>
-          <w:szCs w:val="24"/>
-          <w:lang w:eastAsia="es-BO"/>
-        </w:rPr>
-        <w:t xml:space="preserve"> </w:t>
-      </w:r>
-      <w:proofErr w:type="spellStart"/>
-      <w:r>
-        <w:rPr>
-          <w:rFonts w:cstheme="minorHAnsi"/>
-          <w:sz w:val="24"/>
-          <w:szCs w:val="24"/>
-          <w:lang w:eastAsia="es-BO"/>
-        </w:rPr>
-        <w:t>class</w:t>
-      </w:r>
-      <w:proofErr w:type="spellEnd"/>
-      <w:r>
-        <w:rPr>
-          <w:rFonts w:cstheme="minorHAnsi"/>
-          <w:sz w:val="24"/>
-          <w:szCs w:val="24"/>
-          <w:lang w:eastAsia="es-BO"/>
-        </w:rPr>
-        <w:t xml:space="preserve"> </w:t>
-      </w:r>
-      <w:r>
-        <w:rPr>
-          <w:rFonts w:cstheme="minorHAnsi"/>
-          <w:sz w:val="24"/>
-          <w:szCs w:val="24"/>
-          <w:lang w:eastAsia="es-BO"/>
-        </w:rPr>
-        <w:t>“</w:t>
-      </w:r>
-      <w:proofErr w:type="spellStart"/>
-      <w:r>
-        <w:rPr>
-          <w:rFonts w:cstheme="minorHAnsi"/>
-          <w:sz w:val="24"/>
-          <w:szCs w:val="24"/>
-          <w:lang w:eastAsia="es-BO"/>
-        </w:rPr>
-        <w:t>Solucion</w:t>
-      </w:r>
-      <w:proofErr w:type="spellEnd"/>
-      <w:r>
-        <w:rPr>
-          <w:rFonts w:cstheme="minorHAnsi"/>
-          <w:sz w:val="24"/>
-          <w:szCs w:val="24"/>
-          <w:lang w:eastAsia="es-BO"/>
-        </w:rPr>
-        <w:t>”</w:t>
-      </w:r>
-      <w:r>
-        <w:rPr>
-          <w:rFonts w:cstheme="minorHAnsi"/>
-          <w:sz w:val="24"/>
-          <w:szCs w:val="24"/>
-          <w:lang w:eastAsia="es-BO"/>
-        </w:rPr>
-        <w:t>.</w:t>
-      </w:r>
-    </w:p>
-    <w:p>
-      <w:pPr>
-        <w:spacing w:before="100" w:beforeAutospacing="1" w:after="100" w:afterAutospacing="1" w:line="240" w:lineRule="auto"/>
-        <w:outlineLvl w:val="1"/>
-        <w:rPr>
-          <w:rFonts w:eastAsia="Times New Roman" w:cstheme="minorHAnsi"/>
-          <w:b/>
-          <w:bCs/>
-          <w:sz w:val="36"/>
-          <w:szCs w:val="36"/>
-          <w:lang w:val="en-US" w:eastAsia="es-BO"/>
-        </w:rPr>
-      </w:pPr>
-      <w:r>
-        <w:rPr>
-          <w:rFonts w:eastAsia="Times New Roman" w:cstheme="minorHAnsi"/>
-          <w:b/>
-          <w:bCs/>
-          <w:sz w:val="36"/>
-          <w:szCs w:val="36"/>
-          <w:lang w:val="en-US" w:eastAsia="es-BO"/>
-        </w:rPr>
-        <w:t>Kotlin</w:t>
-      </w:r>
-    </w:p>
-    <w:p>
-      <w:pPr>
-        <w:pStyle w:val="Sinespaciado"/>
-        <w:numPr>
-          <w:ilvl w:val="0"/>
-          <w:numId w:val="25"/>
-        </w:numPr>
-        <w:rPr>
-          <w:sz w:val="24"/>
-          <w:szCs w:val="24"/>
-          <w:lang w:eastAsia="es-BO"/>
-        </w:rPr>
-      </w:pPr>
-      <w:r>
-        <w:rPr>
-          <w:sz w:val="24"/>
-          <w:szCs w:val="24"/>
-          <w:lang w:eastAsia="es-BO"/>
-        </w:rPr>
-        <w:t xml:space="preserve">Al enviar una solución en </w:t>
-      </w:r>
-      <w:proofErr w:type="spellStart"/>
-      <w:r>
-        <w:rPr>
-          <w:sz w:val="24"/>
-          <w:szCs w:val="24"/>
-          <w:lang w:eastAsia="es-BO"/>
-        </w:rPr>
-        <w:t>Kotlin</w:t>
-      </w:r>
-      <w:proofErr w:type="spellEnd"/>
-      <w:r>
-        <w:rPr>
-          <w:sz w:val="24"/>
-          <w:szCs w:val="24"/>
-          <w:lang w:eastAsia="es-BO"/>
-        </w:rPr>
-        <w:t xml:space="preserve">, UPC-JUDGE puede solicitar una </w:t>
-      </w:r>
-      <w:proofErr w:type="spellStart"/>
-      <w:r>
-        <w:rPr>
-          <w:sz w:val="24"/>
-          <w:szCs w:val="24"/>
-          <w:lang w:eastAsia="es-BO"/>
-        </w:rPr>
-        <w:t>Main</w:t>
-      </w:r>
-      <w:proofErr w:type="spellEnd"/>
-      <w:r>
-        <w:rPr>
-          <w:sz w:val="24"/>
-          <w:szCs w:val="24"/>
-          <w:lang w:eastAsia="es-BO"/>
-        </w:rPr>
-        <w:t xml:space="preserve"> </w:t>
-      </w:r>
-      <w:proofErr w:type="spellStart"/>
-      <w:r>
-        <w:rPr>
-          <w:sz w:val="24"/>
-          <w:szCs w:val="24"/>
-          <w:lang w:eastAsia="es-BO"/>
-        </w:rPr>
-        <w:t>Class</w:t>
-      </w:r>
-      <w:proofErr w:type="spellEnd"/>
-      <w:r>
-        <w:rPr>
-          <w:sz w:val="24"/>
-          <w:szCs w:val="24"/>
-          <w:lang w:eastAsia="es-BO"/>
-        </w:rPr>
-        <w:t>.</w:t>
-      </w:r>
-    </w:p>
-    <w:p>
-      <w:pPr>
-        <w:pStyle w:val="Sinespaciado"/>
-        <w:numPr>
-          <w:ilvl w:val="0"/>
-          <w:numId w:val="25"/>
-        </w:numPr>
-        <w:rPr>
-          <w:sz w:val="24"/>
-          <w:szCs w:val="24"/>
-          <w:lang w:eastAsia="es-BO"/>
-        </w:rPr>
-      </w:pPr>
-      <w:r>
-        <w:rPr>
-          <w:sz w:val="24"/>
-          <w:szCs w:val="24"/>
-          <w:lang w:eastAsia="es-BO"/>
-        </w:rPr>
-        <w:t xml:space="preserve">Esta debe coincidir con el nombre del archivo enviado, agregando el sufijo </w:t>
-      </w:r>
-      <w:proofErr w:type="spellStart"/>
-      <w:r>
-        <w:rPr>
-          <w:sz w:val="24"/>
-          <w:szCs w:val="24"/>
-          <w:lang w:eastAsia="es-BO"/>
-        </w:rPr>
-        <w:t>Kt</w:t>
-      </w:r>
-      <w:proofErr w:type="spellEnd"/>
-      <w:r>
-        <w:rPr>
-          <w:sz w:val="24"/>
-          <w:szCs w:val="24"/>
-          <w:lang w:eastAsia="es-BO"/>
-        </w:rPr>
-        <w:t>.</w:t>
-      </w:r>
-    </w:p>
-    <w:p>
-      <w:pPr>
-        <w:pStyle w:val="Sinespaciado"/>
-        <w:ind w:left="720"/>
-        <w:rPr>
-          <w:sz w:val="24"/>
-          <w:szCs w:val="24"/>
-          <w:lang w:eastAsia="es-BO"/>
-        </w:rPr>
-      </w:pPr>
-    </w:p>
-    <w:p>
-      <w:pPr>
-        <w:pStyle w:val="Sinespaciado"/>
-        <w:ind w:firstLine="360"/>
-        <w:rPr>
-          <w:sz w:val="24"/>
-          <w:szCs w:val="24"/>
-          <w:lang w:eastAsia="es-BO"/>
-        </w:rPr>
-      </w:pPr>
-      <w:r>
-        <w:rPr>
-          <w:sz w:val="24"/>
-          <w:szCs w:val="24"/>
-          <w:lang w:eastAsia="es-BO"/>
-        </w:rPr>
-        <w:t>Ejemplos:</w:t>
-      </w:r>
-    </w:p>
-    <w:p>
-      <w:pPr>
-        <w:pStyle w:val="Sinespaciado"/>
-        <w:ind w:left="360"/>
-        <w:rPr>
-          <w:sz w:val="24"/>
-          <w:szCs w:val="24"/>
-          <w:lang w:eastAsia="es-BO"/>
-        </w:rPr>
-      </w:pPr>
-      <w:r>
-        <w:rPr>
-          <w:sz w:val="24"/>
-          <w:szCs w:val="24"/>
-          <w:lang w:eastAsia="es-BO"/>
-        </w:rPr>
-        <w:t xml:space="preserve">Si el archivo se llama </w:t>
-      </w:r>
-      <w:proofErr w:type="spellStart"/>
-      <w:r>
-        <w:rPr>
-          <w:sz w:val="24"/>
-          <w:szCs w:val="24"/>
-          <w:lang w:eastAsia="es-BO"/>
-        </w:rPr>
-        <w:t>Main.kt</w:t>
-      </w:r>
-      <w:proofErr w:type="spellEnd"/>
-      <w:r>
-        <w:rPr>
-          <w:sz w:val="24"/>
-          <w:szCs w:val="24"/>
-          <w:lang w:eastAsia="es-BO"/>
-        </w:rPr>
-        <w:t xml:space="preserve">, la </w:t>
-      </w:r>
-      <w:proofErr w:type="spellStart"/>
-      <w:r>
-        <w:rPr>
-          <w:sz w:val="24"/>
-          <w:szCs w:val="24"/>
-          <w:lang w:eastAsia="es-BO"/>
-        </w:rPr>
-        <w:t>Main</w:t>
-      </w:r>
-      <w:proofErr w:type="spellEnd"/>
-      <w:r>
-        <w:rPr>
-          <w:sz w:val="24"/>
-          <w:szCs w:val="24"/>
-          <w:lang w:eastAsia="es-BO"/>
-        </w:rPr>
-        <w:t xml:space="preserve"> </w:t>
-      </w:r>
-      <w:proofErr w:type="spellStart"/>
-      <w:r>
-        <w:rPr>
-          <w:sz w:val="24"/>
-          <w:szCs w:val="24"/>
-          <w:lang w:eastAsia="es-BO"/>
-        </w:rPr>
-        <w:t>Class</w:t>
-      </w:r>
-      <w:proofErr w:type="spellEnd"/>
-      <w:r>
-        <w:rPr>
-          <w:sz w:val="24"/>
-          <w:szCs w:val="24"/>
-          <w:lang w:eastAsia="es-BO"/>
-        </w:rPr>
-        <w:t xml:space="preserve"> debe ser </w:t>
-      </w:r>
-      <w:proofErr w:type="spellStart"/>
-      <w:r>
-        <w:rPr>
-          <w:sz w:val="24"/>
-          <w:szCs w:val="24"/>
-          <w:lang w:eastAsia="es-BO"/>
-        </w:rPr>
-        <w:t>MainKt</w:t>
-      </w:r>
-      <w:proofErr w:type="spellEnd"/>
-      <w:r>
-        <w:rPr>
-          <w:sz w:val="24"/>
-          <w:szCs w:val="24"/>
-          <w:lang w:eastAsia="es-BO"/>
-        </w:rPr>
-        <w:t>.</w:t>
-      </w:r>
-    </w:p>
-    <w:p>
-      <w:pPr>
-        <w:pStyle w:val="Sinespaciado"/>
-        <w:ind w:left="360"/>
-        <w:rPr>
-          <w:sz w:val="24"/>
-          <w:szCs w:val="24"/>
-          <w:lang w:eastAsia="es-BO"/>
-        </w:rPr>
-      </w:pPr>
-      <w:r>
-        <w:rPr>
-          <w:sz w:val="24"/>
-          <w:szCs w:val="24"/>
-          <w:lang w:eastAsia="es-BO"/>
-        </w:rPr>
-        <w:t xml:space="preserve">Si el archivo se llama </w:t>
-      </w:r>
-      <w:proofErr w:type="spellStart"/>
-      <w:r>
-        <w:rPr>
-          <w:sz w:val="24"/>
-          <w:szCs w:val="24"/>
-          <w:lang w:eastAsia="es-BO"/>
-        </w:rPr>
-        <w:t>Solucion.kt</w:t>
-      </w:r>
-      <w:proofErr w:type="spellEnd"/>
-      <w:r>
-        <w:rPr>
-          <w:sz w:val="24"/>
-          <w:szCs w:val="24"/>
-          <w:lang w:eastAsia="es-BO"/>
-        </w:rPr>
-        <w:t xml:space="preserve">, la </w:t>
-      </w:r>
-      <w:proofErr w:type="spellStart"/>
-      <w:r>
-        <w:rPr>
-          <w:sz w:val="24"/>
-          <w:szCs w:val="24"/>
-          <w:lang w:eastAsia="es-BO"/>
-        </w:rPr>
-        <w:t>Main</w:t>
-      </w:r>
-      <w:proofErr w:type="spellEnd"/>
-      <w:r>
-        <w:rPr>
-          <w:sz w:val="24"/>
-          <w:szCs w:val="24"/>
-          <w:lang w:eastAsia="es-BO"/>
-        </w:rPr>
-        <w:t xml:space="preserve"> </w:t>
-      </w:r>
-      <w:proofErr w:type="spellStart"/>
-      <w:r>
-        <w:rPr>
-          <w:sz w:val="24"/>
-          <w:szCs w:val="24"/>
-          <w:lang w:eastAsia="es-BO"/>
-        </w:rPr>
-        <w:t>Class</w:t>
-      </w:r>
-      <w:proofErr w:type="spellEnd"/>
-      <w:r>
-        <w:rPr>
-          <w:sz w:val="24"/>
-          <w:szCs w:val="24"/>
-          <w:lang w:eastAsia="es-BO"/>
-        </w:rPr>
-        <w:t xml:space="preserve"> debe ser </w:t>
-      </w:r>
-      <w:proofErr w:type="spellStart"/>
-      <w:r>
-        <w:rPr>
-          <w:sz w:val="24"/>
-          <w:szCs w:val="24"/>
-          <w:lang w:eastAsia="es-BO"/>
-        </w:rPr>
-        <w:t>SolucionKt</w:t>
-      </w:r>
-      <w:proofErr w:type="spellEnd"/>
-      <w:r>
-        <w:rPr>
-          <w:sz w:val="24"/>
-          <w:szCs w:val="24"/>
-          <w:lang w:eastAsia="es-BO"/>
-        </w:rPr>
-        <w:t>.</w:t>
-      </w:r>
-    </w:p>
-    <w:p>
-      <w:pPr>
-        <w:pStyle w:val="Prrafodelista"/>
-        <w:numPr>
-          <w:ilvl w:val="0"/>
-          <w:numId w:val="12"/>
-        </w:numPr>
-        <w:spacing w:before="100" w:beforeAutospacing="1" w:after="100" w:afterAutospacing="1" w:line="240" w:lineRule="auto"/>
-        <w:outlineLvl w:val="0"/>
-        <w:rPr>
-          <w:rFonts w:eastAsia="Times New Roman" w:cstheme="minorHAnsi"/>
-          <w:b/>
-          <w:bCs/>
-          <w:kern w:val="36"/>
-          <w:sz w:val="48"/>
-          <w:szCs w:val="48"/>
-          <w:lang w:eastAsia="es-BO"/>
-        </w:rPr>
-      </w:pPr>
-      <w:r>
-        <w:rPr>
-          <w:rFonts w:eastAsia="Times New Roman" w:cstheme="minorHAnsi"/>
-          <w:b/>
-          <w:bCs/>
-          <w:kern w:val="36"/>
-          <w:sz w:val="48"/>
-          <w:szCs w:val="48"/>
-          <w:lang w:eastAsia="es-BO"/>
-        </w:rPr>
-        <w:t>Resultados de Evaluación</w:t>
-      </w:r>
-    </w:p>
-    <w:p>
-      <w:pPr>
-        <w:spacing w:before="100" w:beforeAutospacing="1" w:after="100" w:afterAutospacing="1" w:line="240" w:lineRule="auto"/>
-        <w:rPr>
-          <w:rFonts w:eastAsia="Times New Roman" w:cstheme="minorHAnsi"/>
-          <w:sz w:val="24"/>
-          <w:szCs w:val="24"/>
-          <w:lang w:eastAsia="es-BO"/>
-        </w:rPr>
-      </w:pPr>
-      <w:r>
-        <w:rPr>
-          <w:rFonts w:eastAsia="Times New Roman" w:cstheme="minorHAnsi"/>
-          <w:sz w:val="24"/>
-          <w:szCs w:val="24"/>
-          <w:lang w:eastAsia="es-BO"/>
-        </w:rPr>
-        <w:t>Después de cada envío, UPC-JUDGE mostrará un veredicto.</w:t>
-      </w:r>
-    </w:p>
-    <w:tbl>
-      <w:tblPr>
-        <w:tblStyle w:val="Tablanormal2"/>
-        <w:tblW w:w="0" w:type="auto"/>
-        <w:tblLook w:val="04A0" w:firstRow="1" w:lastRow="0" w:firstColumn="1" w:lastColumn="0" w:noHBand="0" w:noVBand="1"/>
-      </w:tblPr>
-      <w:tblGrid>
-        <w:gridCol w:w="4414"/>
-        <w:gridCol w:w="4414"/>
-      </w:tblGrid>
-      <w:tr>
-        <w:trPr>
-          <w:cnfStyle w:val="100000000000" w:firstRow="1" w:lastRow="0" w:firstColumn="0" w:lastColumn="0" w:oddVBand="0" w:evenVBand="0" w:oddHBand="0" w:evenHBand="0" w:firstRowFirstColumn="0" w:firstRowLastColumn="0" w:lastRowFirstColumn="0" w:lastRowLastColumn="0"/>
-        </w:trPr>
-        <w:tc>
-          <w:tcPr>
-            <w:cnfStyle w:val="001000000000" w:firstRow="0" w:lastRow="0" w:firstColumn="1" w:lastColumn="0" w:oddVBand="0" w:evenVBand="0" w:oddHBand="0" w:evenHBand="0" w:firstRowFirstColumn="0" w:firstRowLastColumn="0" w:lastRowFirstColumn="0" w:lastRowLastColumn="0"/>
-            <w:tcW w:w="4414" w:type="dxa"/>
-          </w:tcPr>
-          <w:p>
-            <w:pPr>
-              <w:pStyle w:val="Sinespaciado"/>
-              <w:rPr>
-                <w:b w:val="0"/>
-                <w:bCs w:val="0"/>
-                <w:sz w:val="24"/>
-                <w:szCs w:val="24"/>
-                <w:lang w:eastAsia="es-BO"/>
-              </w:rPr>
-            </w:pPr>
-            <w:r>
-              <w:rPr>
-                <w:sz w:val="24"/>
-                <w:szCs w:val="24"/>
+                <w:rFonts w:ascii="Arial" w:hAnsi="Arial" w:cs="Arial"/>
+                <w:sz w:val="20"/>
+                <w:szCs w:val="20"/>
                 <w:lang w:eastAsia="es-BO"/>
               </w:rPr>
               <w:t>CORRECT</w:t>
@@ -2377,26 +2355,29 @@
         </w:tc>
         <w:tc>
           <w:tcPr>
-            <w:tcW w:w="4414" w:type="dxa"/>
+            <w:tcW w:w="6379" w:type="dxa"/>
+            <w:vAlign w:val="center"/>
           </w:tcPr>
           <w:p>
             <w:pPr>
               <w:pStyle w:val="Sinespaciado"/>
               <w:cnfStyle w:val="100000000000" w:firstRow="1" w:lastRow="0" w:firstColumn="0" w:lastColumn="0" w:oddVBand="0" w:evenVBand="0" w:oddHBand="0" w:evenHBand="0" w:firstRowFirstColumn="0" w:firstRowLastColumn="0" w:lastRowFirstColumn="0" w:lastRowLastColumn="0"/>
               <w:rPr>
+                <w:rFonts w:ascii="Arial" w:hAnsi="Arial" w:cs="Arial"/>
                 <w:b w:val="0"/>
                 <w:bCs w:val="0"/>
-                <w:sz w:val="24"/>
-                <w:szCs w:val="24"/>
+                <w:sz w:val="20"/>
+                <w:szCs w:val="20"/>
                 <w:lang w:eastAsia="es-BO"/>
               </w:rPr>
             </w:pPr>
             <w:r>
               <w:rPr>
+                <w:rFonts w:ascii="Arial" w:hAnsi="Arial" w:cs="Arial"/>
                 <w:b w:val="0"/>
                 <w:bCs w:val="0"/>
-                <w:sz w:val="24"/>
-                <w:szCs w:val="24"/>
+                <w:sz w:val="20"/>
+                <w:szCs w:val="20"/>
                 <w:lang w:eastAsia="es-BO"/>
               </w:rPr>
               <w:t>Solución correcta.</w:t>
@@ -2411,23 +2392,26 @@
         <w:tc>
           <w:tcPr>
             <w:cnfStyle w:val="001000000000" w:firstRow="0" w:lastRow="0" w:firstColumn="1" w:lastColumn="0" w:oddVBand="0" w:evenVBand="0" w:oddHBand="0" w:evenHBand="0" w:firstRowFirstColumn="0" w:firstRowLastColumn="0" w:lastRowFirstColumn="0" w:lastRowLastColumn="0"/>
-            <w:tcW w:w="4414" w:type="dxa"/>
+            <w:tcW w:w="2835" w:type="dxa"/>
+            <w:vAlign w:val="center"/>
           </w:tcPr>
           <w:p>
             <w:pPr>
               <w:pStyle w:val="Sinespaciado"/>
               <w:rPr>
+                <w:rFonts w:ascii="Arial" w:hAnsi="Arial" w:cs="Arial"/>
                 <w:b w:val="0"/>
                 <w:bCs w:val="0"/>
-                <w:sz w:val="24"/>
-                <w:szCs w:val="24"/>
+                <w:sz w:val="20"/>
+                <w:szCs w:val="20"/>
                 <w:lang w:eastAsia="es-BO"/>
               </w:rPr>
             </w:pPr>
             <w:r>
               <w:rPr>
-                <w:sz w:val="24"/>
-                <w:szCs w:val="24"/>
+                <w:rFonts w:ascii="Arial" w:hAnsi="Arial" w:cs="Arial"/>
+                <w:sz w:val="20"/>
+                <w:szCs w:val="20"/>
                 <w:lang w:eastAsia="es-BO"/>
               </w:rPr>
               <w:t>WRONG-ANSWER</w:t>
@@ -2436,24 +2420,27 @@
         </w:tc>
         <w:tc>
           <w:tcPr>
-            <w:tcW w:w="4414" w:type="dxa"/>
+            <w:tcW w:w="6379" w:type="dxa"/>
+            <w:vAlign w:val="center"/>
           </w:tcPr>
           <w:p>
             <w:pPr>
               <w:pStyle w:val="Sinespaciado"/>
               <w:cnfStyle w:val="000000100000" w:firstRow="0" w:lastRow="0" w:firstColumn="0" w:lastColumn="0" w:oddVBand="0" w:evenVBand="0" w:oddHBand="1" w:evenHBand="0" w:firstRowFirstColumn="0" w:firstRowLastColumn="0" w:lastRowFirstColumn="0" w:lastRowLastColumn="0"/>
               <w:rPr>
+                <w:rFonts w:ascii="Arial" w:hAnsi="Arial" w:cs="Arial"/>
                 <w:b/>
                 <w:bCs/>
-                <w:sz w:val="24"/>
-                <w:szCs w:val="24"/>
+                <w:sz w:val="20"/>
+                <w:szCs w:val="20"/>
                 <w:lang w:eastAsia="es-BO"/>
               </w:rPr>
             </w:pPr>
             <w:r>
               <w:rPr>
-                <w:sz w:val="24"/>
-                <w:szCs w:val="24"/>
+                <w:rFonts w:ascii="Arial" w:hAnsi="Arial" w:cs="Arial"/>
+                <w:sz w:val="20"/>
+                <w:szCs w:val="20"/>
                 <w:lang w:eastAsia="es-BO"/>
               </w:rPr>
               <w:t>La salida es incorrecta.</w:t>
@@ -2465,23 +2452,26 @@
         <w:tc>
           <w:tcPr>
             <w:cnfStyle w:val="001000000000" w:firstRow="0" w:lastRow="0" w:firstColumn="1" w:lastColumn="0" w:oddVBand="0" w:evenVBand="0" w:oddHBand="0" w:evenHBand="0" w:firstRowFirstColumn="0" w:firstRowLastColumn="0" w:lastRowFirstColumn="0" w:lastRowLastColumn="0"/>
-            <w:tcW w:w="4414" w:type="dxa"/>
+            <w:tcW w:w="2835" w:type="dxa"/>
+            <w:vAlign w:val="center"/>
           </w:tcPr>
           <w:p>
             <w:pPr>
               <w:pStyle w:val="Sinespaciado"/>
               <w:rPr>
+                <w:rFonts w:ascii="Arial" w:hAnsi="Arial" w:cs="Arial"/>
                 <w:b w:val="0"/>
                 <w:bCs w:val="0"/>
-                <w:sz w:val="24"/>
-                <w:szCs w:val="24"/>
+                <w:sz w:val="20"/>
+                <w:szCs w:val="20"/>
                 <w:lang w:eastAsia="es-BO"/>
               </w:rPr>
             </w:pPr>
             <w:r>
               <w:rPr>
-                <w:sz w:val="24"/>
-                <w:szCs w:val="24"/>
+                <w:rFonts w:ascii="Arial" w:hAnsi="Arial" w:cs="Arial"/>
+                <w:sz w:val="20"/>
+                <w:szCs w:val="20"/>
                 <w:lang w:eastAsia="es-BO"/>
               </w:rPr>
               <w:t>TIMELIMIT</w:t>
@@ -2490,22 +2480,25 @@
         </w:tc>
         <w:tc>
           <w:tcPr>
-            <w:tcW w:w="4414" w:type="dxa"/>
+            <w:tcW w:w="6379" w:type="dxa"/>
+            <w:vAlign w:val="center"/>
           </w:tcPr>
           <w:p>
             <w:pPr>
               <w:pStyle w:val="Sinespaciado"/>
               <w:cnfStyle w:val="000000000000" w:firstRow="0" w:lastRow="0" w:firstColumn="0" w:lastColumn="0" w:oddVBand="0" w:evenVBand="0" w:oddHBand="0" w:evenHBand="0" w:firstRowFirstColumn="0" w:firstRowLastColumn="0" w:lastRowFirstColumn="0" w:lastRowLastColumn="0"/>
               <w:rPr>
-                <w:sz w:val="24"/>
-                <w:szCs w:val="24"/>
+                <w:rFonts w:ascii="Arial" w:hAnsi="Arial" w:cs="Arial"/>
+                <w:sz w:val="20"/>
+                <w:szCs w:val="20"/>
                 <w:lang w:eastAsia="es-BO"/>
               </w:rPr>
             </w:pPr>
             <w:r>
               <w:rPr>
-                <w:sz w:val="24"/>
-                <w:szCs w:val="24"/>
+                <w:rFonts w:ascii="Arial" w:hAnsi="Arial" w:cs="Arial"/>
+                <w:sz w:val="20"/>
+                <w:szCs w:val="20"/>
                 <w:lang w:eastAsia="es-BO"/>
               </w:rPr>
               <w:t>Se excedió el tiempo límite.</w:t>
@@ -2520,23 +2513,26 @@
         <w:tc>
           <w:tcPr>
             <w:cnfStyle w:val="001000000000" w:firstRow="0" w:lastRow="0" w:firstColumn="1" w:lastColumn="0" w:oddVBand="0" w:evenVBand="0" w:oddHBand="0" w:evenHBand="0" w:firstRowFirstColumn="0" w:firstRowLastColumn="0" w:lastRowFirstColumn="0" w:lastRowLastColumn="0"/>
-            <w:tcW w:w="4414" w:type="dxa"/>
+            <w:tcW w:w="2835" w:type="dxa"/>
+            <w:vAlign w:val="center"/>
           </w:tcPr>
           <w:p>
             <w:pPr>
               <w:pStyle w:val="Sinespaciado"/>
               <w:rPr>
+                <w:rFonts w:ascii="Arial" w:hAnsi="Arial" w:cs="Arial"/>
                 <w:b w:val="0"/>
                 <w:bCs w:val="0"/>
-                <w:sz w:val="24"/>
-                <w:szCs w:val="24"/>
+                <w:sz w:val="20"/>
+                <w:szCs w:val="20"/>
                 <w:lang w:eastAsia="es-BO"/>
               </w:rPr>
             </w:pPr>
             <w:r>
               <w:rPr>
-                <w:sz w:val="24"/>
-                <w:szCs w:val="24"/>
+                <w:rFonts w:ascii="Arial" w:hAnsi="Arial" w:cs="Arial"/>
+                <w:sz w:val="20"/>
+                <w:szCs w:val="20"/>
                 <w:lang w:eastAsia="es-BO"/>
               </w:rPr>
               <w:t>RUN-ERROR</w:t>
@@ -2545,27 +2541,46 @@
         </w:tc>
         <w:tc>
           <w:tcPr>
-            <w:tcW w:w="4414" w:type="dxa"/>
+            <w:tcW w:w="6379" w:type="dxa"/>
+            <w:vAlign w:val="center"/>
           </w:tcPr>
           <w:p>
             <w:pPr>
-              <w:pStyle w:val="Sinespaciado"/>
+              <w:spacing w:before="100" w:beforeAutospacing="1" w:after="100" w:afterAutospacing="1"/>
               <w:cnfStyle w:val="000000100000" w:firstRow="0" w:lastRow="0" w:firstColumn="0" w:lastColumn="0" w:oddVBand="0" w:evenVBand="0" w:oddHBand="1" w:evenHBand="0" w:firstRowFirstColumn="0" w:firstRowLastColumn="0" w:lastRowFirstColumn="0" w:lastRowLastColumn="0"/>
               <w:rPr>
-                <w:b/>
-                <w:bCs/>
-                <w:sz w:val="24"/>
-                <w:szCs w:val="24"/>
+                <w:rFonts w:ascii="Arial" w:eastAsia="Times New Roman" w:hAnsi="Arial" w:cs="Arial"/>
+                <w:sz w:val="20"/>
+                <w:szCs w:val="20"/>
                 <w:lang w:eastAsia="es-BO"/>
               </w:rPr>
             </w:pPr>
             <w:r>
               <w:rPr>
-                <w:sz w:val="24"/>
-                <w:szCs w:val="24"/>
+                <w:rFonts w:ascii="Arial" w:hAnsi="Arial" w:cs="Arial"/>
+                <w:sz w:val="20"/>
+                <w:szCs w:val="20"/>
                 <w:lang w:eastAsia="es-BO"/>
               </w:rPr>
-              <w:t>Error durante la ejecución.</w:t>
+              <w:t>Error durante la ejecución</w:t>
+            </w:r>
+            <w:r>
+              <w:rPr>
+                <w:rFonts w:ascii="Arial" w:hAnsi="Arial" w:cs="Arial"/>
+                <w:sz w:val="20"/>
+                <w:szCs w:val="20"/>
+                <w:lang w:eastAsia="es-BO"/>
+              </w:rPr>
+              <w:t>, (</w:t>
+            </w:r>
+            <w:r>
+              <w:rPr>
+                <w:rFonts w:ascii="Arial" w:eastAsia="Times New Roman" w:hAnsi="Arial" w:cs="Arial"/>
+                <w:sz w:val="20"/>
+                <w:szCs w:val="20"/>
+                <w:lang w:eastAsia="es-BO"/>
+              </w:rPr>
+              <w:t>por ejemplo, división por cero, acceso inválido a memoria o exceso de memoria o exceso de memoria).</w:t>
             </w:r>
           </w:p>
         </w:tc>
@@ -2574,23 +2589,26 @@
         <w:tc>
           <w:tcPr>
             <w:cnfStyle w:val="001000000000" w:firstRow="0" w:lastRow="0" w:firstColumn="1" w:lastColumn="0" w:oddVBand="0" w:evenVBand="0" w:oddHBand="0" w:evenHBand="0" w:firstRowFirstColumn="0" w:firstRowLastColumn="0" w:lastRowFirstColumn="0" w:lastRowLastColumn="0"/>
-            <w:tcW w:w="4414" w:type="dxa"/>
+            <w:tcW w:w="2835" w:type="dxa"/>
+            <w:vAlign w:val="center"/>
           </w:tcPr>
           <w:p>
             <w:pPr>
               <w:pStyle w:val="Sinespaciado"/>
               <w:rPr>
+                <w:rFonts w:ascii="Arial" w:hAnsi="Arial" w:cs="Arial"/>
                 <w:b w:val="0"/>
                 <w:bCs w:val="0"/>
-                <w:sz w:val="24"/>
-                <w:szCs w:val="24"/>
+                <w:sz w:val="20"/>
+                <w:szCs w:val="20"/>
                 <w:lang w:eastAsia="es-BO"/>
               </w:rPr>
             </w:pPr>
             <w:r>
               <w:rPr>
-                <w:sz w:val="24"/>
-                <w:szCs w:val="24"/>
+                <w:rFonts w:ascii="Arial" w:hAnsi="Arial" w:cs="Arial"/>
+                <w:sz w:val="20"/>
+                <w:szCs w:val="20"/>
                 <w:lang w:eastAsia="es-BO"/>
               </w:rPr>
               <w:t>COMPILER-ERROR</w:t>
@@ -2599,24 +2617,27 @@
         </w:tc>
         <w:tc>
           <w:tcPr>
-            <w:tcW w:w="4414" w:type="dxa"/>
+            <w:tcW w:w="6379" w:type="dxa"/>
+            <w:vAlign w:val="center"/>
           </w:tcPr>
           <w:p>
             <w:pPr>
               <w:pStyle w:val="Sinespaciado"/>
               <w:cnfStyle w:val="000000000000" w:firstRow="0" w:lastRow="0" w:firstColumn="0" w:lastColumn="0" w:oddVBand="0" w:evenVBand="0" w:oddHBand="0" w:evenHBand="0" w:firstRowFirstColumn="0" w:firstRowLastColumn="0" w:lastRowFirstColumn="0" w:lastRowLastColumn="0"/>
               <w:rPr>
+                <w:rFonts w:ascii="Arial" w:hAnsi="Arial" w:cs="Arial"/>
                 <w:b/>
                 <w:bCs/>
-                <w:sz w:val="24"/>
-                <w:szCs w:val="24"/>
+                <w:sz w:val="20"/>
+                <w:szCs w:val="20"/>
                 <w:lang w:eastAsia="es-BO"/>
               </w:rPr>
             </w:pPr>
             <w:r>
               <w:rPr>
-                <w:sz w:val="24"/>
-                <w:szCs w:val="24"/>
+                <w:rFonts w:ascii="Arial" w:hAnsi="Arial" w:cs="Arial"/>
+                <w:sz w:val="20"/>
+                <w:szCs w:val="20"/>
                 <w:lang w:eastAsia="es-BO"/>
               </w:rPr>
               <w:t>Error de compilación.</w:t>
@@ -2631,23 +2652,26 @@
         <w:tc>
           <w:tcPr>
             <w:cnfStyle w:val="001000000000" w:firstRow="0" w:lastRow="0" w:firstColumn="1" w:lastColumn="0" w:oddVBand="0" w:evenVBand="0" w:oddHBand="0" w:evenHBand="0" w:firstRowFirstColumn="0" w:firstRowLastColumn="0" w:lastRowFirstColumn="0" w:lastRowLastColumn="0"/>
-            <w:tcW w:w="4414" w:type="dxa"/>
+            <w:tcW w:w="2835" w:type="dxa"/>
+            <w:vAlign w:val="center"/>
           </w:tcPr>
           <w:p>
             <w:pPr>
               <w:pStyle w:val="Sinespaciado"/>
               <w:rPr>
+                <w:rFonts w:ascii="Arial" w:hAnsi="Arial" w:cs="Arial"/>
                 <w:b w:val="0"/>
                 <w:bCs w:val="0"/>
-                <w:sz w:val="24"/>
-                <w:szCs w:val="24"/>
+                <w:sz w:val="20"/>
+                <w:szCs w:val="20"/>
                 <w:lang w:eastAsia="es-BO"/>
               </w:rPr>
             </w:pPr>
             <w:r>
               <w:rPr>
-                <w:sz w:val="24"/>
-                <w:szCs w:val="24"/>
+                <w:rFonts w:ascii="Arial" w:hAnsi="Arial" w:cs="Arial"/>
+                <w:sz w:val="20"/>
+                <w:szCs w:val="20"/>
                 <w:lang w:eastAsia="es-BO"/>
               </w:rPr>
               <w:t>NO-OUTPUT</w:t>
@@ -2656,22 +2680,25 @@
         </w:tc>
         <w:tc>
           <w:tcPr>
-            <w:tcW w:w="4414" w:type="dxa"/>
+            <w:tcW w:w="6379" w:type="dxa"/>
+            <w:vAlign w:val="center"/>
           </w:tcPr>
           <w:p>
             <w:pPr>
               <w:pStyle w:val="Sinespaciado"/>
               <w:cnfStyle w:val="000000100000" w:firstRow="0" w:lastRow="0" w:firstColumn="0" w:lastColumn="0" w:oddVBand="0" w:evenVBand="0" w:oddHBand="1" w:evenHBand="0" w:firstRowFirstColumn="0" w:firstRowLastColumn="0" w:lastRowFirstColumn="0" w:lastRowLastColumn="0"/>
               <w:rPr>
-                <w:sz w:val="24"/>
-                <w:szCs w:val="24"/>
+                <w:rFonts w:ascii="Arial" w:hAnsi="Arial" w:cs="Arial"/>
+                <w:sz w:val="20"/>
+                <w:szCs w:val="20"/>
                 <w:lang w:eastAsia="es-BO"/>
               </w:rPr>
             </w:pPr>
             <w:r>
               <w:rPr>
-                <w:sz w:val="24"/>
-                <w:szCs w:val="24"/>
+                <w:rFonts w:ascii="Arial" w:hAnsi="Arial" w:cs="Arial"/>
+                <w:sz w:val="20"/>
+                <w:szCs w:val="20"/>
                 <w:lang w:eastAsia="es-BO"/>
               </w:rPr>
               <w:t>No se generó salida.</w:t>
@@ -2683,23 +2710,26 @@
         <w:tc>
           <w:tcPr>
             <w:cnfStyle w:val="001000000000" w:firstRow="0" w:lastRow="0" w:firstColumn="1" w:lastColumn="0" w:oddVBand="0" w:evenVBand="0" w:oddHBand="0" w:evenHBand="0" w:firstRowFirstColumn="0" w:firstRowLastColumn="0" w:lastRowFirstColumn="0" w:lastRowLastColumn="0"/>
-            <w:tcW w:w="4414" w:type="dxa"/>
+            <w:tcW w:w="2835" w:type="dxa"/>
+            <w:vAlign w:val="center"/>
           </w:tcPr>
           <w:p>
             <w:pPr>
               <w:pStyle w:val="Sinespaciado"/>
               <w:rPr>
+                <w:rFonts w:ascii="Arial" w:hAnsi="Arial" w:cs="Arial"/>
                 <w:b w:val="0"/>
                 <w:bCs w:val="0"/>
-                <w:sz w:val="24"/>
-                <w:szCs w:val="24"/>
+                <w:sz w:val="20"/>
+                <w:szCs w:val="20"/>
                 <w:lang w:eastAsia="es-BO"/>
               </w:rPr>
             </w:pPr>
             <w:r>
               <w:rPr>
-                <w:sz w:val="24"/>
-                <w:szCs w:val="24"/>
+                <w:rFonts w:ascii="Arial" w:hAnsi="Arial" w:cs="Arial"/>
+                <w:sz w:val="20"/>
+                <w:szCs w:val="20"/>
                 <w:lang w:eastAsia="es-BO"/>
               </w:rPr>
               <w:t>OUTPUT-LIMIT</w:t>
@@ -2708,176 +2738,121 @@
         </w:tc>
         <w:tc>
           <w:tcPr>
-            <w:tcW w:w="4414" w:type="dxa"/>
+            <w:tcW w:w="6379" w:type="dxa"/>
+            <w:vAlign w:val="center"/>
           </w:tcPr>
           <w:p>
             <w:pPr>
               <w:pStyle w:val="Sinespaciado"/>
               <w:cnfStyle w:val="000000000000" w:firstRow="0" w:lastRow="0" w:firstColumn="0" w:lastColumn="0" w:oddVBand="0" w:evenVBand="0" w:oddHBand="0" w:evenHBand="0" w:firstRowFirstColumn="0" w:firstRowLastColumn="0" w:lastRowFirstColumn="0" w:lastRowLastColumn="0"/>
               <w:rPr>
+                <w:rFonts w:ascii="Arial" w:hAnsi="Arial" w:cs="Arial"/>
                 <w:b/>
                 <w:bCs/>
-                <w:sz w:val="24"/>
-                <w:szCs w:val="24"/>
+                <w:sz w:val="20"/>
+                <w:szCs w:val="20"/>
                 <w:lang w:eastAsia="es-BO"/>
               </w:rPr>
             </w:pPr>
             <w:r>
               <w:rPr>
-                <w:sz w:val="24"/>
-                <w:szCs w:val="24"/>
+                <w:rFonts w:ascii="Arial" w:hAnsi="Arial" w:cs="Arial"/>
+                <w:sz w:val="20"/>
+                <w:szCs w:val="20"/>
                 <w:lang w:eastAsia="es-BO"/>
               </w:rPr>
-              <w:t>Se excedió el límite de salida.</w:t>
+              <w:t>Se excedió el límite de salida</w:t>
+            </w:r>
+            <w:r>
+              <w:rPr>
+                <w:rFonts w:ascii="Arial" w:hAnsi="Arial" w:cs="Arial"/>
+                <w:sz w:val="20"/>
+                <w:szCs w:val="20"/>
+                <w:lang w:eastAsia="es-BO"/>
+              </w:rPr>
+              <w:t xml:space="preserve"> </w:t>
+            </w:r>
+            <w:r>
+              <w:rPr>
+                <w:rFonts w:ascii="Arial" w:eastAsia="Times New Roman" w:hAnsi="Arial" w:cs="Arial"/>
+                <w:sz w:val="20"/>
+                <w:szCs w:val="20"/>
+                <w:lang w:eastAsia="es-BO"/>
+              </w:rPr>
+              <w:t>permitido</w:t>
+            </w:r>
+            <w:r>
+              <w:rPr>
+                <w:rFonts w:ascii="Arial" w:hAnsi="Arial" w:cs="Arial"/>
+                <w:sz w:val="20"/>
+                <w:szCs w:val="20"/>
+                <w:lang w:eastAsia="es-BO"/>
+              </w:rPr>
+              <w:t>.</w:t>
+            </w:r>
+          </w:p>
+        </w:tc>
+      </w:tr>
+      <w:tr>
+        <w:trPr>
+          <w:cnfStyle w:val="000000100000" w:firstRow="0" w:lastRow="0" w:firstColumn="0" w:lastColumn="0" w:oddVBand="0" w:evenVBand="0" w:oddHBand="1" w:evenHBand="0" w:firstRowFirstColumn="0" w:firstRowLastColumn="0" w:lastRowFirstColumn="0" w:lastRowLastColumn="0"/>
+        </w:trPr>
+        <w:tc>
+          <w:tcPr>
+            <w:cnfStyle w:val="001000000000" w:firstRow="0" w:lastRow="0" w:firstColumn="1" w:lastColumn="0" w:oddVBand="0" w:evenVBand="0" w:oddHBand="0" w:evenHBand="0" w:firstRowFirstColumn="0" w:firstRowLastColumn="0" w:lastRowFirstColumn="0" w:lastRowLastColumn="0"/>
+            <w:tcW w:w="2835" w:type="dxa"/>
+            <w:vAlign w:val="center"/>
+          </w:tcPr>
+          <w:p>
+            <w:pPr>
+              <w:pStyle w:val="Sinespaciado"/>
+              <w:rPr>
+                <w:rFonts w:ascii="Arial" w:hAnsi="Arial" w:cs="Arial"/>
+                <w:sz w:val="20"/>
+                <w:szCs w:val="20"/>
+                <w:lang w:eastAsia="es-BO"/>
+              </w:rPr>
+            </w:pPr>
+            <w:r>
+              <w:rPr>
+                <w:rFonts w:ascii="Arial" w:eastAsia="Times New Roman" w:hAnsi="Arial" w:cs="Arial"/>
+                <w:sz w:val="20"/>
+                <w:szCs w:val="20"/>
+                <w:lang w:eastAsia="es-BO"/>
+              </w:rPr>
+              <w:t>TOO-LATE</w:t>
+            </w:r>
+          </w:p>
+        </w:tc>
+        <w:tc>
+          <w:tcPr>
+            <w:tcW w:w="6379" w:type="dxa"/>
+            <w:vAlign w:val="center"/>
+          </w:tcPr>
+          <w:p>
+            <w:pPr>
+              <w:pStyle w:val="Sinespaciado"/>
+              <w:cnfStyle w:val="000000100000" w:firstRow="0" w:lastRow="0" w:firstColumn="0" w:lastColumn="0" w:oddVBand="0" w:evenVBand="0" w:oddHBand="1" w:evenHBand="0" w:firstRowFirstColumn="0" w:firstRowLastColumn="0" w:lastRowFirstColumn="0" w:lastRowLastColumn="0"/>
+              <w:rPr>
+                <w:rFonts w:ascii="Arial" w:hAnsi="Arial" w:cs="Arial"/>
+                <w:sz w:val="20"/>
+                <w:szCs w:val="20"/>
+                <w:lang w:eastAsia="es-BO"/>
+              </w:rPr>
+            </w:pPr>
+            <w:r>
+              <w:rPr>
+                <w:rFonts w:ascii="Arial" w:eastAsia="Times New Roman" w:hAnsi="Arial" w:cs="Arial"/>
+                <w:sz w:val="20"/>
+                <w:szCs w:val="20"/>
+                <w:lang w:eastAsia="es-BO"/>
+              </w:rPr>
+              <w:t>El envío fue realizado fuera de tiempo.</w:t>
             </w:r>
           </w:p>
         </w:tc>
       </w:tr>
     </w:tbl>
-    <w:p>
-      <w:pPr>
-        <w:pStyle w:val="Sinespaciado"/>
-        <w:rPr>
-          <w:b/>
-          <w:bCs/>
-          <w:lang w:eastAsia="es-BO"/>
-        </w:rPr>
-      </w:pPr>
-    </w:p>
-    <w:p>
-      <w:pPr>
-        <w:spacing w:before="100" w:beforeAutospacing="1" w:after="100" w:afterAutospacing="1" w:line="240" w:lineRule="auto"/>
-        <w:rPr>
-          <w:rFonts w:eastAsia="Times New Roman" w:cstheme="minorHAnsi"/>
-          <w:sz w:val="24"/>
-          <w:szCs w:val="24"/>
-          <w:lang w:eastAsia="es-BO"/>
-        </w:rPr>
-      </w:pPr>
-      <w:r>
-        <w:rPr>
-          <w:rFonts w:eastAsia="Times New Roman" w:cstheme="minorHAnsi"/>
-          <w:sz w:val="24"/>
-          <w:szCs w:val="24"/>
-          <w:lang w:eastAsia="es-BO"/>
-        </w:rPr>
-        <w:t>Ejemplos</w:t>
-      </w:r>
-      <w:r>
-        <w:rPr>
-          <w:rFonts w:eastAsia="Times New Roman" w:cstheme="minorHAnsi"/>
-          <w:sz w:val="24"/>
-          <w:szCs w:val="24"/>
-          <w:lang w:eastAsia="es-BO"/>
-        </w:rPr>
-        <w:t xml:space="preserve"> de RUN-ERROR</w:t>
-      </w:r>
-      <w:r>
-        <w:rPr>
-          <w:rFonts w:eastAsia="Times New Roman" w:cstheme="minorHAnsi"/>
-          <w:sz w:val="24"/>
-          <w:szCs w:val="24"/>
-          <w:lang w:eastAsia="es-BO"/>
-        </w:rPr>
-        <w:t>:</w:t>
-      </w:r>
-    </w:p>
-    <w:p>
-      <w:pPr>
-        <w:numPr>
-          <w:ilvl w:val="0"/>
-          <w:numId w:val="4"/>
-        </w:numPr>
-        <w:spacing w:before="100" w:beforeAutospacing="1" w:after="100" w:afterAutospacing="1" w:line="240" w:lineRule="auto"/>
-        <w:rPr>
-          <w:rFonts w:eastAsia="Times New Roman" w:cstheme="minorHAnsi"/>
-          <w:sz w:val="24"/>
-          <w:szCs w:val="24"/>
-          <w:lang w:eastAsia="es-BO"/>
-        </w:rPr>
-      </w:pPr>
-      <w:r>
-        <w:rPr>
-          <w:rFonts w:eastAsia="Times New Roman" w:cstheme="minorHAnsi"/>
-          <w:sz w:val="24"/>
-          <w:szCs w:val="24"/>
-          <w:lang w:eastAsia="es-BO"/>
-        </w:rPr>
-        <w:t>División entre cero.</w:t>
-      </w:r>
-    </w:p>
-    <w:p>
-      <w:pPr>
-        <w:numPr>
-          <w:ilvl w:val="0"/>
-          <w:numId w:val="4"/>
-        </w:numPr>
-        <w:spacing w:before="100" w:beforeAutospacing="1" w:after="100" w:afterAutospacing="1" w:line="240" w:lineRule="auto"/>
-        <w:rPr>
-          <w:rFonts w:eastAsia="Times New Roman" w:cstheme="minorHAnsi"/>
-          <w:sz w:val="24"/>
-          <w:szCs w:val="24"/>
-          <w:lang w:eastAsia="es-BO"/>
-        </w:rPr>
-      </w:pPr>
-      <w:r>
-        <w:rPr>
-          <w:rFonts w:eastAsia="Times New Roman" w:cstheme="minorHAnsi"/>
-          <w:sz w:val="24"/>
-          <w:szCs w:val="24"/>
-          <w:lang w:eastAsia="es-BO"/>
-        </w:rPr>
-        <w:t>Acceso fuera de rango.</w:t>
-      </w:r>
-    </w:p>
-    <w:p>
-      <w:pPr>
-        <w:numPr>
-          <w:ilvl w:val="0"/>
-          <w:numId w:val="4"/>
-        </w:numPr>
-        <w:spacing w:before="100" w:beforeAutospacing="1" w:after="100" w:afterAutospacing="1" w:line="240" w:lineRule="auto"/>
-        <w:rPr>
-          <w:rFonts w:eastAsia="Times New Roman" w:cstheme="minorHAnsi"/>
-          <w:sz w:val="24"/>
-          <w:szCs w:val="24"/>
-          <w:lang w:eastAsia="es-BO"/>
-        </w:rPr>
-      </w:pPr>
-      <w:r>
-        <w:rPr>
-          <w:rFonts w:eastAsia="Times New Roman" w:cstheme="minorHAnsi"/>
-          <w:sz w:val="24"/>
-          <w:szCs w:val="24"/>
-          <w:lang w:eastAsia="es-BO"/>
-        </w:rPr>
-        <w:t>Desbordamiento de pila.</w:t>
-      </w:r>
-    </w:p>
-    <w:p>
-      <w:pPr>
-        <w:numPr>
-          <w:ilvl w:val="0"/>
-          <w:numId w:val="4"/>
-        </w:numPr>
-        <w:spacing w:before="100" w:beforeAutospacing="1" w:after="100" w:afterAutospacing="1" w:line="240" w:lineRule="auto"/>
-        <w:rPr>
-          <w:rFonts w:eastAsia="Times New Roman" w:cstheme="minorHAnsi"/>
-          <w:sz w:val="24"/>
-          <w:szCs w:val="24"/>
-          <w:lang w:eastAsia="es-BO"/>
-        </w:rPr>
-      </w:pPr>
-      <w:r>
-        <w:rPr>
-          <w:rFonts w:eastAsia="Times New Roman" w:cstheme="minorHAnsi"/>
-          <w:sz w:val="24"/>
-          <w:szCs w:val="24"/>
-          <w:lang w:eastAsia="es-BO"/>
-        </w:rPr>
-        <w:t>Terminación anormal del programa.</w:t>
-      </w:r>
-    </w:p>
     <w:p>
       <w:pPr>
         <w:pStyle w:val="Prrafodelista"/>
@@ -2888,7 +2863,74 @@
         <w:spacing w:before="100" w:beforeAutospacing="1" w:after="100" w:afterAutospacing="1" w:line="240" w:lineRule="auto"/>
         <w:outlineLvl w:val="0"/>
         <w:rPr>
-          <w:rFonts w:eastAsia="Times New Roman" w:cstheme="minorHAnsi"/>
+          <w:rFonts w:ascii="Arial" w:eastAsia="Times New Roman" w:hAnsi="Arial" w:cs="Arial"/>
+          <w:b/>
+          <w:bCs/>
+          <w:kern w:val="36"/>
+          <w:sz w:val="40"/>
+          <w:szCs w:val="40"/>
+          <w:lang w:eastAsia="es-BO"/>
+        </w:rPr>
+      </w:pPr>
+      <w:r>
+        <w:rPr>
+          <w:rFonts w:ascii="Arial" w:eastAsia="Times New Roman" w:hAnsi="Arial" w:cs="Arial"/>
+          <w:b/>
+          <w:bCs/>
+          <w:kern w:val="36"/>
+          <w:sz w:val="40"/>
+          <w:szCs w:val="40"/>
+          <w:lang w:eastAsia="es-BO"/>
+        </w:rPr>
+        <w:lastRenderedPageBreak/>
+        <w:t>Tabla de Posiciones (Scoreboard)</w:t>
+      </w:r>
+    </w:p>
+    <w:p>
+      <w:pPr>
+        <w:pStyle w:val="Sinespaciado"/>
+        <w:rPr>
+          <w:rFonts w:ascii="Arial" w:hAnsi="Arial" w:cs="Arial"/>
+          <w:sz w:val="20"/>
+          <w:szCs w:val="20"/>
+          <w:lang w:eastAsia="es-BO"/>
+        </w:rPr>
+      </w:pPr>
+      <w:r>
+        <w:rPr>
+          <w:rFonts w:ascii="Arial" w:hAnsi="Arial" w:cs="Arial"/>
+          <w:sz w:val="20"/>
+          <w:szCs w:val="20"/>
+        </w:rPr>
+        <w:t>Muestra en tiempo real la clasificación de los equipos según la cantidad de problemas resueltos y el tiempo total acumulado. Cada celda indica el estado de un problema, incluyendo intentos, tiempo de resolución y si corresponde al primer equipo en resolverlo (</w:t>
+      </w:r>
+      <w:r>
+        <w:rPr>
+          <w:rStyle w:val="nfasis"/>
+          <w:rFonts w:ascii="Arial" w:hAnsi="Arial" w:cs="Arial"/>
+          <w:sz w:val="20"/>
+          <w:szCs w:val="20"/>
+        </w:rPr>
+        <w:t>First Solve</w:t>
+      </w:r>
+      <w:r>
+        <w:rPr>
+          <w:rFonts w:ascii="Arial" w:hAnsi="Arial" w:cs="Arial"/>
+          <w:sz w:val="20"/>
+          <w:szCs w:val="20"/>
+        </w:rPr>
+        <w:t>).</w:t>
+      </w:r>
+    </w:p>
+    <w:p>
+      <w:pPr>
+        <w:pStyle w:val="Prrafodelista"/>
+        <w:spacing w:before="100" w:beforeAutospacing="1" w:after="100" w:afterAutospacing="1" w:line="240" w:lineRule="auto"/>
+        <w:ind w:left="0"/>
+        <w:jc w:val="center"/>
+        <w:outlineLvl w:val="0"/>
+        <w:rPr>
+          <w:rFonts w:ascii="Arial" w:eastAsia="Times New Roman" w:hAnsi="Arial" w:cs="Arial"/>
           <w:b/>
           <w:bCs/>
           <w:kern w:val="36"/>
@@ -2899,42 +2941,63 @@
       </w:pPr>
       <w:r>
         <w:rPr>
-          <w:rFonts w:eastAsia="Times New Roman" w:cstheme="minorHAnsi"/>
+          <w:rFonts w:ascii="Arial" w:eastAsia="Times New Roman" w:hAnsi="Arial" w:cs="Arial"/>
           <w:b/>
           <w:bCs/>
+          <w:noProof/>
           <w:kern w:val="36"/>
           <w:sz w:val="48"/>
           <w:szCs w:val="48"/>
           <w:lang w:eastAsia="es-BO"/>
         </w:rPr>
-        <w:lastRenderedPageBreak/>
-        <w:t>Tabla de Posiciones (</w:t>
-      </w:r>
-      <w:proofErr w:type="spellStart"/>
-      <w:r>
-        <w:rPr>
-          <w:rFonts w:eastAsia="Times New Roman" w:cstheme="minorHAnsi"/>
-          <w:b/>
-          <w:bCs/>
-          <w:kern w:val="36"/>
-          <w:sz w:val="48"/>
-          <w:szCs w:val="48"/>
-          <w:lang w:eastAsia="es-BO"/>
-        </w:rPr>
-        <w:t>Scoreboard</w:t>
-      </w:r>
-      <w:proofErr w:type="spellEnd"/>
-      <w:r>
-        <w:rPr>
-          <w:rFonts w:eastAsia="Times New Roman" w:cstheme="minorHAnsi"/>
-          <w:b/>
-          <w:bCs/>
-          <w:kern w:val="36"/>
-          <w:sz w:val="48"/>
-          <w:szCs w:val="48"/>
-          <w:lang w:eastAsia="es-BO"/>
-        </w:rPr>
-        <w:t>)</w:t>
+        <w:drawing>
+          <wp:inline distT="0" distB="0" distL="0" distR="0" wp14:anchorId="1012DE8B" wp14:editId="773904C0">
+            <wp:extent cx="5609424" cy="3174521"/>
+            <wp:effectExtent l="0" t="0" r="0" b="6985"/>
+            <wp:docPr id="20" name="Imagen 20"/>
+            <wp:cNvGraphicFramePr>
+              <a:graphicFrameLocks xmlns:a="http://schemas.openxmlformats.org/drawingml/2006/main" noChangeAspect="1"/>
+            </wp:cNvGraphicFramePr>
+            <a:graphic xmlns:a="http://schemas.openxmlformats.org/drawingml/2006/main">
+              <a:graphicData uri="http://schemas.openxmlformats.org/drawingml/2006/picture">
+                <pic:pic xmlns:pic="http://schemas.openxmlformats.org/drawingml/2006/picture">
+                  <pic:nvPicPr>
+                    <pic:cNvPr id="0" name="Picture 9"/>
+                    <pic:cNvPicPr>
+                      <a:picLocks noChangeAspect="1" noChangeArrowheads="1"/>
+                    </pic:cNvPicPr>
+                  </pic:nvPicPr>
+                  <pic:blipFill>
+                    <a:blip r:embed="rId15" cstate="print">
+                      <a:extLst>
+                        <a:ext uri="{28A0092B-C50C-407E-A947-70E740481C1C}">
+                          <a14:useLocalDpi xmlns:a14="http://schemas.microsoft.com/office/drawing/2010/main" val="0"/>
+                        </a:ext>
+                      </a:extLst>
+                    </a:blip>
+                    <a:srcRect/>
+                    <a:stretch>
+                      <a:fillRect/>
+                    </a:stretch>
+                  </pic:blipFill>
+                  <pic:spPr bwMode="auto">
+                    <a:xfrm>
+                      <a:off x="0" y="0"/>
+                      <a:ext cx="5623561" cy="3182522"/>
+                    </a:xfrm>
+                    <a:prstGeom prst="rect">
+                      <a:avLst/>
+                    </a:prstGeom>
+                    <a:noFill/>
+                    <a:ln>
+                      <a:noFill/>
+                    </a:ln>
+                  </pic:spPr>
+                </pic:pic>
+              </a:graphicData>
+            </a:graphic>
+          </wp:inline>
+        </w:drawing>
       </w:r>
     </w:p>
     <w:tbl>
@@ -2944,8 +3007,8 @@
         <w:tblLook w:val="04A0" w:firstRow="1" w:lastRow="0" w:firstColumn="1" w:lastColumn="0" w:noHBand="0" w:noVBand="1"/>
       </w:tblPr>
       <w:tblGrid>
-        <w:gridCol w:w="1463"/>
-        <w:gridCol w:w="7375"/>
+        <w:gridCol w:w="1494"/>
+        <w:gridCol w:w="7344"/>
       </w:tblGrid>
       <w:tr>
         <w:trPr>
@@ -2955,20 +3018,23 @@
           <w:tcPr>
             <w:cnfStyle w:val="001000000000" w:firstRow="0" w:lastRow="0" w:firstColumn="1" w:lastColumn="0" w:oddVBand="0" w:evenVBand="0" w:oddHBand="0" w:evenHBand="0" w:firstRowFirstColumn="0" w:firstRowLastColumn="0" w:lastRowFirstColumn="0" w:lastRowLastColumn="0"/>
             <w:tcW w:w="1319" w:type="dxa"/>
+            <w:vAlign w:val="center"/>
           </w:tcPr>
           <w:p>
             <w:pPr>
               <w:pStyle w:val="Sinespaciado"/>
               <w:rPr>
-                <w:sz w:val="24"/>
-                <w:szCs w:val="24"/>
+                <w:rFonts w:ascii="Arial" w:hAnsi="Arial" w:cs="Arial"/>
+                <w:sz w:val="20"/>
+                <w:szCs w:val="20"/>
                 <w:lang w:eastAsia="es-BO"/>
               </w:rPr>
             </w:pPr>
             <w:r>
               <w:rPr>
-                <w:sz w:val="24"/>
-                <w:szCs w:val="24"/>
+                <w:rFonts w:ascii="Arial" w:hAnsi="Arial" w:cs="Arial"/>
+                <w:sz w:val="20"/>
+                <w:szCs w:val="20"/>
                 <w:lang w:eastAsia="es-BO"/>
               </w:rPr>
               <w:t>RANK</w:t>
@@ -2978,25 +3044,28 @@
         <w:tc>
           <w:tcPr>
             <w:tcW w:w="7509" w:type="dxa"/>
+            <w:vAlign w:val="center"/>
           </w:tcPr>
           <w:p>
             <w:pPr>
               <w:pStyle w:val="Sinespaciado"/>
               <w:cnfStyle w:val="100000000000" w:firstRow="1" w:lastRow="0" w:firstColumn="0" w:lastColumn="0" w:oddVBand="0" w:evenVBand="0" w:oddHBand="0" w:evenHBand="0" w:firstRowFirstColumn="0" w:firstRowLastColumn="0" w:lastRowFirstColumn="0" w:lastRowLastColumn="0"/>
               <w:rPr>
+                <w:rFonts w:ascii="Arial" w:hAnsi="Arial" w:cs="Arial"/>
                 <w:b w:val="0"/>
                 <w:bCs w:val="0"/>
-                <w:sz w:val="24"/>
-                <w:szCs w:val="24"/>
+                <w:sz w:val="20"/>
+                <w:szCs w:val="20"/>
                 <w:lang w:eastAsia="es-BO"/>
               </w:rPr>
             </w:pPr>
             <w:r>
               <w:rPr>
+                <w:rFonts w:ascii="Arial" w:hAnsi="Arial" w:cs="Arial"/>
                 <w:b w:val="0"/>
                 <w:bCs w:val="0"/>
-                <w:sz w:val="24"/>
-                <w:szCs w:val="24"/>
+                <w:sz w:val="20"/>
+                <w:szCs w:val="20"/>
                 <w:lang w:eastAsia="es-BO"/>
               </w:rPr>
               <w:t>Posición actual del equipo.</w:t>
@@ -3012,20 +3081,23 @@
           <w:tcPr>
             <w:cnfStyle w:val="001000000000" w:firstRow="0" w:lastRow="0" w:firstColumn="1" w:lastColumn="0" w:oddVBand="0" w:evenVBand="0" w:oddHBand="0" w:evenHBand="0" w:firstRowFirstColumn="0" w:firstRowLastColumn="0" w:lastRowFirstColumn="0" w:lastRowLastColumn="0"/>
             <w:tcW w:w="1319" w:type="dxa"/>
+            <w:vAlign w:val="center"/>
           </w:tcPr>
           <w:p>
             <w:pPr>
               <w:pStyle w:val="Sinespaciado"/>
               <w:rPr>
-                <w:sz w:val="24"/>
-                <w:szCs w:val="24"/>
+                <w:rFonts w:ascii="Arial" w:hAnsi="Arial" w:cs="Arial"/>
+                <w:sz w:val="20"/>
+                <w:szCs w:val="20"/>
                 <w:lang w:eastAsia="es-BO"/>
               </w:rPr>
             </w:pPr>
             <w:r>
               <w:rPr>
-                <w:sz w:val="24"/>
-                <w:szCs w:val="24"/>
+                <w:rFonts w:ascii="Arial" w:hAnsi="Arial" w:cs="Arial"/>
+                <w:sz w:val="20"/>
+                <w:szCs w:val="20"/>
                 <w:lang w:eastAsia="es-BO"/>
               </w:rPr>
               <w:t>TEAM</w:t>
@@ -3035,21 +3107,24 @@
         <w:tc>
           <w:tcPr>
             <w:tcW w:w="7509" w:type="dxa"/>
+            <w:vAlign w:val="center"/>
           </w:tcPr>
           <w:p>
             <w:pPr>
               <w:pStyle w:val="Sinespaciado"/>
               <w:cnfStyle w:val="000000100000" w:firstRow="0" w:lastRow="0" w:firstColumn="0" w:lastColumn="0" w:oddVBand="0" w:evenVBand="0" w:oddHBand="1" w:evenHBand="0" w:firstRowFirstColumn="0" w:firstRowLastColumn="0" w:lastRowFirstColumn="0" w:lastRowLastColumn="0"/>
               <w:rPr>
-                <w:sz w:val="24"/>
-                <w:szCs w:val="24"/>
+                <w:rFonts w:ascii="Arial" w:hAnsi="Arial" w:cs="Arial"/>
+                <w:sz w:val="20"/>
+                <w:szCs w:val="20"/>
                 <w:lang w:eastAsia="es-BO"/>
               </w:rPr>
             </w:pPr>
             <w:r>
               <w:rPr>
-                <w:sz w:val="24"/>
-                <w:szCs w:val="24"/>
+                <w:rFonts w:ascii="Arial" w:hAnsi="Arial" w:cs="Arial"/>
+                <w:sz w:val="20"/>
+                <w:szCs w:val="20"/>
                 <w:lang w:eastAsia="es-BO"/>
               </w:rPr>
               <w:t>Nombre del equipo.</w:t>
@@ -3062,20 +3137,23 @@
           <w:tcPr>
             <w:cnfStyle w:val="001000000000" w:firstRow="0" w:lastRow="0" w:firstColumn="1" w:lastColumn="0" w:oddVBand="0" w:evenVBand="0" w:oddHBand="0" w:evenHBand="0" w:firstRowFirstColumn="0" w:firstRowLastColumn="0" w:lastRowFirstColumn="0" w:lastRowLastColumn="0"/>
             <w:tcW w:w="1319" w:type="dxa"/>
+            <w:vAlign w:val="center"/>
           </w:tcPr>
           <w:p>
             <w:pPr>
               <w:pStyle w:val="Sinespaciado"/>
               <w:rPr>
-                <w:sz w:val="24"/>
-                <w:szCs w:val="24"/>
+                <w:rFonts w:ascii="Arial" w:hAnsi="Arial" w:cs="Arial"/>
+                <w:sz w:val="20"/>
+                <w:szCs w:val="20"/>
                 <w:lang w:eastAsia="es-BO"/>
               </w:rPr>
             </w:pPr>
             <w:r>
               <w:rPr>
-                <w:sz w:val="24"/>
-                <w:szCs w:val="24"/>
+                <w:rFonts w:ascii="Arial" w:hAnsi="Arial" w:cs="Arial"/>
+                <w:sz w:val="20"/>
+                <w:szCs w:val="20"/>
                 <w:lang w:eastAsia="es-BO"/>
               </w:rPr>
               <w:t>SCORE</w:t>
@@ -3085,21 +3163,24 @@
         <w:tc>
           <w:tcPr>
             <w:tcW w:w="7509" w:type="dxa"/>
+            <w:vAlign w:val="center"/>
           </w:tcPr>
           <w:p>
             <w:pPr>
               <w:pStyle w:val="Sinespaciado"/>
               <w:cnfStyle w:val="000000000000" w:firstRow="0" w:lastRow="0" w:firstColumn="0" w:lastColumn="0" w:oddVBand="0" w:evenVBand="0" w:oddHBand="0" w:evenHBand="0" w:firstRowFirstColumn="0" w:firstRowLastColumn="0" w:lastRowFirstColumn="0" w:lastRowLastColumn="0"/>
               <w:rPr>
-                <w:sz w:val="24"/>
-                <w:szCs w:val="24"/>
+                <w:rFonts w:ascii="Arial" w:hAnsi="Arial" w:cs="Arial"/>
+                <w:sz w:val="20"/>
+                <w:szCs w:val="20"/>
                 <w:lang w:eastAsia="es-BO"/>
               </w:rPr>
             </w:pPr>
             <w:r>
               <w:rPr>
-                <w:sz w:val="24"/>
-                <w:szCs w:val="24"/>
+                <w:rFonts w:ascii="Arial" w:hAnsi="Arial" w:cs="Arial"/>
+                <w:sz w:val="20"/>
+                <w:szCs w:val="20"/>
                 <w:lang w:eastAsia="es-BO"/>
               </w:rPr>
               <w:t>Muestra la cantidad de problemas resueltos y el tiempo acumulado del equipo.</w:t>
@@ -3115,20 +3196,23 @@
           <w:tcPr>
             <w:cnfStyle w:val="001000000000" w:firstRow="0" w:lastRow="0" w:firstColumn="1" w:lastColumn="0" w:oddVBand="0" w:evenVBand="0" w:oddHBand="0" w:evenHBand="0" w:firstRowFirstColumn="0" w:firstRowLastColumn="0" w:lastRowFirstColumn="0" w:lastRowLastColumn="0"/>
             <w:tcW w:w="1319" w:type="dxa"/>
+            <w:vAlign w:val="center"/>
           </w:tcPr>
           <w:p>
             <w:pPr>
               <w:pStyle w:val="Sinespaciado"/>
               <w:rPr>
-                <w:sz w:val="24"/>
-                <w:szCs w:val="24"/>
+                <w:rFonts w:ascii="Arial" w:hAnsi="Arial" w:cs="Arial"/>
+                <w:sz w:val="20"/>
+                <w:szCs w:val="20"/>
                 <w:lang w:eastAsia="es-BO"/>
               </w:rPr>
             </w:pPr>
             <w:r>
               <w:rPr>
-                <w:sz w:val="24"/>
-                <w:szCs w:val="24"/>
+                <w:rFonts w:ascii="Arial" w:hAnsi="Arial" w:cs="Arial"/>
+                <w:sz w:val="20"/>
+                <w:szCs w:val="20"/>
                 <w:lang w:eastAsia="es-BO"/>
               </w:rPr>
               <w:t>ZONA DE PROBLEMAS</w:t>
@@ -3138,8 +3222,9 @@
             <w:pPr>
               <w:pStyle w:val="Sinespaciado"/>
               <w:rPr>
-                <w:sz w:val="24"/>
-                <w:szCs w:val="24"/>
+                <w:rFonts w:ascii="Arial" w:hAnsi="Arial" w:cs="Arial"/>
+                <w:sz w:val="20"/>
+                <w:szCs w:val="20"/>
                 <w:lang w:eastAsia="es-BO"/>
               </w:rPr>
             </w:pPr>
@@ -3148,21 +3233,24 @@
         <w:tc>
           <w:tcPr>
             <w:tcW w:w="7509" w:type="dxa"/>
+            <w:vAlign w:val="center"/>
           </w:tcPr>
           <w:p>
             <w:pPr>
               <w:pStyle w:val="Sinespaciado"/>
               <w:cnfStyle w:val="000000100000" w:firstRow="0" w:lastRow="0" w:firstColumn="0" w:lastColumn="0" w:oddVBand="0" w:evenVBand="0" w:oddHBand="1" w:evenHBand="0" w:firstRowFirstColumn="0" w:firstRowLastColumn="0" w:lastRowFirstColumn="0" w:lastRowLastColumn="0"/>
               <w:rPr>
-                <w:sz w:val="24"/>
-                <w:szCs w:val="24"/>
+                <w:rFonts w:ascii="Arial" w:hAnsi="Arial" w:cs="Arial"/>
+                <w:sz w:val="20"/>
+                <w:szCs w:val="20"/>
                 <w:lang w:eastAsia="es-BO"/>
               </w:rPr>
             </w:pPr>
             <w:r>
               <w:rPr>
-                <w:sz w:val="24"/>
-                <w:szCs w:val="24"/>
+                <w:rFonts w:ascii="Arial" w:hAnsi="Arial" w:cs="Arial"/>
+                <w:sz w:val="20"/>
+                <w:szCs w:val="20"/>
                 <w:lang w:eastAsia="es-BO"/>
               </w:rPr>
               <w:t>Cada columna representa un problema identificado por una letra (A, B, C, D, etc.).</w:t>
@@ -3173,15 +3261,17 @@
               <w:pStyle w:val="Sinespaciado"/>
               <w:cnfStyle w:val="000000100000" w:firstRow="0" w:lastRow="0" w:firstColumn="0" w:lastColumn="0" w:oddVBand="0" w:evenVBand="0" w:oddHBand="1" w:evenHBand="0" w:firstRowFirstColumn="0" w:firstRowLastColumn="0" w:lastRowFirstColumn="0" w:lastRowLastColumn="0"/>
               <w:rPr>
-                <w:sz w:val="24"/>
-                <w:szCs w:val="24"/>
+                <w:rFonts w:ascii="Arial" w:hAnsi="Arial" w:cs="Arial"/>
+                <w:sz w:val="20"/>
+                <w:szCs w:val="20"/>
                 <w:lang w:eastAsia="es-BO"/>
               </w:rPr>
             </w:pPr>
             <w:r>
               <w:rPr>
-                <w:sz w:val="24"/>
-                <w:szCs w:val="24"/>
+                <w:rFonts w:ascii="Arial" w:hAnsi="Arial" w:cs="Arial"/>
+                <w:sz w:val="20"/>
+                <w:szCs w:val="20"/>
                 <w:lang w:eastAsia="es-BO"/>
               </w:rPr>
               <w:t>En esta sección se muestran los intentos realizados y el estado de cada problema.</w:t>
@@ -3194,6 +3284,9 @@
       <w:pPr>
         <w:pStyle w:val="Sinespaciado"/>
         <w:rPr>
+          <w:rFonts w:ascii="Arial" w:hAnsi="Arial" w:cs="Arial"/>
+          <w:sz w:val="20"/>
+          <w:szCs w:val="20"/>
           <w:lang w:eastAsia="es-BO"/>
         </w:rPr>
       </w:pPr>
@@ -3202,19 +3295,21 @@
       <w:pPr>
         <w:pStyle w:val="Sinespaciado"/>
         <w:rPr>
+          <w:rFonts w:ascii="Arial" w:hAnsi="Arial" w:cs="Arial"/>
           <w:b/>
           <w:bCs/>
-          <w:sz w:val="24"/>
-          <w:szCs w:val="24"/>
-          <w:lang w:eastAsia="es-BO"/>
-        </w:rPr>
-      </w:pPr>
-      <w:r>
-        <w:rPr>
+          <w:sz w:val="20"/>
+          <w:szCs w:val="20"/>
+          <w:lang w:eastAsia="es-BO"/>
+        </w:rPr>
+      </w:pPr>
+      <w:r>
+        <w:rPr>
+          <w:rFonts w:ascii="Arial" w:hAnsi="Arial" w:cs="Arial"/>
           <w:b/>
           <w:bCs/>
-          <w:sz w:val="24"/>
-          <w:szCs w:val="24"/>
+          <w:sz w:val="20"/>
+          <w:szCs w:val="20"/>
           <w:lang w:eastAsia="es-BO"/>
         </w:rPr>
         <w:t>Criterio de Clasificación</w:t>
@@ -3224,15 +3319,17 @@
       <w:pPr>
         <w:pStyle w:val="Sinespaciado"/>
         <w:rPr>
-          <w:sz w:val="24"/>
-          <w:szCs w:val="24"/>
-          <w:lang w:eastAsia="es-BO"/>
-        </w:rPr>
-      </w:pPr>
-      <w:r>
-        <w:rPr>
-          <w:sz w:val="24"/>
-          <w:szCs w:val="24"/>
+          <w:rFonts w:ascii="Arial" w:hAnsi="Arial" w:cs="Arial"/>
+          <w:sz w:val="20"/>
+          <w:szCs w:val="20"/>
+          <w:lang w:eastAsia="es-BO"/>
+        </w:rPr>
+      </w:pPr>
+      <w:r>
+        <w:rPr>
+          <w:rFonts w:ascii="Arial" w:hAnsi="Arial" w:cs="Arial"/>
+          <w:sz w:val="20"/>
+          <w:szCs w:val="20"/>
           <w:lang w:eastAsia="es-BO"/>
         </w:rPr>
         <w:t>Los equipos se ordenan según los siguientes criterios:</w:t>
@@ -3246,15 +3343,17 @@
           <w:numId w:val="20"/>
         </w:numPr>
         <w:rPr>
-          <w:sz w:val="24"/>
-          <w:szCs w:val="24"/>
-          <w:lang w:eastAsia="es-BO"/>
-        </w:rPr>
-      </w:pPr>
-      <w:r>
-        <w:rPr>
-          <w:sz w:val="24"/>
-          <w:szCs w:val="24"/>
+          <w:rFonts w:ascii="Arial" w:hAnsi="Arial" w:cs="Arial"/>
+          <w:sz w:val="20"/>
+          <w:szCs w:val="20"/>
+          <w:lang w:eastAsia="es-BO"/>
+        </w:rPr>
+      </w:pPr>
+      <w:r>
+        <w:rPr>
+          <w:rFonts w:ascii="Arial" w:hAnsi="Arial" w:cs="Arial"/>
+          <w:sz w:val="20"/>
+          <w:szCs w:val="20"/>
           <w:lang w:eastAsia="es-BO"/>
         </w:rPr>
         <w:t>Mayor cantidad de problemas resueltos.</w:t>
@@ -3268,15 +3367,17 @@
           <w:numId w:val="20"/>
         </w:numPr>
         <w:rPr>
-          <w:sz w:val="24"/>
-          <w:szCs w:val="24"/>
-          <w:lang w:eastAsia="es-BO"/>
-        </w:rPr>
-      </w:pPr>
-      <w:r>
-        <w:rPr>
-          <w:sz w:val="24"/>
-          <w:szCs w:val="24"/>
+          <w:rFonts w:ascii="Arial" w:hAnsi="Arial" w:cs="Arial"/>
+          <w:sz w:val="20"/>
+          <w:szCs w:val="20"/>
+          <w:lang w:eastAsia="es-BO"/>
+        </w:rPr>
+      </w:pPr>
+      <w:r>
+        <w:rPr>
+          <w:rFonts w:ascii="Arial" w:hAnsi="Arial" w:cs="Arial"/>
+          <w:sz w:val="20"/>
+          <w:szCs w:val="20"/>
           <w:lang w:eastAsia="es-BO"/>
         </w:rPr>
         <w:t>Menor tiempo total acumulado (incluyendo penalizaciones).</w:t>
@@ -3284,22 +3385,365 @@
     </w:p>
     <w:p>
       <w:pPr>
-        <w:spacing w:after="0" w:line="240" w:lineRule="auto"/>
-        <w:rPr>
-          <w:rFonts w:eastAsia="Times New Roman" w:cstheme="minorHAnsi"/>
-          <w:sz w:val="24"/>
-          <w:szCs w:val="24"/>
-          <w:lang w:eastAsia="es-BO"/>
-        </w:rPr>
-      </w:pPr>
-    </w:p>
-    <w:p>
-      <w:pPr>
-        <w:spacing w:after="0" w:line="240" w:lineRule="auto"/>
-        <w:rPr>
-          <w:rFonts w:eastAsia="Times New Roman" w:cstheme="minorHAnsi"/>
-          <w:sz w:val="24"/>
-          <w:szCs w:val="24"/>
+        <w:pStyle w:val="Sinespaciado"/>
+        <w:rPr>
+          <w:rFonts w:ascii="Arial" w:hAnsi="Arial" w:cs="Arial"/>
+          <w:sz w:val="20"/>
+          <w:szCs w:val="20"/>
+          <w:lang w:eastAsia="es-BO"/>
+        </w:rPr>
+      </w:pPr>
+    </w:p>
+    <w:p>
+      <w:pPr>
+        <w:pStyle w:val="Sinespaciado"/>
+        <w:rPr>
+          <w:rFonts w:ascii="Arial" w:hAnsi="Arial" w:cs="Arial"/>
+          <w:b/>
+          <w:bCs/>
+          <w:sz w:val="20"/>
+          <w:szCs w:val="20"/>
+          <w:lang w:eastAsia="es-BO"/>
+        </w:rPr>
+      </w:pPr>
+      <w:r>
+        <w:rPr>
+          <w:rFonts w:ascii="Arial" w:hAnsi="Arial" w:cs="Arial"/>
+          <w:b/>
+          <w:bCs/>
+          <w:sz w:val="20"/>
+          <w:szCs w:val="20"/>
+          <w:lang w:eastAsia="es-BO"/>
+        </w:rPr>
+        <w:t>Colores del marcador</w:t>
+      </w:r>
+    </w:p>
+    <w:p>
+      <w:pPr>
+        <w:pStyle w:val="Sinespaciado"/>
+        <w:rPr>
+          <w:lang w:eastAsia="es-BO"/>
+        </w:rPr>
+      </w:pPr>
+      <w:r>
+        <w:rPr>
+          <w:lang w:eastAsia="es-BO"/>
+        </w:rPr>
+        <w:t>DOMjudge utiliza diferentes colores para indicar el estado de cada problema:</w:t>
+      </w:r>
+    </w:p>
+    <w:p>
+      <w:pPr>
+        <w:pStyle w:val="Sinespaciado"/>
+        <w:rPr>
+          <w:lang w:eastAsia="es-BO"/>
+        </w:rPr>
+      </w:pPr>
+      <w:r>
+        <w:rPr>
+          <w:noProof/>
+          <w:lang w:eastAsia="es-BO"/>
+        </w:rPr>
+        <w:drawing>
+          <wp:anchor distT="0" distB="0" distL="114300" distR="114300" simplePos="0" relativeHeight="251661312" behindDoc="0" locked="0" layoutInCell="1" allowOverlap="1" wp14:anchorId="5D4312F8" wp14:editId="051A10E5">
+            <wp:simplePos x="0" y="0"/>
+            <wp:positionH relativeFrom="margin">
+              <wp:posOffset>6793</wp:posOffset>
+            </wp:positionH>
+            <wp:positionV relativeFrom="paragraph">
+              <wp:posOffset>60313</wp:posOffset>
+            </wp:positionV>
+            <wp:extent cx="1216325" cy="1461094"/>
+            <wp:effectExtent l="0" t="0" r="3175" b="6350"/>
+            <wp:wrapNone/>
+            <wp:docPr id="26" name="Imagen 26"/>
+            <wp:cNvGraphicFramePr>
+              <a:graphicFrameLocks xmlns:a="http://schemas.openxmlformats.org/drawingml/2006/main" noChangeAspect="1"/>
+            </wp:cNvGraphicFramePr>
+            <a:graphic xmlns:a="http://schemas.openxmlformats.org/drawingml/2006/main">
+              <a:graphicData uri="http://schemas.openxmlformats.org/drawingml/2006/picture">
+                <pic:pic xmlns:pic="http://schemas.openxmlformats.org/drawingml/2006/picture">
+                  <pic:nvPicPr>
+                    <pic:cNvPr id="1" name=""/>
+                    <pic:cNvPicPr/>
+                  </pic:nvPicPr>
+                  <pic:blipFill>
+                    <a:blip r:embed="rId16">
+                      <a:extLst>
+                        <a:ext uri="{28A0092B-C50C-407E-A947-70E740481C1C}">
+                          <a14:useLocalDpi xmlns:a14="http://schemas.microsoft.com/office/drawing/2010/main" val="0"/>
+                        </a:ext>
+                      </a:extLst>
+                    </a:blip>
+                    <a:stretch>
+                      <a:fillRect/>
+                    </a:stretch>
+                  </pic:blipFill>
+                  <pic:spPr>
+                    <a:xfrm>
+                      <a:off x="0" y="0"/>
+                      <a:ext cx="1217917" cy="1463007"/>
+                    </a:xfrm>
+                    <a:prstGeom prst="rect">
+                      <a:avLst/>
+                    </a:prstGeom>
+                  </pic:spPr>
+                </pic:pic>
+              </a:graphicData>
+            </a:graphic>
+            <wp14:sizeRelH relativeFrom="page">
+              <wp14:pctWidth>0</wp14:pctWidth>
+            </wp14:sizeRelH>
+            <wp14:sizeRelV relativeFrom="page">
+              <wp14:pctHeight>0</wp14:pctHeight>
+            </wp14:sizeRelV>
+          </wp:anchor>
+        </w:drawing>
+      </w:r>
+    </w:p>
+    <w:p>
+      <w:pPr>
+        <w:pStyle w:val="Sinespaciado"/>
+        <w:rPr>
+          <w:lang w:eastAsia="es-BO"/>
+        </w:rPr>
+      </w:pPr>
+    </w:p>
+    <w:tbl>
+      <w:tblPr>
+        <w:tblStyle w:val="Tablanormal2"/>
+        <w:tblW w:w="5953" w:type="dxa"/>
+        <w:tblInd w:w="2127" w:type="dxa"/>
+        <w:tblLook w:val="04A0" w:firstRow="1" w:lastRow="0" w:firstColumn="1" w:lastColumn="0" w:noHBand="0" w:noVBand="1"/>
+      </w:tblPr>
+      <w:tblGrid>
+        <w:gridCol w:w="1984"/>
+        <w:gridCol w:w="3969"/>
+      </w:tblGrid>
+      <w:tr>
+        <w:trPr>
+          <w:cnfStyle w:val="100000000000" w:firstRow="1" w:lastRow="0" w:firstColumn="0" w:lastColumn="0" w:oddVBand="0" w:evenVBand="0" w:oddHBand="0" w:evenHBand="0" w:firstRowFirstColumn="0" w:firstRowLastColumn="0" w:lastRowFirstColumn="0" w:lastRowLastColumn="0"/>
+        </w:trPr>
+        <w:tc>
+          <w:tcPr>
+            <w:cnfStyle w:val="001000000000" w:firstRow="0" w:lastRow="0" w:firstColumn="1" w:lastColumn="0" w:oddVBand="0" w:evenVBand="0" w:oddHBand="0" w:evenHBand="0" w:firstRowFirstColumn="0" w:firstRowLastColumn="0" w:lastRowFirstColumn="0" w:lastRowLastColumn="0"/>
+            <w:tcW w:w="1984" w:type="dxa"/>
+          </w:tcPr>
+          <w:p>
+            <w:pPr>
+              <w:pStyle w:val="Sinespaciado"/>
+              <w:rPr>
+                <w:lang w:eastAsia="es-BO"/>
+              </w:rPr>
+            </w:pPr>
+            <w:r>
+              <w:rPr>
+                <w:lang w:eastAsia="es-BO"/>
+              </w:rPr>
+              <w:t>Verde oscuro:</w:t>
+            </w:r>
+          </w:p>
+        </w:tc>
+        <w:tc>
+          <w:tcPr>
+            <w:tcW w:w="3969" w:type="dxa"/>
+          </w:tcPr>
+          <w:p>
+            <w:pPr>
+              <w:pStyle w:val="Sinespaciado"/>
+              <w:cnfStyle w:val="100000000000" w:firstRow="1" w:lastRow="0" w:firstColumn="0" w:lastColumn="0" w:oddVBand="0" w:evenVBand="0" w:oddHBand="0" w:evenHBand="0" w:firstRowFirstColumn="0" w:firstRowLastColumn="0" w:lastRowFirstColumn="0" w:lastRowLastColumn="0"/>
+              <w:rPr>
+                <w:lang w:eastAsia="es-BO"/>
+              </w:rPr>
+            </w:pPr>
+            <w:r>
+              <w:rPr>
+                <w:lang w:eastAsia="es-BO"/>
+              </w:rPr>
+              <w:t>Primer equipo en resolver el problema.</w:t>
+            </w:r>
+          </w:p>
+        </w:tc>
+      </w:tr>
+      <w:tr>
+        <w:trPr>
+          <w:cnfStyle w:val="000000100000" w:firstRow="0" w:lastRow="0" w:firstColumn="0" w:lastColumn="0" w:oddVBand="0" w:evenVBand="0" w:oddHBand="1" w:evenHBand="0" w:firstRowFirstColumn="0" w:firstRowLastColumn="0" w:lastRowFirstColumn="0" w:lastRowLastColumn="0"/>
+        </w:trPr>
+        <w:tc>
+          <w:tcPr>
+            <w:cnfStyle w:val="001000000000" w:firstRow="0" w:lastRow="0" w:firstColumn="1" w:lastColumn="0" w:oddVBand="0" w:evenVBand="0" w:oddHBand="0" w:evenHBand="0" w:firstRowFirstColumn="0" w:firstRowLastColumn="0" w:lastRowFirstColumn="0" w:lastRowLastColumn="0"/>
+            <w:tcW w:w="1984" w:type="dxa"/>
+          </w:tcPr>
+          <w:p>
+            <w:pPr>
+              <w:pStyle w:val="Sinespaciado"/>
+              <w:rPr>
+                <w:lang w:eastAsia="es-BO"/>
+              </w:rPr>
+            </w:pPr>
+            <w:r>
+              <w:rPr>
+                <w:lang w:eastAsia="es-BO"/>
+              </w:rPr>
+              <w:t>Verde claro:</w:t>
+            </w:r>
+          </w:p>
+        </w:tc>
+        <w:tc>
+          <w:tcPr>
+            <w:tcW w:w="3969" w:type="dxa"/>
+          </w:tcPr>
+          <w:p>
+            <w:pPr>
+              <w:pStyle w:val="Sinespaciado"/>
+              <w:cnfStyle w:val="000000100000" w:firstRow="0" w:lastRow="0" w:firstColumn="0" w:lastColumn="0" w:oddVBand="0" w:evenVBand="0" w:oddHBand="1" w:evenHBand="0" w:firstRowFirstColumn="0" w:firstRowLastColumn="0" w:lastRowFirstColumn="0" w:lastRowLastColumn="0"/>
+              <w:rPr>
+                <w:lang w:eastAsia="es-BO"/>
+              </w:rPr>
+            </w:pPr>
+            <w:r>
+              <w:rPr>
+                <w:lang w:eastAsia="es-BO"/>
+              </w:rPr>
+              <w:t>Problema resuelto.</w:t>
+            </w:r>
+          </w:p>
+        </w:tc>
+      </w:tr>
+      <w:tr>
+        <w:tc>
+          <w:tcPr>
+            <w:cnfStyle w:val="001000000000" w:firstRow="0" w:lastRow="0" w:firstColumn="1" w:lastColumn="0" w:oddVBand="0" w:evenVBand="0" w:oddHBand="0" w:evenHBand="0" w:firstRowFirstColumn="0" w:firstRowLastColumn="0" w:lastRowFirstColumn="0" w:lastRowLastColumn="0"/>
+            <w:tcW w:w="1984" w:type="dxa"/>
+          </w:tcPr>
+          <w:p>
+            <w:pPr>
+              <w:pStyle w:val="Sinespaciado"/>
+              <w:rPr>
+                <w:lang w:eastAsia="es-BO"/>
+              </w:rPr>
+            </w:pPr>
+            <w:r>
+              <w:rPr>
+                <w:lang w:eastAsia="es-BO"/>
+              </w:rPr>
+              <w:t>Rojo:</w:t>
+            </w:r>
+          </w:p>
+        </w:tc>
+        <w:tc>
+          <w:tcPr>
+            <w:tcW w:w="3969" w:type="dxa"/>
+          </w:tcPr>
+          <w:p>
+            <w:pPr>
+              <w:pStyle w:val="Sinespaciado"/>
+              <w:cnfStyle w:val="000000000000" w:firstRow="0" w:lastRow="0" w:firstColumn="0" w:lastColumn="0" w:oddVBand="0" w:evenVBand="0" w:oddHBand="0" w:evenHBand="0" w:firstRowFirstColumn="0" w:firstRowLastColumn="0" w:lastRowFirstColumn="0" w:lastRowLastColumn="0"/>
+              <w:rPr>
+                <w:lang w:eastAsia="es-BO"/>
+              </w:rPr>
+            </w:pPr>
+            <w:r>
+              <w:rPr>
+                <w:lang w:eastAsia="es-BO"/>
+              </w:rPr>
+              <w:t>Intentos incorrectos realizados.</w:t>
+            </w:r>
+          </w:p>
+        </w:tc>
+      </w:tr>
+      <w:tr>
+        <w:trPr>
+          <w:cnfStyle w:val="000000100000" w:firstRow="0" w:lastRow="0" w:firstColumn="0" w:lastColumn="0" w:oddVBand="0" w:evenVBand="0" w:oddHBand="1" w:evenHBand="0" w:firstRowFirstColumn="0" w:firstRowLastColumn="0" w:lastRowFirstColumn="0" w:lastRowLastColumn="0"/>
+        </w:trPr>
+        <w:tc>
+          <w:tcPr>
+            <w:cnfStyle w:val="001000000000" w:firstRow="0" w:lastRow="0" w:firstColumn="1" w:lastColumn="0" w:oddVBand="0" w:evenVBand="0" w:oddHBand="0" w:evenHBand="0" w:firstRowFirstColumn="0" w:firstRowLastColumn="0" w:lastRowFirstColumn="0" w:lastRowLastColumn="0"/>
+            <w:tcW w:w="1984" w:type="dxa"/>
+          </w:tcPr>
+          <w:p>
+            <w:pPr>
+              <w:pStyle w:val="Sinespaciado"/>
+              <w:rPr>
+                <w:lang w:eastAsia="es-BO"/>
+              </w:rPr>
+            </w:pPr>
+            <w:r>
+              <w:rPr>
+                <w:lang w:eastAsia="es-BO"/>
+              </w:rPr>
+              <w:t>Azul:</w:t>
+            </w:r>
+          </w:p>
+        </w:tc>
+        <w:tc>
+          <w:tcPr>
+            <w:tcW w:w="3969" w:type="dxa"/>
+          </w:tcPr>
+          <w:p>
+            <w:pPr>
+              <w:pStyle w:val="Sinespaciado"/>
+              <w:cnfStyle w:val="000000100000" w:firstRow="0" w:lastRow="0" w:firstColumn="0" w:lastColumn="0" w:oddVBand="0" w:evenVBand="0" w:oddHBand="1" w:evenHBand="0" w:firstRowFirstColumn="0" w:firstRowLastColumn="0" w:lastRowFirstColumn="0" w:lastRowLastColumn="0"/>
+              <w:rPr>
+                <w:lang w:eastAsia="es-BO"/>
+              </w:rPr>
+            </w:pPr>
+            <w:r>
+              <w:rPr>
+                <w:lang w:eastAsia="es-BO"/>
+              </w:rPr>
+              <w:t>Envío pendiente de evaluación.</w:t>
+            </w:r>
+          </w:p>
+        </w:tc>
+      </w:tr>
+      <w:tr>
+        <w:tc>
+          <w:tcPr>
+            <w:cnfStyle w:val="001000000000" w:firstRow="0" w:lastRow="0" w:firstColumn="1" w:lastColumn="0" w:oddVBand="0" w:evenVBand="0" w:oddHBand="0" w:evenHBand="0" w:firstRowFirstColumn="0" w:firstRowLastColumn="0" w:lastRowFirstColumn="0" w:lastRowLastColumn="0"/>
+            <w:tcW w:w="1984" w:type="dxa"/>
+          </w:tcPr>
+          <w:p>
+            <w:pPr>
+              <w:pStyle w:val="Sinespaciado"/>
+              <w:rPr>
+                <w:lang w:eastAsia="es-BO"/>
+              </w:rPr>
+            </w:pPr>
+            <w:r>
+              <w:rPr>
+                <w:lang w:eastAsia="es-BO"/>
+              </w:rPr>
+              <w:t>Blanco:</w:t>
+            </w:r>
+          </w:p>
+        </w:tc>
+        <w:tc>
+          <w:tcPr>
+            <w:tcW w:w="3969" w:type="dxa"/>
+          </w:tcPr>
+          <w:p>
+            <w:pPr>
+              <w:pStyle w:val="Sinespaciado"/>
+              <w:cnfStyle w:val="000000000000" w:firstRow="0" w:lastRow="0" w:firstColumn="0" w:lastColumn="0" w:oddVBand="0" w:evenVBand="0" w:oddHBand="0" w:evenHBand="0" w:firstRowFirstColumn="0" w:firstRowLastColumn="0" w:lastRowFirstColumn="0" w:lastRowLastColumn="0"/>
+              <w:rPr>
+                <w:lang w:eastAsia="es-BO"/>
+              </w:rPr>
+            </w:pPr>
+            <w:r>
+              <w:rPr>
+                <w:lang w:eastAsia="es-BO"/>
+              </w:rPr>
+              <w:t>Problema sin intentos.</w:t>
+            </w:r>
+          </w:p>
+        </w:tc>
+      </w:tr>
+    </w:tbl>
+    <w:p>
+      <w:pPr>
+        <w:pStyle w:val="Sinespaciado"/>
+        <w:rPr>
           <w:lang w:eastAsia="es-BO"/>
         </w:rPr>
       </w:pPr>
@@ -3314,25 +3758,26 @@
         <w:spacing w:before="100" w:beforeAutospacing="1" w:after="100" w:afterAutospacing="1" w:line="240" w:lineRule="auto"/>
         <w:outlineLvl w:val="0"/>
         <w:rPr>
-          <w:rFonts w:eastAsia="Times New Roman" w:cstheme="minorHAnsi"/>
+          <w:rFonts w:ascii="Arial" w:eastAsia="Times New Roman" w:hAnsi="Arial" w:cs="Arial"/>
           <w:b/>
           <w:bCs/>
           <w:kern w:val="36"/>
-          <w:sz w:val="48"/>
-          <w:szCs w:val="48"/>
-          <w:lang w:eastAsia="es-BO"/>
-        </w:rPr>
-      </w:pPr>
-      <w:r>
-        <w:rPr>
-          <w:rFonts w:eastAsia="Times New Roman" w:cstheme="minorHAnsi"/>
+          <w:sz w:val="40"/>
+          <w:szCs w:val="40"/>
+          <w:lang w:eastAsia="es-BO"/>
+        </w:rPr>
+      </w:pPr>
+      <w:r>
+        <w:rPr>
+          <w:rFonts w:ascii="Arial" w:eastAsia="Times New Roman" w:hAnsi="Arial" w:cs="Arial"/>
           <w:b/>
           <w:bCs/>
           <w:kern w:val="36"/>
-          <w:sz w:val="48"/>
-          <w:szCs w:val="48"/>
-          <w:lang w:eastAsia="es-BO"/>
-        </w:rPr>
+          <w:sz w:val="40"/>
+          <w:szCs w:val="40"/>
+          <w:lang w:eastAsia="es-BO"/>
+        </w:rPr>
+        <w:lastRenderedPageBreak/>
         <w:t>Penalizaciones</w:t>
       </w:r>
     </w:p>
@@ -3340,15 +3785,17 @@
       <w:pPr>
         <w:pStyle w:val="Sinespaciado"/>
         <w:rPr>
-          <w:sz w:val="24"/>
-          <w:szCs w:val="24"/>
-          <w:lang w:eastAsia="es-BO"/>
-        </w:rPr>
-      </w:pPr>
-      <w:r>
-        <w:rPr>
-          <w:sz w:val="24"/>
-          <w:szCs w:val="24"/>
+          <w:rFonts w:ascii="Arial" w:hAnsi="Arial" w:cs="Arial"/>
+          <w:sz w:val="20"/>
+          <w:szCs w:val="20"/>
+          <w:lang w:eastAsia="es-BO"/>
+        </w:rPr>
+      </w:pPr>
+      <w:r>
+        <w:rPr>
+          <w:rFonts w:ascii="Arial" w:hAnsi="Arial" w:cs="Arial"/>
+          <w:sz w:val="20"/>
+          <w:szCs w:val="20"/>
           <w:lang w:eastAsia="es-BO"/>
         </w:rPr>
         <w:t>La competencia utiliza una penalización de 20 minutos.</w:t>
@@ -3358,15 +3805,17 @@
       <w:pPr>
         <w:pStyle w:val="Sinespaciado"/>
         <w:rPr>
-          <w:sz w:val="24"/>
-          <w:szCs w:val="24"/>
-          <w:lang w:eastAsia="es-BO"/>
-        </w:rPr>
-      </w:pPr>
-      <w:r>
-        <w:rPr>
-          <w:sz w:val="24"/>
-          <w:szCs w:val="24"/>
+          <w:rFonts w:ascii="Arial" w:hAnsi="Arial" w:cs="Arial"/>
+          <w:sz w:val="20"/>
+          <w:szCs w:val="20"/>
+          <w:lang w:eastAsia="es-BO"/>
+        </w:rPr>
+      </w:pPr>
+      <w:r>
+        <w:rPr>
+          <w:rFonts w:ascii="Arial" w:hAnsi="Arial" w:cs="Arial"/>
+          <w:sz w:val="20"/>
+          <w:szCs w:val="20"/>
           <w:lang w:eastAsia="es-BO"/>
         </w:rPr>
         <w:t>Cada envío incorrecto realizado antes de resolver un problema agrega 20 minutos al tiempo total del equipo.</w:t>
@@ -3376,8 +3825,9 @@
       <w:pPr>
         <w:pStyle w:val="Sinespaciado"/>
         <w:rPr>
-          <w:sz w:val="24"/>
-          <w:szCs w:val="24"/>
+          <w:rFonts w:ascii="Arial" w:hAnsi="Arial" w:cs="Arial"/>
+          <w:sz w:val="20"/>
+          <w:szCs w:val="20"/>
           <w:lang w:eastAsia="es-BO"/>
         </w:rPr>
       </w:pPr>
@@ -3386,19 +3836,21 @@
       <w:pPr>
         <w:pStyle w:val="Sinespaciado"/>
         <w:rPr>
+          <w:rFonts w:ascii="Arial" w:hAnsi="Arial" w:cs="Arial"/>
           <w:b/>
           <w:bCs/>
-          <w:sz w:val="24"/>
-          <w:szCs w:val="24"/>
-          <w:lang w:eastAsia="es-BO"/>
-        </w:rPr>
-      </w:pPr>
-      <w:r>
-        <w:rPr>
+          <w:sz w:val="20"/>
+          <w:szCs w:val="20"/>
+          <w:lang w:eastAsia="es-BO"/>
+        </w:rPr>
+      </w:pPr>
+      <w:r>
+        <w:rPr>
+          <w:rFonts w:ascii="Arial" w:hAnsi="Arial" w:cs="Arial"/>
           <w:b/>
           <w:bCs/>
-          <w:sz w:val="24"/>
-          <w:szCs w:val="24"/>
+          <w:sz w:val="20"/>
+          <w:szCs w:val="20"/>
           <w:lang w:eastAsia="es-BO"/>
         </w:rPr>
         <w:t>Ejemplo:</w:t>
@@ -3408,15 +3860,17 @@
       <w:pPr>
         <w:pStyle w:val="Sinespaciado"/>
         <w:rPr>
-          <w:sz w:val="24"/>
-          <w:szCs w:val="24"/>
-          <w:lang w:eastAsia="es-BO"/>
-        </w:rPr>
-      </w:pPr>
-      <w:r>
-        <w:rPr>
-          <w:sz w:val="24"/>
-          <w:szCs w:val="24"/>
+          <w:rFonts w:ascii="Arial" w:hAnsi="Arial" w:cs="Arial"/>
+          <w:sz w:val="20"/>
+          <w:szCs w:val="20"/>
+          <w:lang w:eastAsia="es-BO"/>
+        </w:rPr>
+      </w:pPr>
+      <w:r>
+        <w:rPr>
+          <w:rFonts w:ascii="Arial" w:hAnsi="Arial" w:cs="Arial"/>
+          <w:sz w:val="20"/>
+          <w:szCs w:val="20"/>
           <w:lang w:eastAsia="es-BO"/>
         </w:rPr>
         <w:t>Problema A:</w:t>
@@ -3430,15 +3884,17 @@
           <w:numId w:val="19"/>
         </w:numPr>
         <w:rPr>
-          <w:sz w:val="24"/>
-          <w:szCs w:val="24"/>
-          <w:lang w:eastAsia="es-BO"/>
-        </w:rPr>
-      </w:pPr>
-      <w:r>
-        <w:rPr>
-          <w:sz w:val="24"/>
-          <w:szCs w:val="24"/>
+          <w:rFonts w:ascii="Arial" w:hAnsi="Arial" w:cs="Arial"/>
+          <w:sz w:val="20"/>
+          <w:szCs w:val="20"/>
+          <w:lang w:eastAsia="es-BO"/>
+        </w:rPr>
+      </w:pPr>
+      <w:r>
+        <w:rPr>
+          <w:rFonts w:ascii="Arial" w:hAnsi="Arial" w:cs="Arial"/>
+          <w:sz w:val="20"/>
+          <w:szCs w:val="20"/>
           <w:lang w:eastAsia="es-BO"/>
         </w:rPr>
         <w:t>Intento 1 → WRONG-ANSWER</w:t>
@@ -3452,15 +3908,17 @@
           <w:numId w:val="19"/>
         </w:numPr>
         <w:rPr>
-          <w:sz w:val="24"/>
-          <w:szCs w:val="24"/>
-          <w:lang w:eastAsia="es-BO"/>
-        </w:rPr>
-      </w:pPr>
-      <w:r>
-        <w:rPr>
-          <w:sz w:val="24"/>
-          <w:szCs w:val="24"/>
+          <w:rFonts w:ascii="Arial" w:hAnsi="Arial" w:cs="Arial"/>
+          <w:sz w:val="20"/>
+          <w:szCs w:val="20"/>
+          <w:lang w:eastAsia="es-BO"/>
+        </w:rPr>
+      </w:pPr>
+      <w:r>
+        <w:rPr>
+          <w:rFonts w:ascii="Arial" w:hAnsi="Arial" w:cs="Arial"/>
+          <w:sz w:val="20"/>
+          <w:szCs w:val="20"/>
           <w:lang w:eastAsia="es-BO"/>
         </w:rPr>
         <w:t>Intento 2 → WRONG-ANSWER</w:t>
@@ -3474,15 +3932,17 @@
           <w:numId w:val="19"/>
         </w:numPr>
         <w:rPr>
-          <w:sz w:val="24"/>
-          <w:szCs w:val="24"/>
-          <w:lang w:eastAsia="es-BO"/>
-        </w:rPr>
-      </w:pPr>
-      <w:r>
-        <w:rPr>
-          <w:sz w:val="24"/>
-          <w:szCs w:val="24"/>
+          <w:rFonts w:ascii="Arial" w:hAnsi="Arial" w:cs="Arial"/>
+          <w:sz w:val="20"/>
+          <w:szCs w:val="20"/>
+          <w:lang w:eastAsia="es-BO"/>
+        </w:rPr>
+      </w:pPr>
+      <w:r>
+        <w:rPr>
+          <w:rFonts w:ascii="Arial" w:hAnsi="Arial" w:cs="Arial"/>
+          <w:sz w:val="20"/>
+          <w:szCs w:val="20"/>
           <w:lang w:eastAsia="es-BO"/>
         </w:rPr>
         <w:t>Intento 3 → CORRECT en el minuto 60</w:t>
@@ -3493,8 +3953,9 @@
         <w:pStyle w:val="Sinespaciado"/>
         <w:ind w:left="720"/>
         <w:rPr>
-          <w:sz w:val="24"/>
-          <w:szCs w:val="24"/>
+          <w:rFonts w:ascii="Arial" w:hAnsi="Arial" w:cs="Arial"/>
+          <w:sz w:val="20"/>
+          <w:szCs w:val="20"/>
           <w:lang w:eastAsia="es-BO"/>
         </w:rPr>
       </w:pPr>
@@ -3503,31 +3964,35 @@
       <w:pPr>
         <w:pStyle w:val="Sinespaciado"/>
         <w:rPr>
-          <w:sz w:val="24"/>
-          <w:szCs w:val="24"/>
-          <w:lang w:eastAsia="es-BO"/>
-        </w:rPr>
-      </w:pPr>
-      <w:r>
-        <w:rPr>
-          <w:sz w:val="24"/>
-          <w:szCs w:val="24"/>
+          <w:rFonts w:ascii="Arial" w:hAnsi="Arial" w:cs="Arial"/>
+          <w:sz w:val="20"/>
+          <w:szCs w:val="20"/>
+          <w:lang w:eastAsia="es-BO"/>
+        </w:rPr>
+      </w:pPr>
+      <w:r>
+        <w:rPr>
+          <w:rFonts w:ascii="Arial" w:hAnsi="Arial" w:cs="Arial"/>
+          <w:sz w:val="20"/>
+          <w:szCs w:val="20"/>
           <w:lang w:eastAsia="es-BO"/>
         </w:rPr>
         <w:t>Tiempo total para ese problema:</w:t>
       </w:r>
       <w:r>
         <w:rPr>
-          <w:sz w:val="24"/>
-          <w:szCs w:val="24"/>
+          <w:rFonts w:ascii="Arial" w:hAnsi="Arial" w:cs="Arial"/>
+          <w:sz w:val="20"/>
+          <w:szCs w:val="20"/>
           <w:lang w:eastAsia="es-BO"/>
         </w:rPr>
         <w:t xml:space="preserve"> </w:t>
       </w:r>
       <w:r>
         <w:rPr>
-          <w:sz w:val="24"/>
-          <w:szCs w:val="24"/>
+          <w:rFonts w:ascii="Arial" w:hAnsi="Arial" w:cs="Arial"/>
+          <w:sz w:val="20"/>
+          <w:szCs w:val="20"/>
           <w:lang w:eastAsia="es-BO"/>
         </w:rPr>
         <w:t>60 + 20 + 20 = 100 minutos</w:t>
@@ -3537,8 +4002,9 @@
       <w:pPr>
         <w:pStyle w:val="Sinespaciado"/>
         <w:rPr>
-          <w:sz w:val="24"/>
-          <w:szCs w:val="24"/>
+          <w:rFonts w:ascii="Arial" w:hAnsi="Arial" w:cs="Arial"/>
+          <w:sz w:val="20"/>
+          <w:szCs w:val="20"/>
           <w:lang w:eastAsia="es-BO"/>
         </w:rPr>
       </w:pPr>
@@ -3547,19 +4013,21 @@
       <w:pPr>
         <w:pStyle w:val="Sinespaciado"/>
         <w:rPr>
+          <w:rFonts w:ascii="Arial" w:hAnsi="Arial" w:cs="Arial"/>
           <w:b/>
           <w:bCs/>
-          <w:sz w:val="24"/>
-          <w:szCs w:val="24"/>
-          <w:lang w:eastAsia="es-BO"/>
-        </w:rPr>
-      </w:pPr>
-      <w:r>
-        <w:rPr>
+          <w:sz w:val="20"/>
+          <w:szCs w:val="20"/>
+          <w:lang w:eastAsia="es-BO"/>
+        </w:rPr>
+      </w:pPr>
+      <w:r>
+        <w:rPr>
+          <w:rFonts w:ascii="Arial" w:hAnsi="Arial" w:cs="Arial"/>
           <w:b/>
           <w:bCs/>
-          <w:sz w:val="24"/>
-          <w:szCs w:val="24"/>
+          <w:sz w:val="20"/>
+          <w:szCs w:val="20"/>
           <w:lang w:eastAsia="es-BO"/>
         </w:rPr>
         <w:t>Importante:</w:t>
@@ -3569,15 +4037,17 @@
       <w:pPr>
         <w:pStyle w:val="Sinespaciado"/>
         <w:rPr>
-          <w:sz w:val="24"/>
-          <w:szCs w:val="24"/>
-          <w:lang w:eastAsia="es-BO"/>
-        </w:rPr>
-      </w:pPr>
-      <w:r>
-        <w:rPr>
-          <w:sz w:val="24"/>
-          <w:szCs w:val="24"/>
+          <w:rFonts w:ascii="Arial" w:hAnsi="Arial" w:cs="Arial"/>
+          <w:sz w:val="20"/>
+          <w:szCs w:val="20"/>
+          <w:lang w:eastAsia="es-BO"/>
+        </w:rPr>
+      </w:pPr>
+      <w:r>
+        <w:rPr>
+          <w:rFonts w:ascii="Arial" w:hAnsi="Arial" w:cs="Arial"/>
+          <w:sz w:val="20"/>
+          <w:szCs w:val="20"/>
           <w:lang w:eastAsia="es-BO"/>
         </w:rPr>
         <w:t>Las penalizaciones solamente se aplican a problemas que finalmente fueron resueltos.</w:t>
@@ -3587,7 +4057,7 @@
       <w:pPr>
         <w:spacing w:after="0" w:line="240" w:lineRule="auto"/>
         <w:rPr>
-          <w:rFonts w:eastAsia="Times New Roman" w:cstheme="minorHAnsi"/>
+          <w:rFonts w:ascii="Arial" w:eastAsia="Times New Roman" w:hAnsi="Arial" w:cs="Arial"/>
           <w:sz w:val="28"/>
           <w:szCs w:val="28"/>
           <w:lang w:eastAsia="es-BO"/>
@@ -3604,205 +4074,101 @@
         <w:spacing w:before="100" w:beforeAutospacing="1" w:after="100" w:afterAutospacing="1" w:line="240" w:lineRule="auto"/>
         <w:outlineLvl w:val="0"/>
         <w:rPr>
-          <w:rFonts w:eastAsia="Times New Roman" w:cstheme="minorHAnsi"/>
+          <w:rFonts w:ascii="Arial" w:eastAsia="Times New Roman" w:hAnsi="Arial" w:cs="Arial"/>
           <w:b/>
           <w:bCs/>
           <w:kern w:val="36"/>
-          <w:sz w:val="48"/>
-          <w:szCs w:val="48"/>
+          <w:sz w:val="40"/>
+          <w:szCs w:val="40"/>
           <w:lang w:val="en-US" w:eastAsia="es-BO"/>
         </w:rPr>
       </w:pPr>
-      <w:proofErr w:type="spellStart"/>
-      <w:r>
-        <w:rPr>
-          <w:rFonts w:eastAsia="Times New Roman" w:cstheme="minorHAnsi"/>
+      <w:r>
+        <w:rPr>
+          <w:rFonts w:ascii="Arial" w:eastAsia="Times New Roman" w:hAnsi="Arial" w:cs="Arial"/>
           <w:b/>
           <w:bCs/>
           <w:kern w:val="36"/>
-          <w:sz w:val="48"/>
-          <w:szCs w:val="48"/>
+          <w:sz w:val="40"/>
+          <w:szCs w:val="40"/>
           <w:lang w:val="en-US" w:eastAsia="es-BO"/>
         </w:rPr>
-        <w:t>Congelamiento</w:t>
-      </w:r>
-      <w:proofErr w:type="spellEnd"/>
-      <w:r>
-        <w:rPr>
-          <w:rFonts w:eastAsia="Times New Roman" w:cstheme="minorHAnsi"/>
-          <w:b/>
-          <w:bCs/>
-          <w:kern w:val="36"/>
-          <w:sz w:val="48"/>
-          <w:szCs w:val="48"/>
-          <w:lang w:val="en-US" w:eastAsia="es-BO"/>
-        </w:rPr>
-        <w:t xml:space="preserve"> del Ranking (Scoreboard Freeze)</w:t>
+        <w:t>Congelamiento del Ranking (Scoreboard Freeze)</w:t>
       </w:r>
     </w:p>
     <w:p>
       <w:pPr>
         <w:spacing w:before="100" w:beforeAutospacing="1" w:after="100" w:afterAutospacing="1" w:line="240" w:lineRule="auto"/>
         <w:rPr>
-          <w:rFonts w:eastAsia="Times New Roman" w:cstheme="minorHAnsi"/>
-          <w:sz w:val="24"/>
-          <w:szCs w:val="24"/>
-          <w:lang w:eastAsia="es-BO"/>
-        </w:rPr>
-      </w:pPr>
-      <w:r>
-        <w:rPr>
-          <w:rFonts w:eastAsia="Times New Roman" w:cstheme="minorHAnsi"/>
-          <w:sz w:val="24"/>
-          <w:szCs w:val="24"/>
-          <w:lang w:eastAsia="es-BO"/>
-        </w:rPr>
-        <w:t>Durante los últimos 30 minutos de la competencia la tabla de posiciones se congela.</w:t>
-      </w:r>
-    </w:p>
-    <w:p>
-      <w:pPr>
-        <w:spacing w:before="100" w:beforeAutospacing="1" w:after="100" w:afterAutospacing="1" w:line="240" w:lineRule="auto"/>
-        <w:rPr>
-          <w:rFonts w:eastAsia="Times New Roman" w:cstheme="minorHAnsi"/>
-          <w:sz w:val="24"/>
-          <w:szCs w:val="24"/>
-          <w:lang w:eastAsia="es-BO"/>
-        </w:rPr>
-      </w:pPr>
-      <w:r>
-        <w:rPr>
-          <w:rFonts w:eastAsia="Times New Roman" w:cstheme="minorHAnsi"/>
-          <w:sz w:val="24"/>
-          <w:szCs w:val="24"/>
-          <w:lang w:eastAsia="es-BO"/>
-        </w:rPr>
-        <w:lastRenderedPageBreak/>
-        <w:t>Esto significa que:</w:t>
-      </w:r>
-    </w:p>
-    <w:p>
-      <w:pPr>
-        <w:numPr>
-          <w:ilvl w:val="0"/>
-          <w:numId w:val="7"/>
-        </w:numPr>
-        <w:spacing w:before="100" w:beforeAutospacing="1" w:after="100" w:afterAutospacing="1" w:line="240" w:lineRule="auto"/>
-        <w:rPr>
-          <w:rFonts w:eastAsia="Times New Roman" w:cstheme="minorHAnsi"/>
-          <w:sz w:val="24"/>
-          <w:szCs w:val="24"/>
-          <w:lang w:eastAsia="es-BO"/>
-        </w:rPr>
-      </w:pPr>
-      <w:r>
-        <w:rPr>
-          <w:rFonts w:eastAsia="Times New Roman" w:cstheme="minorHAnsi"/>
-          <w:sz w:val="24"/>
-          <w:szCs w:val="24"/>
-          <w:lang w:eastAsia="es-BO"/>
-        </w:rPr>
-        <w:t>Los envíos continúan siendo evaluados normalmente.</w:t>
-      </w:r>
-    </w:p>
-    <w:p>
-      <w:pPr>
-        <w:numPr>
-          <w:ilvl w:val="0"/>
-          <w:numId w:val="7"/>
-        </w:numPr>
-        <w:spacing w:before="100" w:beforeAutospacing="1" w:after="100" w:afterAutospacing="1" w:line="240" w:lineRule="auto"/>
-        <w:rPr>
-          <w:rFonts w:eastAsia="Times New Roman" w:cstheme="minorHAnsi"/>
-          <w:sz w:val="24"/>
-          <w:szCs w:val="24"/>
-          <w:lang w:eastAsia="es-BO"/>
-        </w:rPr>
-      </w:pPr>
-      <w:r>
-        <w:rPr>
-          <w:rFonts w:eastAsia="Times New Roman" w:cstheme="minorHAnsi"/>
-          <w:sz w:val="24"/>
-          <w:szCs w:val="24"/>
-          <w:lang w:eastAsia="es-BO"/>
-        </w:rPr>
-        <w:t>Los equipos continúan resolviendo problemas.</w:t>
-      </w:r>
-    </w:p>
-    <w:p>
-      <w:pPr>
-        <w:numPr>
-          <w:ilvl w:val="0"/>
-          <w:numId w:val="7"/>
-        </w:numPr>
-        <w:spacing w:before="100" w:beforeAutospacing="1" w:after="100" w:afterAutospacing="1" w:line="240" w:lineRule="auto"/>
-        <w:rPr>
-          <w:rFonts w:eastAsia="Times New Roman" w:cstheme="minorHAnsi"/>
-          <w:sz w:val="24"/>
-          <w:szCs w:val="24"/>
-          <w:lang w:eastAsia="es-BO"/>
-        </w:rPr>
-      </w:pPr>
-      <w:r>
-        <w:rPr>
-          <w:rFonts w:eastAsia="Times New Roman" w:cstheme="minorHAnsi"/>
-          <w:sz w:val="24"/>
-          <w:szCs w:val="24"/>
-          <w:lang w:eastAsia="es-BO"/>
-        </w:rPr>
-        <w:t>Los resultados dejan de mostrarse públicamente en la tabla de posiciones.</w:t>
-      </w:r>
-    </w:p>
-    <w:p>
-      <w:pPr>
-        <w:spacing w:before="100" w:beforeAutospacing="1" w:after="100" w:afterAutospacing="1" w:line="240" w:lineRule="auto"/>
-        <w:rPr>
-          <w:rFonts w:eastAsia="Times New Roman" w:cstheme="minorHAnsi"/>
-          <w:sz w:val="24"/>
-          <w:szCs w:val="24"/>
-          <w:lang w:eastAsia="es-BO"/>
-        </w:rPr>
-      </w:pPr>
-      <w:r>
-        <w:rPr>
-          <w:rFonts w:eastAsia="Times New Roman" w:cstheme="minorHAnsi"/>
-          <w:sz w:val="24"/>
-          <w:szCs w:val="24"/>
-          <w:lang w:eastAsia="es-BO"/>
-        </w:rPr>
-        <w:t>Por esta razón, la clasificación observada durante los últimos minutos puede no coincidir con el resultado final.</w:t>
-      </w:r>
-    </w:p>
-    <w:p>
-      <w:pPr>
-        <w:spacing w:before="100" w:beforeAutospacing="1" w:after="100" w:afterAutospacing="1" w:line="240" w:lineRule="auto"/>
-        <w:rPr>
-          <w:rFonts w:eastAsia="Times New Roman" w:cstheme="minorHAnsi"/>
-          <w:sz w:val="24"/>
-          <w:szCs w:val="24"/>
-          <w:lang w:eastAsia="es-BO"/>
-        </w:rPr>
-      </w:pPr>
-      <w:r>
-        <w:rPr>
-          <w:rFonts w:eastAsia="Times New Roman" w:cstheme="minorHAnsi"/>
-          <w:sz w:val="24"/>
-          <w:szCs w:val="24"/>
-          <w:lang w:eastAsia="es-BO"/>
-        </w:rPr>
-        <w:t>Al finalizar la competencia, el ranking se descongela y se muestran todos los resultados reales.</w:t>
-      </w:r>
-    </w:p>
-    <w:p>
-      <w:pPr>
-        <w:spacing w:after="0" w:line="240" w:lineRule="auto"/>
-        <w:rPr>
-          <w:rFonts w:eastAsia="Times New Roman" w:cstheme="minorHAnsi"/>
-          <w:sz w:val="24"/>
-          <w:szCs w:val="24"/>
-          <w:lang w:eastAsia="es-BO"/>
-        </w:rPr>
-      </w:pPr>
+          <w:rFonts w:ascii="Arial" w:eastAsia="Times New Roman" w:hAnsi="Arial" w:cs="Arial"/>
+          <w:sz w:val="20"/>
+          <w:szCs w:val="20"/>
+          <w:lang w:eastAsia="es-BO"/>
+        </w:rPr>
+      </w:pPr>
+      <w:r>
+        <w:rPr>
+          <w:rFonts w:ascii="Arial" w:eastAsia="Times New Roman" w:hAnsi="Arial" w:cs="Arial"/>
+          <w:sz w:val="20"/>
+          <w:szCs w:val="20"/>
+          <w:lang w:eastAsia="es-BO"/>
+        </w:rPr>
+        <w:t xml:space="preserve">La tabla de posiciones puede congelarse durante </w:t>
+      </w:r>
+      <w:r>
+        <w:rPr>
+          <w:rFonts w:ascii="Arial" w:eastAsia="Times New Roman" w:hAnsi="Arial" w:cs="Arial"/>
+          <w:sz w:val="20"/>
+          <w:szCs w:val="20"/>
+          <w:lang w:eastAsia="es-BO"/>
+        </w:rPr>
+        <w:t>la</w:t>
+      </w:r>
+      <w:r>
+        <w:rPr>
+          <w:rFonts w:ascii="Arial" w:eastAsia="Times New Roman" w:hAnsi="Arial" w:cs="Arial"/>
+          <w:sz w:val="20"/>
+          <w:szCs w:val="20"/>
+          <w:lang w:eastAsia="es-BO"/>
+        </w:rPr>
+        <w:t xml:space="preserve"> parte </w:t>
+      </w:r>
+      <w:r>
+        <w:rPr>
+          <w:rFonts w:ascii="Arial" w:eastAsia="Times New Roman" w:hAnsi="Arial" w:cs="Arial"/>
+          <w:sz w:val="20"/>
+          <w:szCs w:val="20"/>
+          <w:lang w:eastAsia="es-BO"/>
+        </w:rPr>
+        <w:t xml:space="preserve">final </w:t>
+      </w:r>
+      <w:r>
+        <w:rPr>
+          <w:rFonts w:ascii="Arial" w:eastAsia="Times New Roman" w:hAnsi="Arial" w:cs="Arial"/>
+          <w:sz w:val="20"/>
+          <w:szCs w:val="20"/>
+          <w:lang w:eastAsia="es-BO"/>
+        </w:rPr>
+        <w:t>del concurso</w:t>
+      </w:r>
+      <w:r>
+        <w:rPr>
+          <w:rFonts w:ascii="Arial" w:eastAsia="Times New Roman" w:hAnsi="Arial" w:cs="Arial"/>
+          <w:sz w:val="20"/>
+          <w:szCs w:val="20"/>
+          <w:lang w:eastAsia="es-BO"/>
+        </w:rPr>
+        <w:t xml:space="preserve">, por ejemplo, los últimos 30 minutos. </w:t>
+      </w:r>
+      <w:r>
+        <w:rPr>
+          <w:rFonts w:ascii="Arial" w:eastAsia="Times New Roman" w:hAnsi="Arial" w:cs="Arial"/>
+          <w:sz w:val="20"/>
+          <w:szCs w:val="20"/>
+          <w:lang w:eastAsia="es-BO"/>
+        </w:rPr>
+        <w:t>Durante este período, los envíos siguen siendo evaluados, pero los resultados dejan de mostrarse públicamente hasta el final de la competencia.</w:t>
+      </w:r>
     </w:p>
     <w:p>
       <w:pPr>
@@ -3814,301 +4180,80 @@
         <w:spacing w:before="100" w:beforeAutospacing="1" w:after="100" w:afterAutospacing="1" w:line="240" w:lineRule="auto"/>
         <w:outlineLvl w:val="0"/>
         <w:rPr>
-          <w:rFonts w:eastAsia="Times New Roman" w:cstheme="minorHAnsi"/>
+          <w:rFonts w:ascii="Arial" w:eastAsia="Times New Roman" w:hAnsi="Arial" w:cs="Arial"/>
           <w:b/>
           <w:bCs/>
           <w:kern w:val="36"/>
-          <w:sz w:val="48"/>
-          <w:szCs w:val="48"/>
+          <w:sz w:val="40"/>
+          <w:szCs w:val="40"/>
           <w:lang w:val="en-US" w:eastAsia="es-BO"/>
         </w:rPr>
       </w:pPr>
-      <w:proofErr w:type="spellStart"/>
-      <w:r>
-        <w:rPr>
-          <w:rFonts w:eastAsia="Times New Roman" w:cstheme="minorHAnsi"/>
+      <w:r>
+        <w:rPr>
+          <w:rFonts w:ascii="Arial" w:eastAsia="Times New Roman" w:hAnsi="Arial" w:cs="Arial"/>
           <w:b/>
           <w:bCs/>
           <w:kern w:val="36"/>
-          <w:sz w:val="48"/>
-          <w:szCs w:val="48"/>
+          <w:sz w:val="40"/>
+          <w:szCs w:val="40"/>
           <w:lang w:val="en-US" w:eastAsia="es-BO"/>
         </w:rPr>
-        <w:t>Historial</w:t>
-      </w:r>
-      <w:proofErr w:type="spellEnd"/>
-      <w:r>
-        <w:rPr>
-          <w:rFonts w:eastAsia="Times New Roman" w:cstheme="minorHAnsi"/>
+        <w:t>Aclaraciones (Clarifications)</w:t>
+      </w:r>
+    </w:p>
+    <w:p>
+      <w:pPr>
+        <w:spacing w:before="100" w:beforeAutospacing="1" w:after="100" w:afterAutospacing="1" w:line="240" w:lineRule="auto"/>
+        <w:rPr>
+          <w:rFonts w:ascii="Arial" w:eastAsia="Times New Roman" w:hAnsi="Arial" w:cs="Arial"/>
+          <w:sz w:val="20"/>
+          <w:szCs w:val="20"/>
+          <w:lang w:eastAsia="es-BO"/>
+        </w:rPr>
+      </w:pPr>
+      <w:r>
+        <w:rPr>
+          <w:rFonts w:ascii="Arial" w:eastAsia="Times New Roman" w:hAnsi="Arial" w:cs="Arial"/>
+          <w:sz w:val="20"/>
+          <w:szCs w:val="20"/>
+          <w:lang w:eastAsia="es-BO"/>
+        </w:rPr>
+        <w:t>Las aclaraciones permiten la comunicación entre los equipos y el jurado.</w:t>
+      </w:r>
+    </w:p>
+    <w:p>
+      <w:pPr>
+        <w:spacing w:before="100" w:beforeAutospacing="1" w:after="100" w:afterAutospacing="1" w:line="240" w:lineRule="auto"/>
+        <w:outlineLvl w:val="1"/>
+        <w:rPr>
+          <w:rFonts w:ascii="Arial" w:eastAsia="Times New Roman" w:hAnsi="Arial" w:cs="Arial"/>
           <w:b/>
           <w:bCs/>
-          <w:kern w:val="36"/>
-          <w:sz w:val="48"/>
-          <w:szCs w:val="48"/>
-          <w:lang w:val="en-US" w:eastAsia="es-BO"/>
-        </w:rPr>
-        <w:t xml:space="preserve"> de </w:t>
-      </w:r>
-      <w:proofErr w:type="spellStart"/>
-      <w:r>
-        <w:rPr>
-          <w:rFonts w:eastAsia="Times New Roman" w:cstheme="minorHAnsi"/>
+          <w:sz w:val="32"/>
+          <w:szCs w:val="32"/>
+          <w:lang w:eastAsia="es-BO"/>
+        </w:rPr>
+      </w:pPr>
+      <w:r>
+        <w:rPr>
+          <w:rFonts w:ascii="Arial" w:eastAsia="Times New Roman" w:hAnsi="Arial" w:cs="Arial"/>
           <w:b/>
           <w:bCs/>
-          <w:kern w:val="36"/>
-          <w:sz w:val="48"/>
-          <w:szCs w:val="48"/>
-          <w:lang w:val="en-US" w:eastAsia="es-BO"/>
-        </w:rPr>
-        <w:t>Envíos</w:t>
-      </w:r>
-      <w:proofErr w:type="spellEnd"/>
+          <w:sz w:val="32"/>
+          <w:szCs w:val="32"/>
+          <w:lang w:eastAsia="es-BO"/>
+        </w:rPr>
+        <w:t>Clarifications</w:t>
+      </w:r>
     </w:p>
     <w:p>
       <w:pPr>
         <w:spacing w:before="100" w:beforeAutospacing="1" w:after="100" w:afterAutospacing="1" w:line="240" w:lineRule="auto"/>
-        <w:rPr>
-          <w:rFonts w:eastAsia="Times New Roman" w:cstheme="minorHAnsi"/>
-          <w:sz w:val="24"/>
-          <w:szCs w:val="24"/>
-          <w:lang w:eastAsia="es-BO"/>
-        </w:rPr>
-      </w:pPr>
-      <w:r>
-        <w:rPr>
-          <w:rFonts w:eastAsia="Times New Roman" w:cstheme="minorHAnsi"/>
-          <w:sz w:val="24"/>
-          <w:szCs w:val="24"/>
-          <w:lang w:eastAsia="es-BO"/>
-        </w:rPr>
-        <w:t>En la sección de envíos (</w:t>
-      </w:r>
-      <w:proofErr w:type="spellStart"/>
-      <w:r>
-        <w:rPr>
-          <w:rFonts w:eastAsia="Times New Roman" w:cstheme="minorHAnsi"/>
-          <w:sz w:val="24"/>
-          <w:szCs w:val="24"/>
-          <w:lang w:eastAsia="es-BO"/>
-        </w:rPr>
-        <w:t>Submissions</w:t>
-      </w:r>
-      <w:proofErr w:type="spellEnd"/>
-      <w:r>
-        <w:rPr>
-          <w:rFonts w:eastAsia="Times New Roman" w:cstheme="minorHAnsi"/>
-          <w:sz w:val="24"/>
-          <w:szCs w:val="24"/>
-          <w:lang w:eastAsia="es-BO"/>
-        </w:rPr>
-        <w:t>) se puede consultar:</w:t>
-      </w:r>
-    </w:p>
-    <w:p>
-      <w:pPr>
-        <w:numPr>
-          <w:ilvl w:val="0"/>
-          <w:numId w:val="8"/>
-        </w:numPr>
-        <w:spacing w:before="100" w:beforeAutospacing="1" w:after="100" w:afterAutospacing="1" w:line="240" w:lineRule="auto"/>
-        <w:rPr>
-          <w:rFonts w:eastAsia="Times New Roman" w:cstheme="minorHAnsi"/>
-          <w:sz w:val="24"/>
-          <w:szCs w:val="24"/>
-          <w:lang w:eastAsia="es-BO"/>
-        </w:rPr>
-      </w:pPr>
-      <w:r>
-        <w:rPr>
-          <w:rFonts w:eastAsia="Times New Roman" w:cstheme="minorHAnsi"/>
-          <w:sz w:val="24"/>
-          <w:szCs w:val="24"/>
-          <w:lang w:eastAsia="es-BO"/>
-        </w:rPr>
-        <w:t>Problema enviado.</w:t>
-      </w:r>
-    </w:p>
-    <w:p>
-      <w:pPr>
-        <w:numPr>
-          <w:ilvl w:val="0"/>
-          <w:numId w:val="8"/>
-        </w:numPr>
-        <w:spacing w:before="100" w:beforeAutospacing="1" w:after="100" w:afterAutospacing="1" w:line="240" w:lineRule="auto"/>
-        <w:rPr>
-          <w:rFonts w:eastAsia="Times New Roman" w:cstheme="minorHAnsi"/>
-          <w:sz w:val="24"/>
-          <w:szCs w:val="24"/>
-          <w:lang w:eastAsia="es-BO"/>
-        </w:rPr>
-      </w:pPr>
-      <w:r>
-        <w:rPr>
-          <w:rFonts w:eastAsia="Times New Roman" w:cstheme="minorHAnsi"/>
-          <w:sz w:val="24"/>
-          <w:szCs w:val="24"/>
-          <w:lang w:eastAsia="es-BO"/>
-        </w:rPr>
-        <w:t>Hora del envío.</w:t>
-      </w:r>
-    </w:p>
-    <w:p>
-      <w:pPr>
-        <w:numPr>
-          <w:ilvl w:val="0"/>
-          <w:numId w:val="8"/>
-        </w:numPr>
-        <w:spacing w:before="100" w:beforeAutospacing="1" w:after="100" w:afterAutospacing="1" w:line="240" w:lineRule="auto"/>
-        <w:rPr>
-          <w:rFonts w:eastAsia="Times New Roman" w:cstheme="minorHAnsi"/>
-          <w:sz w:val="24"/>
-          <w:szCs w:val="24"/>
-          <w:lang w:eastAsia="es-BO"/>
-        </w:rPr>
-      </w:pPr>
-      <w:r>
-        <w:rPr>
-          <w:rFonts w:eastAsia="Times New Roman" w:cstheme="minorHAnsi"/>
-          <w:sz w:val="24"/>
-          <w:szCs w:val="24"/>
-          <w:lang w:eastAsia="es-BO"/>
-        </w:rPr>
-        <w:t>Lenguaje utilizado.</w:t>
-      </w:r>
-    </w:p>
-    <w:p>
-      <w:pPr>
-        <w:numPr>
-          <w:ilvl w:val="0"/>
-          <w:numId w:val="8"/>
-        </w:numPr>
-        <w:spacing w:before="100" w:beforeAutospacing="1" w:after="100" w:afterAutospacing="1" w:line="240" w:lineRule="auto"/>
-        <w:rPr>
-          <w:rFonts w:eastAsia="Times New Roman" w:cstheme="minorHAnsi"/>
-          <w:sz w:val="24"/>
-          <w:szCs w:val="24"/>
-          <w:lang w:eastAsia="es-BO"/>
-        </w:rPr>
-      </w:pPr>
-      <w:r>
-        <w:rPr>
-          <w:rFonts w:eastAsia="Times New Roman" w:cstheme="minorHAnsi"/>
-          <w:sz w:val="24"/>
-          <w:szCs w:val="24"/>
-          <w:lang w:eastAsia="es-BO"/>
-        </w:rPr>
-        <w:t>Resultado obtenido.</w:t>
-      </w:r>
-    </w:p>
-    <w:p>
-      <w:pPr>
-        <w:spacing w:after="0" w:line="240" w:lineRule="auto"/>
-        <w:rPr>
-          <w:rFonts w:eastAsia="Times New Roman" w:cstheme="minorHAnsi"/>
-          <w:sz w:val="24"/>
-          <w:szCs w:val="24"/>
-          <w:lang w:eastAsia="es-BO"/>
-        </w:rPr>
-      </w:pPr>
-    </w:p>
-    <w:p>
-      <w:pPr>
-        <w:pStyle w:val="Prrafodelista"/>
-        <w:numPr>
-          <w:ilvl w:val="0"/>
-          <w:numId w:val="12"/>
-        </w:numPr>
-        <w:spacing w:before="100" w:beforeAutospacing="1" w:after="100" w:afterAutospacing="1" w:line="240" w:lineRule="auto"/>
-        <w:outlineLvl w:val="0"/>
-        <w:rPr>
-          <w:rFonts w:eastAsia="Times New Roman" w:cstheme="minorHAnsi"/>
-          <w:b/>
-          <w:bCs/>
-          <w:kern w:val="36"/>
-          <w:sz w:val="48"/>
-          <w:szCs w:val="48"/>
-          <w:lang w:val="en-US" w:eastAsia="es-BO"/>
-        </w:rPr>
-      </w:pPr>
-      <w:proofErr w:type="spellStart"/>
-      <w:r>
-        <w:rPr>
-          <w:rFonts w:eastAsia="Times New Roman" w:cstheme="minorHAnsi"/>
-          <w:b/>
-          <w:bCs/>
-          <w:kern w:val="36"/>
-          <w:sz w:val="48"/>
-          <w:szCs w:val="48"/>
-          <w:lang w:val="en-US" w:eastAsia="es-BO"/>
-        </w:rPr>
-        <w:t>Aclaraciones</w:t>
-      </w:r>
-      <w:proofErr w:type="spellEnd"/>
-      <w:r>
-        <w:rPr>
-          <w:rFonts w:eastAsia="Times New Roman" w:cstheme="minorHAnsi"/>
-          <w:b/>
-          <w:bCs/>
-          <w:kern w:val="36"/>
-          <w:sz w:val="48"/>
-          <w:szCs w:val="48"/>
-          <w:lang w:val="en-US" w:eastAsia="es-BO"/>
-        </w:rPr>
-        <w:t xml:space="preserve"> (</w:t>
-      </w:r>
-      <w:proofErr w:type="spellStart"/>
-      <w:r>
-        <w:rPr>
-          <w:rFonts w:eastAsia="Times New Roman" w:cstheme="minorHAnsi"/>
-          <w:b/>
-          <w:bCs/>
-          <w:kern w:val="36"/>
-          <w:sz w:val="48"/>
-          <w:szCs w:val="48"/>
-          <w:lang w:val="en-US" w:eastAsia="es-BO"/>
-        </w:rPr>
-        <w:t>Clarifications</w:t>
-      </w:r>
-      <w:proofErr w:type="spellEnd"/>
-      <w:r>
-        <w:rPr>
-          <w:rFonts w:eastAsia="Times New Roman" w:cstheme="minorHAnsi"/>
-          <w:b/>
-          <w:bCs/>
-          <w:kern w:val="36"/>
-          <w:sz w:val="48"/>
-          <w:szCs w:val="48"/>
-          <w:lang w:val="en-US" w:eastAsia="es-BO"/>
-        </w:rPr>
-        <w:t>)</w:t>
-      </w:r>
-    </w:p>
-    <w:p>
-      <w:pPr>
-        <w:spacing w:before="100" w:beforeAutospacing="1" w:after="100" w:afterAutospacing="1" w:line="240" w:lineRule="auto"/>
-        <w:rPr>
-          <w:rFonts w:eastAsia="Times New Roman" w:cstheme="minorHAnsi"/>
-          <w:sz w:val="24"/>
-          <w:szCs w:val="24"/>
-          <w:lang w:eastAsia="es-BO"/>
-        </w:rPr>
-      </w:pPr>
-      <w:r>
-        <w:rPr>
-          <w:rFonts w:eastAsia="Times New Roman" w:cstheme="minorHAnsi"/>
-          <w:sz w:val="24"/>
-          <w:szCs w:val="24"/>
-          <w:lang w:eastAsia="es-BO"/>
-        </w:rPr>
-        <w:t>Las aclaraciones permiten la comunicación entre los equipos y el jurado.</w:t>
-      </w:r>
-    </w:p>
-    <w:p>
-      <w:pPr>
-        <w:spacing w:before="100" w:beforeAutospacing="1" w:after="100" w:afterAutospacing="1" w:line="240" w:lineRule="auto"/>
+        <w:jc w:val="center"/>
         <w:outlineLvl w:val="1"/>
         <w:rPr>
-          <w:rFonts w:eastAsia="Times New Roman" w:cstheme="minorHAnsi"/>
+          <w:rFonts w:ascii="Arial" w:eastAsia="Times New Roman" w:hAnsi="Arial" w:cs="Arial"/>
           <w:b/>
           <w:bCs/>
           <w:sz w:val="36"/>
@@ -4116,37 +4261,87 @@
           <w:lang w:eastAsia="es-BO"/>
         </w:rPr>
       </w:pPr>
-      <w:proofErr w:type="spellStart"/>
-      <w:r>
-        <w:rPr>
-          <w:rFonts w:eastAsia="Times New Roman" w:cstheme="minorHAnsi"/>
+      <w:r>
+        <w:rPr>
+          <w:rFonts w:ascii="Arial" w:eastAsia="Times New Roman" w:hAnsi="Arial" w:cs="Arial"/>
           <w:b/>
           <w:bCs/>
+          <w:noProof/>
           <w:sz w:val="36"/>
           <w:szCs w:val="36"/>
           <w:lang w:eastAsia="es-BO"/>
         </w:rPr>
-        <w:t>Clarifications</w:t>
-      </w:r>
-      <w:proofErr w:type="spellEnd"/>
+        <w:drawing>
+          <wp:inline distT="0" distB="0" distL="0" distR="0" wp14:anchorId="0B13E8B8" wp14:editId="597C8AD6">
+            <wp:extent cx="3640347" cy="2589233"/>
+            <wp:effectExtent l="0" t="0" r="0" b="1905"/>
+            <wp:docPr id="22" name="Imagen 22"/>
+            <wp:cNvGraphicFramePr>
+              <a:graphicFrameLocks xmlns:a="http://schemas.openxmlformats.org/drawingml/2006/main" noChangeAspect="1"/>
+            </wp:cNvGraphicFramePr>
+            <a:graphic xmlns:a="http://schemas.openxmlformats.org/drawingml/2006/main">
+              <a:graphicData uri="http://schemas.openxmlformats.org/drawingml/2006/picture">
+                <pic:pic xmlns:pic="http://schemas.openxmlformats.org/drawingml/2006/picture">
+                  <pic:nvPicPr>
+                    <pic:cNvPr id="0" name="Picture 15"/>
+                    <pic:cNvPicPr>
+                      <a:picLocks noChangeAspect="1" noChangeArrowheads="1"/>
+                    </pic:cNvPicPr>
+                  </pic:nvPicPr>
+                  <pic:blipFill rotWithShape="1">
+                    <a:blip r:embed="rId17" cstate="print">
+                      <a:extLst>
+                        <a:ext uri="{28A0092B-C50C-407E-A947-70E740481C1C}">
+                          <a14:useLocalDpi xmlns:a14="http://schemas.microsoft.com/office/drawing/2010/main" val="0"/>
+                        </a:ext>
+                      </a:extLst>
+                    </a:blip>
+                    <a:srcRect b="11251"/>
+                    <a:stretch/>
+                  </pic:blipFill>
+                  <pic:spPr bwMode="auto">
+                    <a:xfrm>
+                      <a:off x="0" y="0"/>
+                      <a:ext cx="3647734" cy="2594487"/>
+                    </a:xfrm>
+                    <a:prstGeom prst="rect">
+                      <a:avLst/>
+                    </a:prstGeom>
+                    <a:noFill/>
+                    <a:ln>
+                      <a:noFill/>
+                    </a:ln>
+                    <a:extLst>
+                      <a:ext uri="{53640926-AAD7-44D8-BBD7-CCE9431645EC}">
+                        <a14:shadowObscured xmlns:a14="http://schemas.microsoft.com/office/drawing/2010/main"/>
+                      </a:ext>
+                    </a:extLst>
+                  </pic:spPr>
+                </pic:pic>
+              </a:graphicData>
+            </a:graphic>
+          </wp:inline>
+        </w:drawing>
+      </w:r>
     </w:p>
     <w:p>
       <w:pPr>
         <w:spacing w:before="100" w:beforeAutospacing="1" w:after="100" w:afterAutospacing="1" w:line="240" w:lineRule="auto"/>
         <w:rPr>
-          <w:rFonts w:eastAsia="Times New Roman" w:cstheme="minorHAnsi"/>
-          <w:sz w:val="24"/>
-          <w:szCs w:val="24"/>
-          <w:lang w:eastAsia="es-BO"/>
-        </w:rPr>
-      </w:pPr>
-      <w:r>
-        <w:rPr>
-          <w:rFonts w:eastAsia="Times New Roman" w:cstheme="minorHAnsi"/>
-          <w:sz w:val="24"/>
-          <w:szCs w:val="24"/>
-          <w:lang w:eastAsia="es-BO"/>
-        </w:rPr>
+          <w:rFonts w:ascii="Arial" w:eastAsia="Times New Roman" w:hAnsi="Arial" w:cs="Arial"/>
+          <w:sz w:val="20"/>
+          <w:szCs w:val="20"/>
+          <w:lang w:eastAsia="es-BO"/>
+        </w:rPr>
+      </w:pPr>
+      <w:r>
+        <w:rPr>
+          <w:rFonts w:ascii="Arial" w:eastAsia="Times New Roman" w:hAnsi="Arial" w:cs="Arial"/>
+          <w:sz w:val="20"/>
+          <w:szCs w:val="20"/>
+          <w:lang w:eastAsia="es-BO"/>
+        </w:rPr>
+        <w:lastRenderedPageBreak/>
         <w:t>Muestra:</w:t>
       </w:r>
     </w:p>
@@ -4158,11 +4353,17 @@
           <w:numId w:val="24"/>
         </w:numPr>
         <w:rPr>
-          <w:lang w:eastAsia="es-BO"/>
-        </w:rPr>
-      </w:pPr>
-      <w:r>
-        <w:rPr>
+          <w:rFonts w:ascii="Arial" w:hAnsi="Arial" w:cs="Arial"/>
+          <w:sz w:val="20"/>
+          <w:szCs w:val="20"/>
+          <w:lang w:eastAsia="es-BO"/>
+        </w:rPr>
+      </w:pPr>
+      <w:r>
+        <w:rPr>
+          <w:rFonts w:ascii="Arial" w:hAnsi="Arial" w:cs="Arial"/>
+          <w:sz w:val="20"/>
+          <w:szCs w:val="20"/>
           <w:lang w:eastAsia="es-BO"/>
         </w:rPr>
         <w:t>Respuestas del jurado.</w:t>
@@ -4176,11 +4377,17 @@
           <w:numId w:val="24"/>
         </w:numPr>
         <w:rPr>
-          <w:lang w:eastAsia="es-BO"/>
-        </w:rPr>
-      </w:pPr>
-      <w:r>
-        <w:rPr>
+          <w:rFonts w:ascii="Arial" w:hAnsi="Arial" w:cs="Arial"/>
+          <w:sz w:val="20"/>
+          <w:szCs w:val="20"/>
+          <w:lang w:eastAsia="es-BO"/>
+        </w:rPr>
+      </w:pPr>
+      <w:r>
+        <w:rPr>
+          <w:rFonts w:ascii="Arial" w:hAnsi="Arial" w:cs="Arial"/>
+          <w:sz w:val="20"/>
+          <w:szCs w:val="20"/>
           <w:lang w:eastAsia="es-BO"/>
         </w:rPr>
         <w:t>Avisos generales.</w:t>
@@ -4194,11 +4401,17 @@
           <w:numId w:val="24"/>
         </w:numPr>
         <w:rPr>
-          <w:lang w:eastAsia="es-BO"/>
-        </w:rPr>
-      </w:pPr>
-      <w:r>
-        <w:rPr>
+          <w:rFonts w:ascii="Arial" w:hAnsi="Arial" w:cs="Arial"/>
+          <w:sz w:val="20"/>
+          <w:szCs w:val="20"/>
+          <w:lang w:eastAsia="es-BO"/>
+        </w:rPr>
+      </w:pPr>
+      <w:r>
+        <w:rPr>
+          <w:rFonts w:ascii="Arial" w:hAnsi="Arial" w:cs="Arial"/>
+          <w:sz w:val="20"/>
+          <w:szCs w:val="20"/>
           <w:lang w:eastAsia="es-BO"/>
         </w:rPr>
         <w:t>Comunicados oficiales de la competencia.</w:t>
@@ -4209,75 +4422,153 @@
         <w:spacing w:before="100" w:beforeAutospacing="1" w:after="100" w:afterAutospacing="1" w:line="240" w:lineRule="auto"/>
         <w:outlineLvl w:val="1"/>
         <w:rPr>
-          <w:rFonts w:eastAsia="Times New Roman" w:cstheme="minorHAnsi"/>
+          <w:rFonts w:ascii="Arial" w:eastAsia="Times New Roman" w:hAnsi="Arial" w:cs="Arial"/>
           <w:b/>
           <w:bCs/>
-          <w:sz w:val="36"/>
-          <w:szCs w:val="36"/>
-          <w:lang w:eastAsia="es-BO"/>
-        </w:rPr>
-      </w:pPr>
-      <w:proofErr w:type="spellStart"/>
-      <w:r>
-        <w:rPr>
-          <w:rFonts w:eastAsia="Times New Roman" w:cstheme="minorHAnsi"/>
+          <w:sz w:val="32"/>
+          <w:szCs w:val="32"/>
+          <w:lang w:eastAsia="es-BO"/>
+        </w:rPr>
+      </w:pPr>
+      <w:r>
+        <w:rPr>
+          <w:rFonts w:ascii="Arial" w:eastAsia="Times New Roman" w:hAnsi="Arial" w:cs="Arial"/>
           <w:b/>
           <w:bCs/>
-          <w:sz w:val="36"/>
-          <w:szCs w:val="36"/>
-          <w:lang w:eastAsia="es-BO"/>
-        </w:rPr>
-        <w:t>Request</w:t>
-      </w:r>
-      <w:proofErr w:type="spellEnd"/>
-      <w:r>
-        <w:rPr>
-          <w:rFonts w:eastAsia="Times New Roman" w:cstheme="minorHAnsi"/>
-          <w:b/>
-          <w:bCs/>
-          <w:sz w:val="36"/>
-          <w:szCs w:val="36"/>
-          <w:lang w:eastAsia="es-BO"/>
-        </w:rPr>
-        <w:t xml:space="preserve"> </w:t>
-      </w:r>
-      <w:proofErr w:type="spellStart"/>
-      <w:r>
-        <w:rPr>
-          <w:rFonts w:eastAsia="Times New Roman" w:cstheme="minorHAnsi"/>
-          <w:b/>
-          <w:bCs/>
-          <w:sz w:val="36"/>
-          <w:szCs w:val="36"/>
-          <w:lang w:eastAsia="es-BO"/>
-        </w:rPr>
-        <w:t>Clarification</w:t>
-      </w:r>
-      <w:proofErr w:type="spellEnd"/>
+          <w:sz w:val="32"/>
+          <w:szCs w:val="32"/>
+          <w:lang w:eastAsia="es-BO"/>
+        </w:rPr>
+        <w:t>Request Clarification</w:t>
+      </w:r>
     </w:p>
     <w:p>
       <w:pPr>
         <w:pStyle w:val="Sinespaciado"/>
-        <w:rPr>
-          <w:lang w:eastAsia="es-BO"/>
-        </w:rPr>
-      </w:pPr>
-      <w:r>
-        <w:rPr>
-          <w:lang w:eastAsia="es-BO"/>
-        </w:rPr>
-        <w:t>Permite enviar consultas al jurado.</w:t>
+        <w:jc w:val="center"/>
+        <w:rPr>
+          <w:rFonts w:ascii="Arial" w:hAnsi="Arial" w:cs="Arial"/>
+          <w:sz w:val="20"/>
+          <w:szCs w:val="20"/>
+          <w:lang w:eastAsia="es-BO"/>
+        </w:rPr>
+      </w:pPr>
+      <w:r>
+        <w:rPr>
+          <w:rFonts w:ascii="Arial" w:hAnsi="Arial" w:cs="Arial"/>
+          <w:noProof/>
+          <w:sz w:val="20"/>
+          <w:szCs w:val="20"/>
+          <w:lang w:eastAsia="es-BO"/>
+        </w:rPr>
+        <w:drawing>
+          <wp:inline distT="0" distB="0" distL="0" distR="0" wp14:anchorId="72BD6B54" wp14:editId="6AFCA195">
+            <wp:extent cx="4669490" cy="2053086"/>
+            <wp:effectExtent l="0" t="0" r="0" b="4445"/>
+            <wp:docPr id="23" name="Imagen 23"/>
+            <wp:cNvGraphicFramePr>
+              <a:graphicFrameLocks xmlns:a="http://schemas.openxmlformats.org/drawingml/2006/main" noChangeAspect="1"/>
+            </wp:cNvGraphicFramePr>
+            <a:graphic xmlns:a="http://schemas.openxmlformats.org/drawingml/2006/main">
+              <a:graphicData uri="http://schemas.openxmlformats.org/drawingml/2006/picture">
+                <pic:pic xmlns:pic="http://schemas.openxmlformats.org/drawingml/2006/picture">
+                  <pic:nvPicPr>
+                    <pic:cNvPr id="0" name="Picture 16"/>
+                    <pic:cNvPicPr>
+                      <a:picLocks noChangeAspect="1" noChangeArrowheads="1"/>
+                    </pic:cNvPicPr>
+                  </pic:nvPicPr>
+                  <pic:blipFill rotWithShape="1">
+                    <a:blip r:embed="rId18" cstate="print">
+                      <a:extLst>
+                        <a:ext uri="{28A0092B-C50C-407E-A947-70E740481C1C}">
+                          <a14:useLocalDpi xmlns:a14="http://schemas.microsoft.com/office/drawing/2010/main" val="0"/>
+                        </a:ext>
+                      </a:extLst>
+                    </a:blip>
+                    <a:srcRect b="21239"/>
+                    <a:stretch/>
+                  </pic:blipFill>
+                  <pic:spPr bwMode="auto">
+                    <a:xfrm>
+                      <a:off x="0" y="0"/>
+                      <a:ext cx="4682127" cy="2058642"/>
+                    </a:xfrm>
+                    <a:prstGeom prst="rect">
+                      <a:avLst/>
+                    </a:prstGeom>
+                    <a:noFill/>
+                    <a:ln>
+                      <a:noFill/>
+                    </a:ln>
+                    <a:extLst>
+                      <a:ext uri="{53640926-AAD7-44D8-BBD7-CCE9431645EC}">
+                        <a14:shadowObscured xmlns:a14="http://schemas.microsoft.com/office/drawing/2010/main"/>
+                      </a:ext>
+                    </a:extLst>
+                  </pic:spPr>
+                </pic:pic>
+              </a:graphicData>
+            </a:graphic>
+          </wp:inline>
+        </w:drawing>
       </w:r>
     </w:p>
     <w:p>
       <w:pPr>
         <w:pStyle w:val="Sinespaciado"/>
         <w:rPr>
-          <w:lang w:eastAsia="es-BO"/>
-        </w:rPr>
-      </w:pPr>
-      <w:r>
-        <w:rPr>
+          <w:rFonts w:ascii="Arial" w:hAnsi="Arial" w:cs="Arial"/>
+          <w:sz w:val="20"/>
+          <w:szCs w:val="20"/>
+          <w:lang w:eastAsia="es-BO"/>
+        </w:rPr>
+      </w:pPr>
+    </w:p>
+    <w:p>
+      <w:pPr>
+        <w:pStyle w:val="Sinespaciado"/>
+        <w:rPr>
+          <w:rFonts w:ascii="Arial" w:hAnsi="Arial" w:cs="Arial"/>
+          <w:sz w:val="20"/>
+          <w:szCs w:val="20"/>
+          <w:lang w:eastAsia="es-BO"/>
+        </w:rPr>
+      </w:pPr>
+      <w:r>
+        <w:rPr>
+          <w:rFonts w:ascii="Arial" w:hAnsi="Arial" w:cs="Arial"/>
+          <w:sz w:val="20"/>
+          <w:szCs w:val="20"/>
+          <w:lang w:eastAsia="es-BO"/>
+        </w:rPr>
+        <w:t>Permite enviar consultas al jurado</w:t>
+      </w:r>
+      <w:r>
+        <w:rPr>
+          <w:rFonts w:ascii="Arial" w:hAnsi="Arial" w:cs="Arial"/>
+          <w:sz w:val="20"/>
+          <w:szCs w:val="20"/>
+          <w:lang w:eastAsia="es-BO"/>
+        </w:rPr>
+        <w:t xml:space="preserve"> o al equipo técnico.</w:t>
+      </w:r>
+    </w:p>
+    <w:p>
+      <w:pPr>
+        <w:pStyle w:val="Sinespaciado"/>
+        <w:rPr>
+          <w:rFonts w:ascii="Arial" w:hAnsi="Arial" w:cs="Arial"/>
+          <w:sz w:val="20"/>
+          <w:szCs w:val="20"/>
+          <w:lang w:eastAsia="es-BO"/>
+        </w:rPr>
+      </w:pPr>
+      <w:r>
+        <w:rPr>
+          <w:rFonts w:ascii="Arial" w:hAnsi="Arial" w:cs="Arial"/>
+          <w:sz w:val="20"/>
+          <w:szCs w:val="20"/>
           <w:lang w:eastAsia="es-BO"/>
         </w:rPr>
         <w:t>Ejemplos:</w:t>
@@ -4291,20 +4582,19 @@
         </w:numPr>
         <w:spacing w:before="100" w:beforeAutospacing="1" w:after="100" w:afterAutospacing="1" w:line="240" w:lineRule="auto"/>
         <w:rPr>
-          <w:rFonts w:eastAsia="Times New Roman" w:cstheme="minorHAnsi"/>
-          <w:sz w:val="24"/>
-          <w:szCs w:val="24"/>
-          <w:lang w:eastAsia="es-BO"/>
-        </w:rPr>
-      </w:pPr>
-      <w:r>
-        <w:rPr>
-          <w:rFonts w:eastAsia="Times New Roman" w:cstheme="minorHAnsi"/>
-          <w:sz w:val="24"/>
-          <w:szCs w:val="24"/>
-          <w:lang w:eastAsia="es-BO"/>
-        </w:rPr>
-        <w:lastRenderedPageBreak/>
+          <w:rFonts w:ascii="Arial" w:eastAsia="Times New Roman" w:hAnsi="Arial" w:cs="Arial"/>
+          <w:sz w:val="20"/>
+          <w:szCs w:val="20"/>
+          <w:lang w:eastAsia="es-BO"/>
+        </w:rPr>
+      </w:pPr>
+      <w:r>
+        <w:rPr>
+          <w:rFonts w:ascii="Arial" w:eastAsia="Times New Roman" w:hAnsi="Arial" w:cs="Arial"/>
+          <w:sz w:val="20"/>
+          <w:szCs w:val="20"/>
+          <w:lang w:eastAsia="es-BO"/>
+        </w:rPr>
         <w:t>Dudas sobre el enunciado.</w:t>
       </w:r>
     </w:p>
@@ -4316,17 +4606,17 @@
         </w:numPr>
         <w:spacing w:before="100" w:beforeAutospacing="1" w:after="100" w:afterAutospacing="1" w:line="240" w:lineRule="auto"/>
         <w:rPr>
-          <w:rFonts w:eastAsia="Times New Roman" w:cstheme="minorHAnsi"/>
-          <w:sz w:val="24"/>
-          <w:szCs w:val="24"/>
-          <w:lang w:eastAsia="es-BO"/>
-        </w:rPr>
-      </w:pPr>
-      <w:r>
-        <w:rPr>
-          <w:rFonts w:eastAsia="Times New Roman" w:cstheme="minorHAnsi"/>
-          <w:sz w:val="24"/>
-          <w:szCs w:val="24"/>
+          <w:rFonts w:ascii="Arial" w:eastAsia="Times New Roman" w:hAnsi="Arial" w:cs="Arial"/>
+          <w:sz w:val="20"/>
+          <w:szCs w:val="20"/>
+          <w:lang w:eastAsia="es-BO"/>
+        </w:rPr>
+      </w:pPr>
+      <w:r>
+        <w:rPr>
+          <w:rFonts w:ascii="Arial" w:eastAsia="Times New Roman" w:hAnsi="Arial" w:cs="Arial"/>
+          <w:sz w:val="20"/>
+          <w:szCs w:val="20"/>
           <w:lang w:eastAsia="es-BO"/>
         </w:rPr>
         <w:t>Posibles errores tipográficos.</w:t>
@@ -4340,17 +4630,17 @@
         </w:numPr>
         <w:spacing w:before="100" w:beforeAutospacing="1" w:after="100" w:afterAutospacing="1" w:line="240" w:lineRule="auto"/>
         <w:rPr>
-          <w:rFonts w:eastAsia="Times New Roman" w:cstheme="minorHAnsi"/>
-          <w:sz w:val="24"/>
-          <w:szCs w:val="24"/>
-          <w:lang w:eastAsia="es-BO"/>
-        </w:rPr>
-      </w:pPr>
-      <w:r>
-        <w:rPr>
-          <w:rFonts w:eastAsia="Times New Roman" w:cstheme="minorHAnsi"/>
-          <w:sz w:val="24"/>
-          <w:szCs w:val="24"/>
+          <w:rFonts w:ascii="Arial" w:eastAsia="Times New Roman" w:hAnsi="Arial" w:cs="Arial"/>
+          <w:sz w:val="20"/>
+          <w:szCs w:val="20"/>
+          <w:lang w:eastAsia="es-BO"/>
+        </w:rPr>
+      </w:pPr>
+      <w:r>
+        <w:rPr>
+          <w:rFonts w:ascii="Arial" w:eastAsia="Times New Roman" w:hAnsi="Arial" w:cs="Arial"/>
+          <w:sz w:val="20"/>
+          <w:szCs w:val="20"/>
           <w:lang w:eastAsia="es-BO"/>
         </w:rPr>
         <w:t>Solicitudes de aclaración sobre restricciones.</w:t>
@@ -4358,323 +4648,62 @@
     </w:p>
     <w:p>
       <w:pPr>
-        <w:spacing w:before="100" w:beforeAutospacing="1" w:after="100" w:afterAutospacing="1" w:line="240" w:lineRule="auto"/>
-        <w:rPr>
-          <w:rFonts w:eastAsia="Times New Roman" w:cstheme="minorHAnsi"/>
-          <w:sz w:val="24"/>
-          <w:szCs w:val="24"/>
-          <w:lang w:eastAsia="es-BO"/>
-        </w:rPr>
-      </w:pPr>
-      <w:r>
-        <w:rPr>
-          <w:rFonts w:eastAsia="Times New Roman" w:cstheme="minorHAnsi"/>
-          <w:sz w:val="24"/>
-          <w:szCs w:val="24"/>
-          <w:lang w:eastAsia="es-BO"/>
-        </w:rPr>
-        <w:t xml:space="preserve">Las respuestas aparecerán posteriormente en la sección </w:t>
-      </w:r>
-      <w:proofErr w:type="spellStart"/>
-      <w:r>
-        <w:rPr>
-          <w:rFonts w:eastAsia="Times New Roman" w:cstheme="minorHAnsi"/>
-          <w:sz w:val="24"/>
-          <w:szCs w:val="24"/>
-          <w:lang w:eastAsia="es-BO"/>
-        </w:rPr>
-        <w:t>Clarifications</w:t>
-      </w:r>
-      <w:proofErr w:type="spellEnd"/>
-      <w:r>
-        <w:rPr>
-          <w:rFonts w:eastAsia="Times New Roman" w:cstheme="minorHAnsi"/>
-          <w:sz w:val="24"/>
-          <w:szCs w:val="24"/>
-          <w:lang w:eastAsia="es-BO"/>
-        </w:rPr>
-        <w:t>.</w:t>
-      </w:r>
-    </w:p>
-    <w:p>
-      <w:pPr>
-        <w:spacing w:after="0" w:line="240" w:lineRule="auto"/>
-        <w:rPr>
-          <w:rFonts w:eastAsia="Times New Roman" w:cstheme="minorHAnsi"/>
-          <w:sz w:val="24"/>
-          <w:szCs w:val="24"/>
-          <w:lang w:eastAsia="es-BO"/>
-        </w:rPr>
-      </w:pPr>
-    </w:p>
-    <w:p>
-      <w:pPr>
-        <w:pStyle w:val="Prrafodelista"/>
         <w:numPr>
           <w:ilvl w:val="0"/>
-          <w:numId w:val="12"/>
+          <w:numId w:val="10"/>
         </w:numPr>
         <w:spacing w:before="100" w:beforeAutospacing="1" w:after="100" w:afterAutospacing="1" w:line="240" w:lineRule="auto"/>
-        <w:outlineLvl w:val="0"/>
-        <w:rPr>
-          <w:rFonts w:eastAsia="Times New Roman" w:cstheme="minorHAnsi"/>
-          <w:b/>
-          <w:bCs/>
-          <w:kern w:val="36"/>
-          <w:sz w:val="48"/>
-          <w:szCs w:val="48"/>
-          <w:lang w:val="en-US" w:eastAsia="es-BO"/>
-        </w:rPr>
-      </w:pPr>
-      <w:proofErr w:type="spellStart"/>
-      <w:r>
-        <w:rPr>
-          <w:rFonts w:eastAsia="Times New Roman" w:cstheme="minorHAnsi"/>
-          <w:b/>
-          <w:bCs/>
-          <w:kern w:val="36"/>
-          <w:sz w:val="48"/>
-          <w:szCs w:val="48"/>
-          <w:lang w:val="en-US" w:eastAsia="es-BO"/>
-        </w:rPr>
-        <w:t>Recomendaciones</w:t>
-      </w:r>
-      <w:proofErr w:type="spellEnd"/>
+        <w:rPr>
+          <w:rFonts w:ascii="Arial" w:eastAsia="Times New Roman" w:hAnsi="Arial" w:cs="Arial"/>
+          <w:sz w:val="20"/>
+          <w:szCs w:val="20"/>
+          <w:lang w:eastAsia="es-BO"/>
+        </w:rPr>
+      </w:pPr>
+      <w:r>
+        <w:rPr>
+          <w:rFonts w:ascii="Arial" w:eastAsia="Times New Roman" w:hAnsi="Arial" w:cs="Arial"/>
+          <w:sz w:val="20"/>
+          <w:szCs w:val="20"/>
+          <w:lang w:eastAsia="es-BO"/>
+        </w:rPr>
+        <w:t>Problemas técnicos sobre el equipo.</w:t>
+      </w:r>
     </w:p>
     <w:p>
       <w:pPr>
         <w:spacing w:before="100" w:beforeAutospacing="1" w:after="100" w:afterAutospacing="1" w:line="240" w:lineRule="auto"/>
         <w:rPr>
-          <w:rFonts w:eastAsia="Times New Roman" w:cstheme="minorHAnsi"/>
-          <w:sz w:val="24"/>
-          <w:szCs w:val="24"/>
-          <w:lang w:eastAsia="es-BO"/>
-        </w:rPr>
-      </w:pPr>
-      <w:r>
-        <w:rPr>
-          <w:rFonts w:eastAsia="Times New Roman" w:cstheme="minorHAnsi"/>
-          <w:sz w:val="24"/>
-          <w:szCs w:val="24"/>
-          <w:lang w:eastAsia="es-BO"/>
-        </w:rPr>
-        <w:t>Antes de enviar una solución:</w:t>
-      </w:r>
-    </w:p>
-    <w:p>
-      <w:pPr>
-        <w:numPr>
-          <w:ilvl w:val="0"/>
-          <w:numId w:val="11"/>
-        </w:numPr>
+          <w:rFonts w:ascii="Arial" w:eastAsia="Times New Roman" w:hAnsi="Arial" w:cs="Arial"/>
+          <w:sz w:val="20"/>
+          <w:szCs w:val="20"/>
+          <w:lang w:eastAsia="es-BO"/>
+        </w:rPr>
+      </w:pPr>
+      <w:r>
+        <w:rPr>
+          <w:rFonts w:ascii="Arial" w:eastAsia="Times New Roman" w:hAnsi="Arial" w:cs="Arial"/>
+          <w:sz w:val="20"/>
+          <w:szCs w:val="20"/>
+          <w:lang w:eastAsia="es-BO"/>
+        </w:rPr>
+        <w:t>Las respuestas aparecerán posteriormente en la sección Clarifications.</w:t>
+      </w:r>
+    </w:p>
+    <w:p>
+      <w:pPr>
         <w:spacing w:before="100" w:beforeAutospacing="1" w:after="100" w:afterAutospacing="1" w:line="240" w:lineRule="auto"/>
         <w:rPr>
-          <w:rFonts w:eastAsia="Times New Roman" w:cstheme="minorHAnsi"/>
-          <w:sz w:val="24"/>
-          <w:szCs w:val="24"/>
-          <w:lang w:eastAsia="es-BO"/>
-        </w:rPr>
-      </w:pPr>
-      <w:r>
-        <w:rPr>
-          <w:rFonts w:eastAsia="Times New Roman" w:cstheme="minorHAnsi"/>
-          <w:sz w:val="24"/>
-          <w:szCs w:val="24"/>
-          <w:lang w:eastAsia="es-BO"/>
-        </w:rPr>
-        <w:t>Verifique el formato exacto de salida.</w:t>
-      </w:r>
-    </w:p>
-    <w:p>
-      <w:pPr>
-        <w:numPr>
-          <w:ilvl w:val="0"/>
-          <w:numId w:val="11"/>
-        </w:numPr>
-        <w:spacing w:before="100" w:beforeAutospacing="1" w:after="100" w:afterAutospacing="1" w:line="240" w:lineRule="auto"/>
-        <w:rPr>
-          <w:rFonts w:eastAsia="Times New Roman" w:cstheme="minorHAnsi"/>
-          <w:sz w:val="24"/>
-          <w:szCs w:val="24"/>
-          <w:lang w:eastAsia="es-BO"/>
-        </w:rPr>
-      </w:pPr>
-      <w:r>
-        <w:rPr>
-          <w:rFonts w:eastAsia="Times New Roman" w:cstheme="minorHAnsi"/>
-          <w:sz w:val="24"/>
-          <w:szCs w:val="24"/>
-          <w:lang w:eastAsia="es-BO"/>
-        </w:rPr>
-        <w:t>Revise mayúsculas y minúsculas.</w:t>
-      </w:r>
-    </w:p>
-    <w:p>
-      <w:pPr>
-        <w:numPr>
-          <w:ilvl w:val="0"/>
-          <w:numId w:val="11"/>
-        </w:numPr>
-        <w:spacing w:before="100" w:beforeAutospacing="1" w:after="100" w:afterAutospacing="1" w:line="240" w:lineRule="auto"/>
-        <w:rPr>
-          <w:rFonts w:eastAsia="Times New Roman" w:cstheme="minorHAnsi"/>
-          <w:sz w:val="24"/>
-          <w:szCs w:val="24"/>
-          <w:lang w:eastAsia="es-BO"/>
-        </w:rPr>
-      </w:pPr>
-      <w:r>
-        <w:rPr>
-          <w:rFonts w:eastAsia="Times New Roman" w:cstheme="minorHAnsi"/>
-          <w:sz w:val="24"/>
-          <w:szCs w:val="24"/>
-          <w:lang w:eastAsia="es-BO"/>
-        </w:rPr>
-        <w:t>Pruebe los ejemplos proporcionados.</w:t>
-      </w:r>
-    </w:p>
-    <w:p>
-      <w:pPr>
-        <w:numPr>
-          <w:ilvl w:val="0"/>
-          <w:numId w:val="11"/>
-        </w:numPr>
-        <w:spacing w:before="100" w:beforeAutospacing="1" w:after="100" w:afterAutospacing="1" w:line="240" w:lineRule="auto"/>
-        <w:rPr>
-          <w:rFonts w:eastAsia="Times New Roman" w:cstheme="minorHAnsi"/>
-          <w:sz w:val="24"/>
-          <w:szCs w:val="24"/>
-          <w:lang w:eastAsia="es-BO"/>
-        </w:rPr>
-      </w:pPr>
-      <w:r>
-        <w:rPr>
-          <w:rFonts w:eastAsia="Times New Roman" w:cstheme="minorHAnsi"/>
-          <w:sz w:val="24"/>
-          <w:szCs w:val="24"/>
-          <w:lang w:eastAsia="es-BO"/>
-        </w:rPr>
-        <w:t>Considere casos extremos.</w:t>
-      </w:r>
-    </w:p>
-    <w:p>
-      <w:pPr>
-        <w:numPr>
-          <w:ilvl w:val="0"/>
-          <w:numId w:val="11"/>
-        </w:numPr>
-        <w:spacing w:before="100" w:beforeAutospacing="1" w:after="100" w:afterAutospacing="1" w:line="240" w:lineRule="auto"/>
-        <w:rPr>
-          <w:rFonts w:eastAsia="Times New Roman" w:cstheme="minorHAnsi"/>
-          <w:sz w:val="24"/>
-          <w:szCs w:val="24"/>
-          <w:lang w:eastAsia="es-BO"/>
-        </w:rPr>
-      </w:pPr>
-      <w:r>
-        <w:rPr>
-          <w:rFonts w:eastAsia="Times New Roman" w:cstheme="minorHAnsi"/>
-          <w:sz w:val="24"/>
-          <w:szCs w:val="24"/>
-          <w:lang w:eastAsia="es-BO"/>
-        </w:rPr>
-        <w:t>Verifique que el archivo tenga la extensión correcta.</w:t>
-      </w:r>
-    </w:p>
-    <w:p>
-      <w:pPr>
-        <w:spacing w:after="0" w:line="240" w:lineRule="auto"/>
-        <w:rPr>
-          <w:rFonts w:eastAsia="Times New Roman" w:cstheme="minorHAnsi"/>
-          <w:sz w:val="24"/>
-          <w:szCs w:val="24"/>
-          <w:lang w:eastAsia="es-BO"/>
-        </w:rPr>
-      </w:pPr>
-    </w:p>
-    <w:p>
-      <w:pPr>
-        <w:spacing w:before="100" w:beforeAutospacing="1" w:after="100" w:afterAutospacing="1" w:line="240" w:lineRule="auto"/>
-        <w:outlineLvl w:val="0"/>
-        <w:rPr>
-          <w:rFonts w:eastAsia="Times New Roman" w:cstheme="minorHAnsi"/>
-          <w:b/>
-          <w:bCs/>
-          <w:kern w:val="36"/>
-          <w:sz w:val="48"/>
-          <w:szCs w:val="48"/>
-          <w:lang w:eastAsia="es-BO"/>
-        </w:rPr>
-      </w:pPr>
-      <w:r>
-        <w:rPr>
-          <w:rFonts w:eastAsia="Times New Roman" w:cstheme="minorHAnsi"/>
-          <w:b/>
-          <w:bCs/>
-          <w:kern w:val="36"/>
-          <w:sz w:val="48"/>
-          <w:szCs w:val="48"/>
-          <w:lang w:eastAsia="es-BO"/>
-        </w:rPr>
-        <w:t>13. Consideraciones Importantes</w:t>
-      </w:r>
-    </w:p>
-    <w:p>
-      <w:pPr>
-        <w:pStyle w:val="Sinespaciado"/>
-        <w:numPr>
-          <w:ilvl w:val="0"/>
-          <w:numId w:val="18"/>
-        </w:numPr>
-        <w:rPr>
-          <w:lang w:eastAsia="es-BO"/>
-        </w:rPr>
-      </w:pPr>
-      <w:r>
-        <w:rPr>
-          <w:lang w:eastAsia="es-BO"/>
-        </w:rPr>
-        <w:t>Verifique el formato de salida solicitado en el problema.</w:t>
-      </w:r>
-    </w:p>
-    <w:p>
-      <w:pPr>
-        <w:pStyle w:val="Sinespaciado"/>
-        <w:numPr>
-          <w:ilvl w:val="0"/>
-          <w:numId w:val="18"/>
-        </w:numPr>
-        <w:rPr>
-          <w:lang w:eastAsia="es-BO"/>
-        </w:rPr>
-      </w:pPr>
-      <w:r>
-        <w:rPr>
-          <w:lang w:eastAsia="es-BO"/>
-        </w:rPr>
-        <w:t>Utilice la extensión correcta para su lenguaje de programación.</w:t>
-      </w:r>
-    </w:p>
-    <w:p>
-      <w:pPr>
-        <w:pStyle w:val="Sinespaciado"/>
-        <w:numPr>
-          <w:ilvl w:val="0"/>
-          <w:numId w:val="18"/>
-        </w:numPr>
-        <w:rPr>
-          <w:rFonts w:cstheme="minorHAnsi"/>
-        </w:rPr>
-      </w:pPr>
-      <w:r>
-        <w:rPr>
-          <w:lang w:eastAsia="es-BO"/>
-        </w:rPr>
-        <w:t>La decisión emitida por UPC-JUDGE será considerada válida para la competencia.</w:t>
-      </w:r>
+          <w:rFonts w:ascii="Arial" w:eastAsia="Times New Roman" w:hAnsi="Arial" w:cs="Arial"/>
+          <w:sz w:val="20"/>
+          <w:szCs w:val="20"/>
+          <w:lang w:eastAsia="es-BO"/>
+        </w:rPr>
+      </w:pPr>
     </w:p>
     <w:sectPr>
-      <w:footerReference w:type="default" r:id="rId7"/>
+      <w:headerReference w:type="default" r:id="rId19"/>
+      <w:footerReference w:type="default" r:id="rId20"/>
       <w:pgSz w:w="12240" w:h="15840" w:code="1"/>
       <w:pgMar w:top="1417" w:right="1701" w:bottom="1417" w:left="1701" w:header="708" w:footer="708" w:gutter="0"/>
       <w:cols w:space="708"/>
@@ -4719,6 +4748,11 @@
         <w:docPartUnique/>
       </w:docPartObj>
     </w:sdtPr>
+    <w:sdtEndPr>
+      <w:rPr>
+        <w:vertAlign w:val="superscript"/>
+      </w:rPr>
+    </w:sdtEndPr>
     <w:sdtContent>
       <w:p>
         <w:pPr>
@@ -4744,6 +4778,27 @@
           <w:fldChar w:fldCharType="end"/>
         </w:r>
       </w:p>
+      <w:p>
+        <w:pPr>
+          <w:pStyle w:val="Piedepgina"/>
+          <w:jc w:val="center"/>
+          <w:rPr>
+            <w:vertAlign w:val="superscript"/>
+          </w:rPr>
+        </w:pPr>
+        <w:r>
+          <w:rPr>
+            <w:vertAlign w:val="superscript"/>
+          </w:rPr>
+          <w:t>________________________________________________________________________________</w:t>
+        </w:r>
+        <w:r>
+          <w:rPr>
+            <w:vertAlign w:val="superscript"/>
+          </w:rPr>
+          <w:t>_____________________________________________</w:t>
+        </w:r>
+      </w:p>
     </w:sdtContent>
   </w:sdt>
   <w:p>
@@ -4779,6 +4834,140 @@
 </w:footnotes>
 </file>
 
+<file path=word/header1.xml><?xml version="1.0" encoding="utf-8"?>
+<w:hdr xmlns:wpc="http://schemas.microsoft.com/office/word/2010/wordprocessingCanvas" xmlns:cx="http://schemas.microsoft.com/office/drawing/2014/chartex" xmlns:cx1="http://schemas.microsoft.com/office/drawing/2015/9/8/chartex" xmlns:cx2="http://schemas.microsoft.com/office/drawing/2015/10/21/chartex" xmlns:cx3="http://schemas.microsoft.com/office/drawing/2016/5/9/chartex" xmlns:cx4="http://schemas.microsoft.com/office/drawing/2016/5/10/chartex" xmlns:cx5="http://schemas.microsoft.com/office/drawing/2016/5/11/chartex" xmlns:cx6="http://schemas.microsoft.com/office/drawing/2016/5/12/chartex" xmlns:cx7="http://schemas.microsoft.com/office/drawing/2016/5/13/chartex" xmlns:cx8="http://schemas.microsoft.com/office/drawing/2016/5/14/chartex" xmlns:mc="http://schemas.openxmlformats.org/markup-compatibility/2006" xmlns:aink="http://schemas.microsoft.com/office/drawing/2016/ink" xmlns:am3d="http://schemas.microsoft.com/office/drawing/2017/model3d" xmlns:o="urn:schemas-microsoft-com:office:office" xmlns:r="http://schemas.openxmlformats.org/officeDocument/2006/relationships" xmlns:m="http://schemas.openxmlformats.org/officeDocument/2006/math" xmlns:v="urn:schemas-microsoft-com:vml" xmlns:wp14="http://schemas.microsoft.com/office/word/2010/wordprocessingDrawing" xmlns:wp="http://schemas.openxmlformats.org/drawingml/2006/wordprocessingDrawing" xmlns:w10="urn:schemas-microsoft-com:office:word" xmlns:w="http://schemas.openxmlformats.org/wordprocessingml/2006/main" xmlns:w14="http://schemas.microsoft.com/office/word/2010/wordml" xmlns:w15="http://schemas.microsoft.com/office/word/2012/wordml" xmlns:w16cex="http://schemas.microsoft.com/office/word/2018/wordml/cex" xmlns:w16cid="http://schemas.microsoft.com/office/word/2016/wordml/cid" xmlns:w16="http://schemas.microsoft.com/office/word/2018/wordml" xmlns:w16sdtdh="http://schemas.microsoft.com/office/word/2020/wordml/sdtdatahash" xmlns:w16se="http://schemas.microsoft.com/office/word/2015/wordml/symex" xmlns:wpg="http://schemas.microsoft.com/office/word/2010/wordprocessingGroup" xmlns:wpi="http://schemas.microsoft.com/office/word/2010/wordprocessingInk" xmlns:wne="http://schemas.microsoft.com/office/word/2006/wordml" xmlns:wps="http://schemas.microsoft.com/office/word/2010/wordprocessingShape" mc:Ignorable="w14 w15 w16se w16cid w16 w16cex w16sdtdh wp14">
+  <w:p>
+    <w:pPr>
+      <w:pStyle w:val="Encabezado"/>
+      <w:jc w:val="center"/>
+      <w:rPr>
+        <w:lang w:val="es-MX"/>
+      </w:rPr>
+    </w:pPr>
+    <w:r>
+      <w:rPr>
+        <w:rFonts w:eastAsia="Times New Roman" w:cstheme="minorHAnsi"/>
+        <w:b/>
+        <w:bCs/>
+        <w:noProof/>
+        <w:kern w:val="36"/>
+        <w:sz w:val="48"/>
+        <w:szCs w:val="48"/>
+        <w:lang w:eastAsia="es-BO"/>
+      </w:rPr>
+      <w:drawing>
+        <wp:anchor distT="0" distB="0" distL="114300" distR="114300" simplePos="0" relativeHeight="251659264" behindDoc="1" locked="0" layoutInCell="1" allowOverlap="1" wp14:anchorId="00CA2C74" wp14:editId="40A353E0">
+          <wp:simplePos x="0" y="0"/>
+          <wp:positionH relativeFrom="margin">
+            <wp:posOffset>0</wp:posOffset>
+          </wp:positionH>
+          <wp:positionV relativeFrom="paragraph">
+            <wp:posOffset>-108916</wp:posOffset>
+          </wp:positionV>
+          <wp:extent cx="485030" cy="332051"/>
+          <wp:effectExtent l="0" t="0" r="0" b="0"/>
+          <wp:wrapNone/>
+          <wp:docPr id="2" name="Imagen 2"/>
+          <wp:cNvGraphicFramePr>
+            <a:graphicFrameLocks xmlns:a="http://schemas.openxmlformats.org/drawingml/2006/main" noChangeAspect="1"/>
+          </wp:cNvGraphicFramePr>
+          <a:graphic xmlns:a="http://schemas.openxmlformats.org/drawingml/2006/main">
+            <a:graphicData uri="http://schemas.openxmlformats.org/drawingml/2006/picture">
+              <pic:pic xmlns:pic="http://schemas.openxmlformats.org/drawingml/2006/picture">
+                <pic:nvPicPr>
+                  <pic:cNvPr id="0" name="Picture 2"/>
+                  <pic:cNvPicPr>
+                    <a:picLocks noChangeAspect="1" noChangeArrowheads="1"/>
+                  </pic:cNvPicPr>
+                </pic:nvPicPr>
+                <pic:blipFill>
+                  <a:blip r:embed="rId1" cstate="print">
+                    <a:extLst>
+                      <a:ext uri="{28A0092B-C50C-407E-A947-70E740481C1C}">
+                        <a14:useLocalDpi xmlns:a14="http://schemas.microsoft.com/office/drawing/2010/main" val="0"/>
+                      </a:ext>
+                    </a:extLst>
+                  </a:blip>
+                  <a:srcRect/>
+                  <a:stretch>
+                    <a:fillRect/>
+                  </a:stretch>
+                </pic:blipFill>
+                <pic:spPr bwMode="auto">
+                  <a:xfrm>
+                    <a:off x="0" y="0"/>
+                    <a:ext cx="485030" cy="332051"/>
+                  </a:xfrm>
+                  <a:prstGeom prst="rect">
+                    <a:avLst/>
+                  </a:prstGeom>
+                  <a:noFill/>
+                  <a:ln>
+                    <a:noFill/>
+                  </a:ln>
+                </pic:spPr>
+              </pic:pic>
+            </a:graphicData>
+          </a:graphic>
+          <wp14:sizeRelH relativeFrom="page">
+            <wp14:pctWidth>0</wp14:pctWidth>
+          </wp14:sizeRelH>
+          <wp14:sizeRelV relativeFrom="page">
+            <wp14:pctHeight>0</wp14:pctHeight>
+          </wp14:sizeRelV>
+        </wp:anchor>
+      </w:drawing>
+    </w:r>
+    <w:r>
+      <w:rPr>
+        <w:b/>
+        <w:bCs/>
+        <w:sz w:val="20"/>
+        <w:szCs w:val="20"/>
+        <w:lang w:val="es-MX"/>
+      </w:rPr>
+      <w:t xml:space="preserve"> </w:t>
+    </w:r>
+    <w:r>
+      <w:rPr>
+        <w:rFonts w:ascii="SansSerifBookFLF" w:hAnsi="SansSerifBookFLF"/>
+        <w:b/>
+        <w:bCs/>
+        <w:sz w:val="20"/>
+        <w:szCs w:val="20"/>
+        <w:lang w:val="es-MX"/>
+      </w:rPr>
+      <w:t>UPC-Judge Manual Team 2026</w:t>
+    </w:r>
+    <w:r>
+      <w:rPr>
+        <w:rFonts w:ascii="SansSerifBookFLF" w:hAnsi="SansSerifBookFLF"/>
+        <w:b/>
+        <w:bCs/>
+        <w:sz w:val="20"/>
+        <w:szCs w:val="20"/>
+        <w:lang w:val="es-MX"/>
+      </w:rPr>
+      <w:br/>
+    </w:r>
+    <w:r>
+      <w:rPr>
+        <w:vertAlign w:val="superscript"/>
+        <w:lang w:val="es-MX"/>
+      </w:rPr>
+      <w:t>__________</w:t>
+    </w:r>
+    <w:r>
+      <w:rPr>
+        <w:vertAlign w:val="superscript"/>
+        <w:lang w:val="es-MX"/>
+      </w:rPr>
+      <w:t>____________________________________________________________________________________________________________________</w:t>
+    </w:r>
+  </w:p>
+</w:hdr>
+</file>
+
 <file path=word/numbering.xml><?xml version="1.0" encoding="utf-8"?>
 <w:numbering xmlns:wpc="http://schemas.microsoft.com/office/word/2010/wordprocessingCanvas" xmlns:cx="http://schemas.microsoft.com/office/drawing/2014/chartex" xmlns:cx1="http://schemas.microsoft.com/office/drawing/2015/9/8/chartex" xmlns:cx2="http://schemas.microsoft.com/office/drawing/2015/10/21/chartex" xmlns:cx3="http://schemas.microsoft.com/office/drawing/2016/5/9/chartex" xmlns:cx4="http://schemas.microsoft.com/office/drawing/2016/5/10/chartex" xmlns:cx5="http://schemas.microsoft.com/office/drawing/2016/5/11/chartex" xmlns:cx6="http://schemas.microsoft.com/office/drawing/2016/5/12/chartex" xmlns:cx7="http://schemas.microsoft.com/office/drawing/2016/5/13/chartex" xmlns:cx8="http://schemas.microsoft.com/office/drawing/2016/5/14/chartex" xmlns:mc="http://schemas.openxmlformats.org/markup-compatibility/2006" xmlns:aink="http://schemas.microsoft.com/office/drawing/2016/ink" xmlns:am3d="http://schemas.microsoft.com/office/drawing/2017/model3d" xmlns:o="urn:schemas-microsoft-com:office:office" xmlns:r="http://schemas.openxmlformats.org/officeDocument/2006/relationships" xmlns:m="http://schemas.openxmlformats.org/officeDocument/2006/math" xmlns:v="urn:schemas-microsoft-com:vml" xmlns:wp14="http://schemas.microsoft.com/office/word/2010/wordprocessingDrawing" xmlns:wp="http://schemas.openxmlformats.org/drawingml/2006/wordprocessingDrawing" xmlns:w10="urn:schemas-microsoft-com:office:word" xmlns:w="http://schemas.openxmlformats.org/wordprocessingml/2006/main" xmlns:w14="http://schemas.microsoft.com/office/word/2010/wordml" xmlns:w15="http://schemas.microsoft.com/office/word/2012/wordml" xmlns:w16cex="http://schemas.microsoft.com/office/word/2018/wordml/cex" xmlns:w16cid="http://schemas.microsoft.com/office/word/2016/wordml/cid" xmlns:w16="http://schemas.microsoft.com/office/word/2018/wordml" xmlns:w16sdtdh="http://schemas.microsoft.com/office/word/2020/wordml/sdtdatahash" xmlns:w16se="http://schemas.microsoft.com/office/word/2015/wordml/symex" xmlns:wpg="http://schemas.microsoft.com/office/word/2010/wordprocessingGroup" xmlns:wpi="http://schemas.microsoft.com/office/word/2010/wordprocessingInk" xmlns:wne="http://schemas.microsoft.com/office/word/2006/wordml" xmlns:wps="http://schemas.microsoft.com/office/word/2010/wordprocessingShape" mc:Ignorable="w14 w15 w16se w16cid w16 w16cex w16sdtdh wp14">
   <w:abstractNum w:abstractNumId="0" w15:restartNumberingAfterBreak="0">
@@ -5457,7 +5646,7 @@
   <w:abstractNum w:abstractNumId="5" w15:restartNumberingAfterBreak="0">
     <w:nsid w:val="1BAE08CA"/>
     <w:multiLevelType w:val="hybridMultilevel"/>
-    <w:tmpl w:val="287CA906"/>
+    <w:tmpl w:val="77E64966"/>
     <w:lvl w:ilvl="0" w:tplc="400A000F">
       <w:start w:val="1"/>
       <w:numFmt w:val="decimal"/>
@@ -8792,6 +8981,17 @@
       <w:szCs w:val="20"/>
     </w:rPr>
   </w:style>
+  <w:style w:type="character" w:styleId="nfasis">
+    <w:name w:val="Emphasis"/>
+    <w:basedOn w:val="Fuentedeprrafopredeter"/>
+    <w:uiPriority w:val="20"/>
+    <w:qFormat/>
+    <w:rsid w:val="00082156"/>
+    <w:rPr>
+      <w:i/>
+      <w:iCs/>
+    </w:rPr>
+  </w:style>
 </w:styles>
 </file>
 
